--- a/docs/HDSD-phan-quyen-khoa-phong.docx
+++ b/docs/HDSD-phan-quyen-khoa-phong.docx
@@ -2508,6 +2508,159 @@
           </w:p>
         </w:tc>
       </w:tr>
+      <w:tr>
+        <w:tc>
+          <w:tcPr>
+            <w:tcW w:type="dxa" w:w="2880"/>
+          </w:tcPr>
+          <w:p>
+            <w:r/>
+            <w:r>
+              <w:rPr>
+                <w:b w:val="0"/>
+                <w:i w:val="0"/>
+              </w:rPr>
+              <w:t xml:space="preserve">Khách báo </w:t>
+            </w:r>
+            <w:r>
+              <w:rPr>
+                <w:b/>
+                <w:i w:val="0"/>
+              </w:rPr>
+              <w:t>"Tài khoản chưa được kích hoạt"</w:t>
+            </w:r>
+          </w:p>
+        </w:tc>
+        <w:tc>
+          <w:tcPr>
+            <w:tcW w:type="dxa" w:w="2880"/>
+          </w:tcPr>
+          <w:p>
+            <w:r/>
+            <w:r>
+              <w:rPr>
+                <w:b w:val="0"/>
+                <w:i w:val="0"/>
+              </w:rPr>
+              <w:t>Tài khoản đã cấp nhưng chưa gán khoa và chưa bật</w:t>
+            </w:r>
+          </w:p>
+        </w:tc>
+        <w:tc>
+          <w:tcPr>
+            <w:tcW w:type="dxa" w:w="2880"/>
+          </w:tcPr>
+          <w:p>
+            <w:r/>
+            <w:r>
+              <w:rPr>
+                <w:b w:val="0"/>
+                <w:i w:val="0"/>
+              </w:rPr>
+              <w:t xml:space="preserve">Làm </w:t>
+            </w:r>
+            <w:r>
+              <w:rPr>
+                <w:b/>
+                <w:i w:val="0"/>
+              </w:rPr>
+              <w:t>bước 4</w:t>
+            </w:r>
+            <w:r>
+              <w:rPr>
+                <w:b w:val="0"/>
+                <w:i w:val="0"/>
+              </w:rPr>
+              <w:t xml:space="preserve"> — gán khoa phòng rồi tích Hoạt động</w:t>
+            </w:r>
+          </w:p>
+        </w:tc>
+      </w:tr>
+      <w:tr>
+        <w:tc>
+          <w:tcPr>
+            <w:tcW w:type="dxa" w:w="2880"/>
+          </w:tcPr>
+          <w:p>
+            <w:r/>
+            <w:r>
+              <w:rPr>
+                <w:b w:val="0"/>
+                <w:i w:val="0"/>
+              </w:rPr>
+              <w:t xml:space="preserve">Khách báo </w:t>
+            </w:r>
+            <w:r>
+              <w:rPr>
+                <w:b/>
+                <w:i w:val="0"/>
+              </w:rPr>
+              <w:t>"Tài khoản chưa gắn với khách hàng nào"</w:t>
+            </w:r>
+          </w:p>
+        </w:tc>
+        <w:tc>
+          <w:tcPr>
+            <w:tcW w:type="dxa" w:w="2880"/>
+          </w:tcPr>
+          <w:p>
+            <w:r/>
+            <w:r>
+              <w:rPr>
+                <w:b w:val="0"/>
+                <w:i w:val="0"/>
+              </w:rPr>
+              <w:t xml:space="preserve">Tài khoản </w:t>
+            </w:r>
+            <w:r>
+              <w:rPr>
+                <w:b/>
+                <w:i w:val="0"/>
+              </w:rPr>
+              <w:t>không có</w:t>
+            </w:r>
+            <w:r>
+              <w:rPr>
+                <w:b w:val="0"/>
+                <w:i w:val="0"/>
+              </w:rPr>
+              <w:t xml:space="preserve"> bản ghi Thành viên cổng nào — lỗi cấu hình</w:t>
+            </w:r>
+          </w:p>
+        </w:tc>
+        <w:tc>
+          <w:tcPr>
+            <w:tcW w:type="dxa" w:w="2880"/>
+          </w:tcPr>
+          <w:p>
+            <w:r/>
+            <w:r>
+              <w:rPr>
+                <w:b w:val="0"/>
+                <w:i w:val="0"/>
+              </w:rPr>
+              <w:t xml:space="preserve">Tạo </w:t>
+            </w:r>
+            <w:r>
+              <w:rPr>
+                <w:rFonts w:ascii="Consolas" w:hAnsi="Consolas"/>
+                <w:b w:val="0"/>
+                <w:i w:val="0"/>
+                <w:color w:val="B03030"/>
+                <w:sz w:val="19"/>
+              </w:rPr>
+              <w:t>Portal Member</w:t>
+            </w:r>
+            <w:r>
+              <w:rPr>
+                <w:b w:val="0"/>
+                <w:i w:val="0"/>
+              </w:rPr>
+              <w:t xml:space="preserve"> cho tài khoản đó. Hai thông báo này khác nhau, đừng nhầm</w:t>
+            </w:r>
+          </w:p>
+        </w:tc>
+      </w:tr>
     </w:tbl>
     <w:p/>
     <w:p>
@@ -2801,35 +2954,51 @@
           <w:b w:val="0"/>
           <w:i w:val="0"/>
         </w:rPr>
-        <w:t xml:space="preserve"> Nhân viên khoa vẫn thấy toàn bộ màn Kho. Thuộc bước 8 của thiết kế. </w:t>
+        <w:t xml:space="preserve"> Nhân viên khoa vẫn thấy toàn bộ màn Kho — thuộc bước 8 của thiết kế.</w:t>
+      </w:r>
+    </w:p>
+    <w:p>
+      <w:r>
+        <w:rPr>
+          <w:b/>
+          <w:i w:val="0"/>
+        </w:rPr>
+        <w:t>Điều này có hệ quả cần biết, không phải chi tiết kỹ thuật:</w:t>
+      </w:r>
+      <w:r>
+        <w:rPr>
+          <w:b w:val="0"/>
+          <w:i w:val="0"/>
+        </w:rPr>
+        <w:t xml:space="preserve"> phiếu nhập kho có ghi số đơn hàng sinh ra nó. Nên tới khi bước 8 xong, một nhân viên khoa vẫn có thể mở màn Kho, xem phiếu nhập và </w:t>
       </w:r>
       <w:r>
         <w:rPr>
           <w:b/>
           <w:i w:val="0"/>
         </w:rPr>
-        <w:t>Và có một việc phải sửa trước khi làm bước đó:</w:t>
+        <w:t>đọc được số đơn của khoa khác</w:t>
       </w:r>
       <w:r>
         <w:rPr>
           <w:b w:val="0"/>
           <w:i w:val="0"/>
         </w:rPr>
-        <w:t xml:space="preserve"> hai chỗ trong module kho đang giả định mọi khoa phòng đều gắn kho, nên một khoa phòng </w:t>
+        <w:t xml:space="preserve"> kèm mặt hàng và tổng tiền của đợt giao đó. Họ không mở được chính đơn hàng, nhưng cách ly theo khoa </w:t>
       </w:r>
       <w:r>
         <w:rPr>
           <w:b/>
           <w:i w:val="0"/>
         </w:rPr>
-        <w:t>không gắn kho</w:t>
+        <w:t>chưa trọn vẹn</w:t>
       </w:r>
       <w:r>
         <w:rPr>
           <w:b w:val="0"/>
           <w:i w:val="0"/>
         </w:rPr>
-        <w:t xml:space="preserve"> sẽ báo lỗi quyền khi thao tác. Chưa hỏng vì chưa ai tạo khoa phòng như vậy — nhưng sẽ hỏng đúng lần đầu bật cho một bệnh viện chưa mở kho.</w:t>
+        <w:t xml:space="preserve"> chừng nào bước 8 chưa chạy. Nếu bệnh viện hỏi, đừng nói là đã cách ly xong.</w:t>
       </w:r>
     </w:p>
     <w:p>

--- a/docs/HDSD-phan-quyen-khoa-phong.docx
+++ b/docs/HDSD-phan-quyen-khoa-phong.docx
@@ -2035,7 +2035,1476 @@
         <w:pStyle w:val="Heading2"/>
       </w:pPr>
       <w:r>
-        <w:t>4. Gặp lỗi thì tra ở đây</w:t>
+        <w:t>4. Luồng đề xuất mua — nhân viên đề xuất, quản lý duyệt</w:t>
+      </w:r>
+    </w:p>
+    <w:p>
+      <w:r>
+        <w:rPr>
+          <w:b/>
+          <w:i w:val="0"/>
+        </w:rPr>
+        <w:t>Đây là phần mới nhất, và là lý do cả đề án tồn tại.</w:t>
+      </w:r>
+      <w:r>
+        <w:rPr>
+          <w:b w:val="0"/>
+          <w:i w:val="0"/>
+        </w:rPr>
+        <w:t xml:space="preserve"> Trước đây một bệnh viện một tài khoản, ai cũng đặt hàng thẳng. Giờ nhân viên khoa </w:t>
+      </w:r>
+      <w:r>
+        <w:rPr>
+          <w:b/>
+          <w:i w:val="0"/>
+        </w:rPr>
+        <w:t>đề xuất</w:t>
+      </w:r>
+      <w:r>
+        <w:rPr>
+          <w:b w:val="0"/>
+          <w:i w:val="0"/>
+        </w:rPr>
+        <w:t xml:space="preserve">, quản lý </w:t>
+      </w:r>
+      <w:r>
+        <w:rPr>
+          <w:b/>
+          <w:i w:val="0"/>
+        </w:rPr>
+        <w:t>duyệt</w:t>
+      </w:r>
+      <w:r>
+        <w:rPr>
+          <w:b w:val="0"/>
+          <w:i w:val="0"/>
+        </w:rPr>
+        <w:t>, rồi đơn mới sang Miyano.</w:t>
+      </w:r>
+    </w:p>
+    <w:p>
+      <w:pPr>
+        <w:pStyle w:val="Heading3"/>
+      </w:pPr>
+      <w:r>
+        <w:t>Ai làm được gì</w:t>
+      </w:r>
+    </w:p>
+    <w:tbl>
+      <w:tblPr>
+        <w:tblStyle w:val="TableGrid"/>
+        <w:tblW w:type="auto" w:w="0"/>
+        <w:tblLook w:firstColumn="1" w:firstRow="1" w:lastColumn="0" w:lastRow="0" w:noHBand="0" w:noVBand="1" w:val="04A0"/>
+      </w:tblPr>
+      <w:tblGrid>
+        <w:gridCol w:w="2880"/>
+        <w:gridCol w:w="2880"/>
+        <w:gridCol w:w="2880"/>
+      </w:tblGrid>
+      <w:tr>
+        <w:tc>
+          <w:tcPr>
+            <w:tcW w:type="dxa" w:w="2880"/>
+          </w:tcPr>
+          <w:p>
+            <w:r>
+              <w:rPr>
+                <w:b/>
+              </w:rPr>
+            </w:r>
+            <w:r>
+              <w:rPr>
+                <w:b/>
+                <w:i w:val="0"/>
+              </w:rPr>
+              <w:t>Việc</w:t>
+            </w:r>
+          </w:p>
+        </w:tc>
+        <w:tc>
+          <w:tcPr>
+            <w:tcW w:type="dxa" w:w="2880"/>
+          </w:tcPr>
+          <w:p>
+            <w:r>
+              <w:rPr>
+                <w:b/>
+              </w:rPr>
+            </w:r>
+            <w:r>
+              <w:rPr>
+                <w:b/>
+                <w:i w:val="0"/>
+              </w:rPr>
+              <w:t>Nhân viên khoa</w:t>
+            </w:r>
+          </w:p>
+        </w:tc>
+        <w:tc>
+          <w:tcPr>
+            <w:tcW w:type="dxa" w:w="2880"/>
+          </w:tcPr>
+          <w:p>
+            <w:r>
+              <w:rPr>
+                <w:b/>
+              </w:rPr>
+            </w:r>
+            <w:r>
+              <w:rPr>
+                <w:b/>
+                <w:i w:val="0"/>
+              </w:rPr>
+              <w:t>Quản lý</w:t>
+            </w:r>
+          </w:p>
+        </w:tc>
+      </w:tr>
+      <w:tr>
+        <w:tc>
+          <w:tcPr>
+            <w:tcW w:type="dxa" w:w="2880"/>
+          </w:tcPr>
+          <w:p>
+            <w:r/>
+            <w:r>
+              <w:rPr>
+                <w:b w:val="0"/>
+                <w:i w:val="0"/>
+              </w:rPr>
+              <w:t>Lập phiếu đề xuất</w:t>
+            </w:r>
+          </w:p>
+        </w:tc>
+        <w:tc>
+          <w:tcPr>
+            <w:tcW w:type="dxa" w:w="2880"/>
+          </w:tcPr>
+          <w:p>
+            <w:r/>
+            <w:r>
+              <w:rPr>
+                <w:b w:val="0"/>
+                <w:i w:val="0"/>
+              </w:rPr>
+              <w:t>✔</w:t>
+            </w:r>
+          </w:p>
+        </w:tc>
+        <w:tc>
+          <w:tcPr>
+            <w:tcW w:type="dxa" w:w="2880"/>
+          </w:tcPr>
+          <w:p>
+            <w:r/>
+            <w:r>
+              <w:rPr>
+                <w:b w:val="0"/>
+                <w:i w:val="0"/>
+              </w:rPr>
+              <w:t>✔ (qua giỏ hàng)</w:t>
+            </w:r>
+          </w:p>
+        </w:tc>
+      </w:tr>
+      <w:tr>
+        <w:tc>
+          <w:tcPr>
+            <w:tcW w:type="dxa" w:w="2880"/>
+          </w:tcPr>
+          <w:p>
+            <w:r/>
+            <w:r>
+              <w:rPr>
+                <w:b w:val="0"/>
+                <w:i w:val="0"/>
+              </w:rPr>
+              <w:t xml:space="preserve">Sửa số lượng khi phiếu còn </w:t>
+            </w:r>
+            <w:r>
+              <w:rPr>
+                <w:b/>
+                <w:i w:val="0"/>
+              </w:rPr>
+              <w:t>Nháp</w:t>
+            </w:r>
+          </w:p>
+        </w:tc>
+        <w:tc>
+          <w:tcPr>
+            <w:tcW w:type="dxa" w:w="2880"/>
+          </w:tcPr>
+          <w:p>
+            <w:r/>
+            <w:r>
+              <w:rPr>
+                <w:b w:val="0"/>
+                <w:i w:val="0"/>
+              </w:rPr>
+              <w:t>✔</w:t>
+            </w:r>
+          </w:p>
+        </w:tc>
+        <w:tc>
+          <w:tcPr>
+            <w:tcW w:type="dxa" w:w="2880"/>
+          </w:tcPr>
+          <w:p>
+            <w:r/>
+            <w:r>
+              <w:rPr>
+                <w:b w:val="0"/>
+                <w:i w:val="0"/>
+              </w:rPr>
+              <w:t>✔</w:t>
+            </w:r>
+          </w:p>
+        </w:tc>
+      </w:tr>
+      <w:tr>
+        <w:tc>
+          <w:tcPr>
+            <w:tcW w:type="dxa" w:w="2880"/>
+          </w:tcPr>
+          <w:p>
+            <w:r/>
+            <w:r>
+              <w:rPr>
+                <w:b w:val="0"/>
+                <w:i w:val="0"/>
+              </w:rPr>
+              <w:t xml:space="preserve">Xoá phiếu </w:t>
+            </w:r>
+            <w:r>
+              <w:rPr>
+                <w:b/>
+                <w:i w:val="0"/>
+              </w:rPr>
+              <w:t>Nháp</w:t>
+            </w:r>
+          </w:p>
+        </w:tc>
+        <w:tc>
+          <w:tcPr>
+            <w:tcW w:type="dxa" w:w="2880"/>
+          </w:tcPr>
+          <w:p>
+            <w:r/>
+            <w:r>
+              <w:rPr>
+                <w:b w:val="0"/>
+                <w:i w:val="0"/>
+              </w:rPr>
+              <w:t>✔ (phiếu của mình)</w:t>
+            </w:r>
+          </w:p>
+        </w:tc>
+        <w:tc>
+          <w:tcPr>
+            <w:tcW w:type="dxa" w:w="2880"/>
+          </w:tcPr>
+          <w:p>
+            <w:r/>
+            <w:r>
+              <w:rPr>
+                <w:b w:val="0"/>
+                <w:i w:val="0"/>
+              </w:rPr>
+              <w:t>✔</w:t>
+            </w:r>
+          </w:p>
+        </w:tc>
+      </w:tr>
+      <w:tr>
+        <w:tc>
+          <w:tcPr>
+            <w:tcW w:type="dxa" w:w="2880"/>
+          </w:tcPr>
+          <w:p>
+            <w:r/>
+            <w:r>
+              <w:rPr>
+                <w:b w:val="0"/>
+                <w:i w:val="0"/>
+              </w:rPr>
+              <w:t>Gửi duyệt</w:t>
+            </w:r>
+          </w:p>
+        </w:tc>
+        <w:tc>
+          <w:tcPr>
+            <w:tcW w:type="dxa" w:w="2880"/>
+          </w:tcPr>
+          <w:p>
+            <w:r/>
+            <w:r>
+              <w:rPr>
+                <w:b w:val="0"/>
+                <w:i w:val="0"/>
+              </w:rPr>
+              <w:t>✔ (phiếu của mình)</w:t>
+            </w:r>
+          </w:p>
+        </w:tc>
+        <w:tc>
+          <w:tcPr>
+            <w:tcW w:type="dxa" w:w="2880"/>
+          </w:tcPr>
+          <w:p>
+            <w:r/>
+            <w:r>
+              <w:rPr>
+                <w:b w:val="0"/>
+                <w:i w:val="0"/>
+              </w:rPr>
+              <w:t>—</w:t>
+            </w:r>
+          </w:p>
+        </w:tc>
+      </w:tr>
+      <w:tr>
+        <w:tc>
+          <w:tcPr>
+            <w:tcW w:type="dxa" w:w="2880"/>
+          </w:tcPr>
+          <w:p>
+            <w:r/>
+            <w:r>
+              <w:rPr>
+                <w:b w:val="0"/>
+                <w:i w:val="0"/>
+              </w:rPr>
+              <w:t>Duyệt / Từ chối</w:t>
+            </w:r>
+          </w:p>
+        </w:tc>
+        <w:tc>
+          <w:tcPr>
+            <w:tcW w:type="dxa" w:w="2880"/>
+          </w:tcPr>
+          <w:p>
+            <w:r/>
+            <w:r>
+              <w:rPr>
+                <w:b w:val="0"/>
+                <w:i w:val="0"/>
+              </w:rPr>
+              <w:t>✘</w:t>
+            </w:r>
+          </w:p>
+        </w:tc>
+        <w:tc>
+          <w:tcPr>
+            <w:tcW w:type="dxa" w:w="2880"/>
+          </w:tcPr>
+          <w:p>
+            <w:r/>
+            <w:r>
+              <w:rPr>
+                <w:b w:val="0"/>
+                <w:i w:val="0"/>
+              </w:rPr>
+              <w:t>✔</w:t>
+            </w:r>
+          </w:p>
+        </w:tc>
+      </w:tr>
+      <w:tr>
+        <w:tc>
+          <w:tcPr>
+            <w:tcW w:type="dxa" w:w="2880"/>
+          </w:tcPr>
+          <w:p>
+            <w:r/>
+            <w:r>
+              <w:rPr>
+                <w:b w:val="0"/>
+                <w:i w:val="0"/>
+              </w:rPr>
+              <w:t>Huỷ phiếu đã gửi</w:t>
+            </w:r>
+          </w:p>
+        </w:tc>
+        <w:tc>
+          <w:tcPr>
+            <w:tcW w:type="dxa" w:w="2880"/>
+          </w:tcPr>
+          <w:p>
+            <w:r/>
+            <w:r>
+              <w:rPr>
+                <w:b w:val="0"/>
+                <w:i w:val="0"/>
+              </w:rPr>
+              <w:t>✘</w:t>
+            </w:r>
+          </w:p>
+        </w:tc>
+        <w:tc>
+          <w:tcPr>
+            <w:tcW w:type="dxa" w:w="2880"/>
+          </w:tcPr>
+          <w:p>
+            <w:r/>
+            <w:r>
+              <w:rPr>
+                <w:b w:val="0"/>
+                <w:i w:val="0"/>
+              </w:rPr>
+              <w:t>✔</w:t>
+            </w:r>
+          </w:p>
+        </w:tc>
+      </w:tr>
+      <w:tr>
+        <w:tc>
+          <w:tcPr>
+            <w:tcW w:type="dxa" w:w="2880"/>
+          </w:tcPr>
+          <w:p>
+            <w:r/>
+            <w:r>
+              <w:rPr>
+                <w:b w:val="0"/>
+                <w:i w:val="0"/>
+              </w:rPr>
+              <w:t>Đặt hàng thẳng, không qua duyệt</w:t>
+            </w:r>
+          </w:p>
+        </w:tc>
+        <w:tc>
+          <w:tcPr>
+            <w:tcW w:type="dxa" w:w="2880"/>
+          </w:tcPr>
+          <w:p>
+            <w:r/>
+            <w:r>
+              <w:rPr>
+                <w:b w:val="0"/>
+                <w:i w:val="0"/>
+              </w:rPr>
+              <w:t>✘</w:t>
+            </w:r>
+          </w:p>
+        </w:tc>
+        <w:tc>
+          <w:tcPr>
+            <w:tcW w:type="dxa" w:w="2880"/>
+          </w:tcPr>
+          <w:p>
+            <w:r/>
+            <w:r>
+              <w:rPr>
+                <w:b w:val="0"/>
+                <w:i w:val="0"/>
+              </w:rPr>
+              <w:t>✔</w:t>
+            </w:r>
+          </w:p>
+        </w:tc>
+      </w:tr>
+    </w:tbl>
+    <w:p/>
+    <w:p>
+      <w:r>
+        <w:rPr>
+          <w:b/>
+          <w:i w:val="0"/>
+        </w:rPr>
+        <w:t>Nhân viên khoa không đặt hàng thẳng được nữa.</w:t>
+      </w:r>
+      <w:r>
+        <w:rPr>
+          <w:b w:val="0"/>
+          <w:i w:val="0"/>
+        </w:rPr>
+        <w:t xml:space="preserve"> Bấm đặt trên giỏ hàng sẽ nhận thông báo hướng sang chức năng gửi duyệt. Đây là thay đổi hành vi có chủ đích — nếu để họ đặt thẳng thì cổng duyệt chỉ là trang trí.</w:t>
+      </w:r>
+    </w:p>
+    <w:p>
+      <w:pPr>
+        <w:pStyle w:val="Heading3"/>
+      </w:pPr>
+      <w:r>
+        <w:t>Vòng đời một phiếu</w:t>
+      </w:r>
+    </w:p>
+    <w:p>
+      <w:pPr>
+        <w:ind w:left="360"/>
+      </w:pPr>
+      <w:r>
+        <w:rPr>
+          <w:rFonts w:ascii="Consolas" w:hAnsi="Consolas"/>
+          <w:sz w:val="18"/>
+        </w:rPr>
+        <w:t>Nháp ──Gửi duyệt──► Chờ duyệt ──Duyệt──► Đã duyệt ──► sinh đơn hàng gửi Miyano</w:t>
+        <w:br/>
+        <w:t xml:space="preserve"> │                      │</w:t>
+        <w:br/>
+        <w:t xml:space="preserve"> │                      └──Từ chối (bắt buộc ghi lý do)──► Từ chối ──sửa──► Chờ duyệt</w:t>
+        <w:br/>
+        <w:t xml:space="preserve"> └──Xoá thật                Chờ duyệt trở đi ──Huỷ──► Đã huỷ (phiếu còn nguyên)</w:t>
+      </w:r>
+    </w:p>
+    <w:p>
+      <w:r>
+        <w:rPr>
+          <w:b/>
+          <w:i w:val="0"/>
+        </w:rPr>
+        <w:t>Xoá và huỷ là hai việc khác nhau.</w:t>
+      </w:r>
+      <w:r>
+        <w:rPr>
+          <w:b w:val="0"/>
+          <w:i w:val="0"/>
+        </w:rPr>
+        <w:t xml:space="preserve"> Phiếu </w:t>
+      </w:r>
+      <w:r>
+        <w:rPr>
+          <w:b/>
+          <w:i w:val="0"/>
+        </w:rPr>
+        <w:t>Nháp</w:t>
+      </w:r>
+      <w:r>
+        <w:rPr>
+          <w:b w:val="0"/>
+          <w:i w:val="0"/>
+        </w:rPr>
+        <w:t xml:space="preserve"> chưa ai ngoài người lập nhìn thấy, chưa có mã — xoá thật khỏi hệ thống. Từ </w:t>
+      </w:r>
+      <w:r>
+        <w:rPr>
+          <w:b/>
+          <w:i w:val="0"/>
+        </w:rPr>
+        <w:t>Chờ duyệt</w:t>
+      </w:r>
+      <w:r>
+        <w:rPr>
+          <w:b w:val="0"/>
+          <w:i w:val="0"/>
+        </w:rPr>
+        <w:t xml:space="preserve"> trở đi phiếu đã có mã và đã vào hàng chờ của quản lý — chỉ </w:t>
+      </w:r>
+      <w:r>
+        <w:rPr>
+          <w:b/>
+          <w:i w:val="0"/>
+        </w:rPr>
+        <w:t>huỷ</w:t>
+      </w:r>
+      <w:r>
+        <w:rPr>
+          <w:b w:val="0"/>
+          <w:i w:val="0"/>
+        </w:rPr>
+        <w:t>, phiếu ở lại để truy vết. Nút trên màn hình ghi đúng việc đang làm: "Xoá" ở Nháp, "Huỷ phiếu" từ Chờ duyệt trở đi.</w:t>
+      </w:r>
+    </w:p>
+    <w:p>
+      <w:pPr>
+        <w:pStyle w:val="Heading3"/>
+      </w:pPr>
+      <w:r>
+        <w:t>Mã phiếu</w:t>
+      </w:r>
+    </w:p>
+    <w:p>
+      <w:pPr>
+        <w:ind w:left="360"/>
+      </w:pPr>
+      <w:r>
+        <w:rPr>
+          <w:rFonts w:ascii="Consolas" w:hAnsi="Consolas"/>
+          <w:sz w:val="18"/>
+        </w:rPr>
+        <w:t>BM-HUYETHOC-260819-01</w:t>
+        <w:br/>
+        <w:t>│   │        │      └─ số thứ tự trong ngày của chính khoa đó</w:t>
+        <w:br/>
+        <w:t>│   │        └─ ngày gửi duyệt (YYMMDD)</w:t>
+        <w:br/>
+        <w:t>│   └─ mã khoa phòng</w:t>
+        <w:br/>
+        <w:t>└─ mã ngắn bệnh viện</w:t>
+      </w:r>
+    </w:p>
+    <w:p>
+      <w:r>
+        <w:rPr>
+          <w:b/>
+          <w:i w:val="0"/>
+        </w:rPr>
+        <w:t>Mã sinh lúc bấm Gửi duyệt</w:t>
+      </w:r>
+      <w:r>
+        <w:rPr>
+          <w:b w:val="0"/>
+          <w:i w:val="0"/>
+        </w:rPr>
+        <w:t xml:space="preserve">, không sớm hơn — lúc còn Nháp giỏ hàng vẫn đang đổi. Sinh </w:t>
+      </w:r>
+      <w:r>
+        <w:rPr>
+          <w:b/>
+          <w:i w:val="0"/>
+        </w:rPr>
+        <w:t>đúng một lần</w:t>
+      </w:r>
+      <w:r>
+        <w:rPr>
+          <w:b w:val="0"/>
+          <w:i w:val="0"/>
+        </w:rPr>
+        <w:t>: phiếu bị từ chối rồi gửi lại vẫn giữ mã cũ, vì quản lý và khoa đã gọi tên nó bằng mã đó trong lúc trao đổi. Không sửa tay được.</w:t>
+      </w:r>
+    </w:p>
+    <w:p>
+      <w:r>
+        <w:rPr>
+          <w:b w:val="0"/>
+          <w:i w:val="0"/>
+        </w:rPr>
+        <w:t>Vượt 99 phiếu cùng khoa trong một ngày thì tràn sang 3 chữ số (</w:t>
+      </w:r>
+      <w:r>
+        <w:rPr>
+          <w:rFonts w:ascii="Consolas" w:hAnsi="Consolas"/>
+          <w:b w:val="0"/>
+          <w:i w:val="0"/>
+          <w:color w:val="B03030"/>
+          <w:sz w:val="19"/>
+        </w:rPr>
+        <w:t>…-100</w:t>
+      </w:r>
+      <w:r>
+        <w:rPr>
+          <w:b w:val="0"/>
+          <w:i w:val="0"/>
+        </w:rPr>
+        <w:t>), không quay vòng — mã trùng tệ hơn mã dài.</w:t>
+      </w:r>
+    </w:p>
+    <w:p>
+      <w:r>
+        <w:rPr>
+          <w:b w:val="0"/>
+          <w:i w:val="0"/>
+        </w:rPr>
+        <w:t xml:space="preserve">Đơn quản lý đặt cho </w:t>
+      </w:r>
+      <w:r>
+        <w:rPr>
+          <w:b/>
+          <w:i w:val="0"/>
+        </w:rPr>
+        <w:t>toàn viện</w:t>
+      </w:r>
+      <w:r>
+        <w:rPr>
+          <w:b w:val="0"/>
+          <w:i w:val="0"/>
+        </w:rPr>
+        <w:t xml:space="preserve"> dùng mã khoa dành riêng </w:t>
+      </w:r>
+      <w:r>
+        <w:rPr>
+          <w:rFonts w:ascii="Consolas" w:hAnsi="Consolas"/>
+          <w:b w:val="0"/>
+          <w:i w:val="0"/>
+          <w:color w:val="B03030"/>
+          <w:sz w:val="19"/>
+        </w:rPr>
+        <w:t>CHUNG</w:t>
+      </w:r>
+      <w:r>
+        <w:rPr>
+          <w:b w:val="0"/>
+          <w:i w:val="0"/>
+        </w:rPr>
+        <w:t xml:space="preserve">: </w:t>
+      </w:r>
+      <w:r>
+        <w:rPr>
+          <w:rFonts w:ascii="Consolas" w:hAnsi="Consolas"/>
+          <w:b w:val="0"/>
+          <w:i w:val="0"/>
+          <w:color w:val="B03030"/>
+          <w:sz w:val="19"/>
+        </w:rPr>
+        <w:t>BM-CHUNG-260819-01</w:t>
+      </w:r>
+      <w:r>
+        <w:rPr>
+          <w:b w:val="0"/>
+          <w:i w:val="0"/>
+        </w:rPr>
+        <w:t>.</w:t>
+      </w:r>
+    </w:p>
+    <w:p>
+      <w:pPr>
+        <w:pStyle w:val="Heading3"/>
+      </w:pPr>
+      <w:r>
+        <w:t>Ba thứ ghi trên phiếu để sau này truy vết</w:t>
+      </w:r>
+    </w:p>
+    <w:p>
+      <w:r>
+        <w:rPr>
+          <w:b w:val="0"/>
+          <w:i w:val="0"/>
+        </w:rPr>
+        <w:t>Hiện ngay đầu phiếu, không phải đi tìm trong lịch sử:</w:t>
+      </w:r>
+    </w:p>
+    <w:p>
+      <w:pPr>
+        <w:pStyle w:val="ListBullet"/>
+      </w:pPr>
+      <w:r>
+        <w:rPr>
+          <w:b/>
+          <w:i w:val="0"/>
+        </w:rPr>
+        <w:t>Người yêu cầu</w:t>
+      </w:r>
+      <w:r>
+        <w:rPr>
+          <w:b w:val="0"/>
+          <w:i w:val="0"/>
+        </w:rPr>
+        <w:t xml:space="preserve"> — hệ thống ghi từ tài khoản thao tác, không gõ tay.</w:t>
+      </w:r>
+    </w:p>
+    <w:p>
+      <w:pPr>
+        <w:pStyle w:val="ListBullet"/>
+      </w:pPr>
+      <w:r>
+        <w:rPr>
+          <w:b/>
+          <w:i w:val="0"/>
+        </w:rPr>
+        <w:t>Thời điểm gửi</w:t>
+      </w:r>
+      <w:r>
+        <w:rPr>
+          <w:b w:val="0"/>
+          <w:i w:val="0"/>
+        </w:rPr>
+        <w:t xml:space="preserve"> — ghi lúc bấm Gửi duyệt, không phải lúc tạo nháp. Nháp soạn ba ngày rồi mới gửi thì mốc truy vết là lúc gửi.</w:t>
+      </w:r>
+    </w:p>
+    <w:p>
+      <w:pPr>
+        <w:pStyle w:val="ListBullet"/>
+      </w:pPr>
+      <w:r>
+        <w:rPr>
+          <w:b/>
+          <w:i w:val="0"/>
+        </w:rPr>
+        <w:t>Lý do yêu cầu</w:t>
+      </w:r>
+      <w:r>
+        <w:rPr>
+          <w:b w:val="0"/>
+          <w:i w:val="0"/>
+        </w:rPr>
+        <w:t xml:space="preserve"> — </w:t>
+      </w:r>
+      <w:r>
+        <w:rPr>
+          <w:b/>
+          <w:i w:val="0"/>
+        </w:rPr>
+        <w:t>bắt buộc khi Gửi duyệt</w:t>
+      </w:r>
+      <w:r>
+        <w:rPr>
+          <w:b w:val="0"/>
+          <w:i w:val="0"/>
+        </w:rPr>
+        <w:t>, không bắt lúc lưu nháp. Bắt điền ngay từ dòng đầu sẽ khiến người ta gõ "abc" cho xong.</w:t>
+      </w:r>
+    </w:p>
+    <w:p>
+      <w:pPr>
+        <w:pStyle w:val="Heading3"/>
+      </w:pPr>
+      <w:r>
+        <w:t>Quản lý duyệt như thế nào</w:t>
+      </w:r>
+    </w:p>
+    <w:p>
+      <w:r>
+        <w:rPr>
+          <w:b w:val="0"/>
+          <w:i w:val="0"/>
+        </w:rPr>
+        <w:t xml:space="preserve">Quản lý sửa được </w:t>
+      </w:r>
+      <w:r>
+        <w:rPr>
+          <w:b/>
+          <w:i w:val="0"/>
+        </w:rPr>
+        <w:t>cột Số lượng duyệt</w:t>
+      </w:r>
+      <w:r>
+        <w:rPr>
+          <w:b w:val="0"/>
+          <w:i w:val="0"/>
+        </w:rPr>
+        <w:t xml:space="preserve">, không sửa được cột Số lượng đề xuất — cột đó </w:t>
+      </w:r>
+      <w:r>
+        <w:rPr>
+          <w:b/>
+          <w:i w:val="0"/>
+        </w:rPr>
+        <w:t>khoá vĩnh viễn</w:t>
+      </w:r>
+      <w:r>
+        <w:rPr>
+          <w:b w:val="0"/>
+          <w:i w:val="0"/>
+        </w:rPr>
+        <w:t xml:space="preserve"> từ lúc khoa bấm gửi. Đó là cách hệ thống trả lời được câu "khoa xin gì / duyệt gì" mà không cần lưu hai bản dữ liệu song song.</w:t>
+      </w:r>
+    </w:p>
+    <w:p>
+      <w:pPr>
+        <w:pStyle w:val="ListBullet"/>
+      </w:pPr>
+      <w:r>
+        <w:rPr>
+          <w:b w:val="0"/>
+          <w:i w:val="0"/>
+        </w:rPr>
+        <w:t xml:space="preserve">Bỏ một mặt hàng = </w:t>
+      </w:r>
+      <w:r>
+        <w:rPr>
+          <w:b/>
+          <w:i w:val="0"/>
+        </w:rPr>
+        <w:t>hạ Số lượng duyệt về 0</w:t>
+      </w:r>
+      <w:r>
+        <w:rPr>
+          <w:b w:val="0"/>
+          <w:i w:val="0"/>
+        </w:rPr>
+        <w:t>, không xoá dòng.</w:t>
+      </w:r>
+    </w:p>
+    <w:p>
+      <w:pPr>
+        <w:pStyle w:val="ListBullet"/>
+      </w:pPr>
+      <w:r>
+        <w:rPr>
+          <w:b w:val="0"/>
+          <w:i w:val="0"/>
+        </w:rPr>
+        <w:t>Thêm mặt hàng = dòng mới, Số lượng đề xuất bằng 0, đánh dấu "Quản lý thêm".</w:t>
+      </w:r>
+    </w:p>
+    <w:p>
+      <w:pPr>
+        <w:pStyle w:val="ListBullet"/>
+      </w:pPr>
+      <w:r>
+        <w:rPr>
+          <w:b w:val="0"/>
+          <w:i w:val="0"/>
+        </w:rPr>
+        <w:t>Chỉ dòng có Số lượng duyệt lớn hơn 0 mới đi vào đơn hàng gửi Miyano.</w:t>
+      </w:r>
+    </w:p>
+    <w:p>
+      <w:r>
+        <w:rPr>
+          <w:b/>
+          <w:i w:val="0"/>
+        </w:rPr>
+        <w:t>Hết hạn mức hợp đồng thì việc duyệt thất bại kèm tên khoa đã tiêu mất</w:t>
+      </w:r>
+      <w:r>
+        <w:rPr>
+          <w:b w:val="0"/>
+          <w:i w:val="0"/>
+        </w:rPr>
+        <w:t xml:space="preserve"> — hệ thống không lặng lẽ cắt số lượng xuống. Hạn mức là tài nguyên chung giữa các khoa; trước đây một bệnh viện một tài khoản nên chuyện này không xảy ra.</w:t>
+      </w:r>
+    </w:p>
+    <w:p>
+      <w:r>
+        <w:rPr>
+          <w:b/>
+          <w:i w:val="0"/>
+        </w:rPr>
+        <w:t>Giá tính lại tại thời điểm duyệt.</w:t>
+      </w:r>
+      <w:r>
+        <w:rPr>
+          <w:b w:val="0"/>
+          <w:i w:val="0"/>
+        </w:rPr>
+        <w:t xml:space="preserve"> Nếu khác giá khoa đã nhìn thấy lúc gửi, hệ thống trả về cảnh báo lệch giá — </w:t>
+      </w:r>
+      <w:r>
+        <w:rPr>
+          <w:b/>
+          <w:i w:val="0"/>
+        </w:rPr>
+        <w:t>không chặn việc duyệt</w:t>
+      </w:r>
+      <w:r>
+        <w:rPr>
+          <w:b w:val="0"/>
+          <w:i w:val="0"/>
+        </w:rPr>
+        <w:t>, chỉ báo.</w:t>
+      </w:r>
+    </w:p>
+    <w:p>
+      <w:pPr>
+        <w:pStyle w:val="Heading3"/>
+      </w:pPr>
+      <w:r>
+        <w:t>Sửa số lượng sau khi Miyano đã báo giá</w:t>
+      </w:r>
+    </w:p>
+    <w:p>
+      <w:r>
+        <w:rPr>
+          <w:b w:val="0"/>
+          <w:i w:val="0"/>
+        </w:rPr>
+        <w:t>Đây là chỗ dễ hiểu nhầm nhất, nên nói rõ:</w:t>
+      </w:r>
+    </w:p>
+    <w:p>
+      <w:pPr>
+        <w:pStyle w:val="ListBullet"/>
+      </w:pPr>
+      <w:r>
+        <w:rPr>
+          <w:b w:val="0"/>
+          <w:i w:val="0"/>
+        </w:rPr>
+        <w:t xml:space="preserve">Nhân viên </w:t>
+      </w:r>
+      <w:r>
+        <w:rPr>
+          <w:b/>
+          <w:i w:val="0"/>
+        </w:rPr>
+        <w:t>đồng ý</w:t>
+      </w:r>
+      <w:r>
+        <w:rPr>
+          <w:b w:val="0"/>
+          <w:i w:val="0"/>
+        </w:rPr>
+        <w:t xml:space="preserve"> với báo giá → </w:t>
+      </w:r>
+      <w:r>
+        <w:rPr>
+          <w:b/>
+          <w:i w:val="0"/>
+        </w:rPr>
+        <w:t>tự làm xong</w:t>
+      </w:r>
+      <w:r>
+        <w:rPr>
+          <w:b w:val="0"/>
+          <w:i w:val="0"/>
+        </w:rPr>
+        <w:t>, đơn đi tiếp. Không cần duyệt lại.</w:t>
+      </w:r>
+    </w:p>
+    <w:p>
+      <w:pPr>
+        <w:pStyle w:val="ListBullet"/>
+      </w:pPr>
+      <w:r>
+        <w:rPr>
+          <w:b w:val="0"/>
+          <w:i w:val="0"/>
+        </w:rPr>
+        <w:t xml:space="preserve">Nhân viên muốn </w:t>
+      </w:r>
+      <w:r>
+        <w:rPr>
+          <w:b/>
+          <w:i w:val="0"/>
+        </w:rPr>
+        <w:t>đổi số lượng</w:t>
+      </w:r>
+      <w:r>
+        <w:rPr>
+          <w:b w:val="0"/>
+          <w:i w:val="0"/>
+        </w:rPr>
+        <w:t xml:space="preserve"> → phải bấm </w:t>
+      </w:r>
+      <w:r>
+        <w:rPr>
+          <w:b/>
+          <w:i w:val="0"/>
+        </w:rPr>
+        <w:t>Xin sửa số lượng</w:t>
+      </w:r>
+      <w:r>
+        <w:rPr>
+          <w:b w:val="0"/>
+          <w:i w:val="0"/>
+        </w:rPr>
+        <w:t xml:space="preserve">, phiếu quay về </w:t>
+      </w:r>
+      <w:r>
+        <w:rPr>
+          <w:b/>
+          <w:i w:val="0"/>
+        </w:rPr>
+        <w:t>Chờ duyệt sửa</w:t>
+      </w:r>
+      <w:r>
+        <w:rPr>
+          <w:b w:val="0"/>
+          <w:i w:val="0"/>
+        </w:rPr>
+        <w:t>, quản lý duyệt lần nữa rồi đơn mới đổi.</w:t>
+      </w:r>
+    </w:p>
+    <w:p>
+      <w:r>
+        <w:rPr>
+          <w:b w:val="0"/>
+          <w:i w:val="0"/>
+        </w:rPr>
+        <w:t xml:space="preserve">Nếu để nhân viên đổi thẳng thì quản lý duyệt 10 hộp mà hàng về 100 hộp — đó là lỗ hổng của chính cổng duyệt. Còn bắt duyệt lại cả khi họ chỉ </w:t>
+      </w:r>
+      <w:r>
+        <w:rPr>
+          <w:b/>
+          <w:i w:val="0"/>
+        </w:rPr>
+        <w:t>đồng ý</w:t>
+      </w:r>
+      <w:r>
+        <w:rPr>
+          <w:b w:val="0"/>
+          <w:i w:val="0"/>
+        </w:rPr>
+        <w:t xml:space="preserve"> thì làm tắc con đường thông thường mà không kiểm soát thêm được gì.</w:t>
+      </w:r>
+    </w:p>
+    <w:p>
+      <w:r>
+        <w:rPr>
+          <w:b w:val="0"/>
+          <w:i w:val="0"/>
+        </w:rPr>
+        <w:t xml:space="preserve">Số khoa xin đổi ghi ở </w:t>
+      </w:r>
+      <w:r>
+        <w:rPr>
+          <w:b/>
+          <w:i w:val="0"/>
+        </w:rPr>
+        <w:t>cột thứ ba</w:t>
+      </w:r>
+      <w:r>
+        <w:rPr>
+          <w:b w:val="0"/>
+          <w:i w:val="0"/>
+        </w:rPr>
+        <w:t xml:space="preserve"> riêng, không đè lên số đã duyệt — quản lý phải nhìn thấy cả hai để so.</w:t>
+      </w:r>
+    </w:p>
+    <w:p>
+      <w:pPr>
+        <w:pStyle w:val="Heading3"/>
+      </w:pPr>
+      <w:r>
+        <w:t>Quản lý đặt hàng trực tiếp</w:t>
+      </w:r>
+    </w:p>
+    <w:p>
+      <w:r>
+        <w:rPr>
+          <w:b w:val="0"/>
+          <w:i w:val="0"/>
+        </w:rPr>
+        <w:t xml:space="preserve">Quản lý bấm đặt trên giỏ hàng thì </w:t>
+      </w:r>
+      <w:r>
+        <w:rPr>
+          <w:b/>
+          <w:i w:val="0"/>
+        </w:rPr>
+        <w:t>vẫn chạy như trước</w:t>
+      </w:r>
+      <w:r>
+        <w:rPr>
+          <w:b w:val="0"/>
+          <w:i w:val="0"/>
+        </w:rPr>
+        <w:t xml:space="preserve">, và hệ thống </w:t>
+      </w:r>
+      <w:r>
+        <w:rPr>
+          <w:b/>
+          <w:i w:val="0"/>
+        </w:rPr>
+        <w:t>tự lập một phiếu đề xuất đã duyệt</w:t>
+      </w:r>
+      <w:r>
+        <w:rPr>
+          <w:b w:val="0"/>
+          <w:i w:val="0"/>
+        </w:rPr>
+        <w:t xml:space="preserve"> đứng sau. Không phải bấm thêm nút nào. Mục đích: </w:t>
+      </w:r>
+      <w:r>
+        <w:rPr>
+          <w:b/>
+          <w:i w:val="0"/>
+        </w:rPr>
+        <w:t>mọi đơn trên hệ thống đều có đúng một chứng từ đứng sau</w:t>
+      </w:r>
+      <w:r>
+        <w:rPr>
+          <w:b w:val="0"/>
+          <w:i w:val="0"/>
+        </w:rPr>
+        <w:t xml:space="preserve"> — không có hai loại đơn với hai lịch sử khác nhau.</w:t>
+      </w:r>
+    </w:p>
+    <w:p>
+      <w:r>
+        <w:rPr>
+          <w:b w:val="0"/>
+          <w:i w:val="0"/>
+        </w:rPr>
+        <w:t xml:space="preserve">Giỏ hàng của quản lý có ô chọn khoa phòng, mặc định </w:t>
+      </w:r>
+      <w:r>
+        <w:rPr>
+          <w:b/>
+          <w:i w:val="0"/>
+        </w:rPr>
+        <w:t>Toàn viện</w:t>
+      </w:r>
+      <w:r>
+        <w:rPr>
+          <w:b w:val="0"/>
+          <w:i w:val="0"/>
+        </w:rPr>
+        <w:t>:</w:t>
+      </w:r>
+    </w:p>
+    <w:p>
+      <w:pPr>
+        <w:pStyle w:val="ListBullet"/>
+      </w:pPr>
+      <w:r>
+        <w:rPr>
+          <w:b w:val="0"/>
+          <w:i w:val="0"/>
+        </w:rPr>
+        <w:t>Chọn một khoa → đơn thuộc khoa đó, nhân viên khoa đó nhìn thấy đơn và mọi phiếu giao, hoá đơn của nó. Dùng khi quản lý đặt hộ một khoa.</w:t>
+      </w:r>
+    </w:p>
+    <w:p>
+      <w:pPr>
+        <w:pStyle w:val="ListBullet"/>
+      </w:pPr>
+      <w:r>
+        <w:rPr>
+          <w:b w:val="0"/>
+          <w:i w:val="0"/>
+        </w:rPr>
+        <w:t xml:space="preserve">Chọn </w:t>
+      </w:r>
+      <w:r>
+        <w:rPr>
+          <w:b/>
+          <w:i w:val="0"/>
+        </w:rPr>
+        <w:t>Toàn viện</w:t>
+      </w:r>
+      <w:r>
+        <w:rPr>
+          <w:b w:val="0"/>
+          <w:i w:val="0"/>
+        </w:rPr>
+        <w:t xml:space="preserve"> → đơn không thuộc khoa nào, </w:t>
+      </w:r>
+      <w:r>
+        <w:rPr>
+          <w:b/>
+          <w:i w:val="0"/>
+        </w:rPr>
+        <w:t>chỉ quản lý thấy</w:t>
+      </w:r>
+      <w:r>
+        <w:rPr>
+          <w:b w:val="0"/>
+          <w:i w:val="0"/>
+        </w:rPr>
+        <w:t>.</w:t>
+      </w:r>
+    </w:p>
+    <w:p>
+      <w:r>
+        <w:rPr>
+          <w:b/>
+          <w:i w:val="0"/>
+        </w:rPr>
+        <w:t>Bệnh viện chưa có Mã ngắn vẫn đặt hàng được.</w:t>
+      </w:r>
+      <w:r>
+        <w:rPr>
+          <w:b w:val="0"/>
+          <w:i w:val="0"/>
+        </w:rPr>
+        <w:t xml:space="preserve"> Phiếu sinh ra sẽ không có mã tra cứu cho tới khi Miyano đặt Mã ngắn. Mã tra cứu là tiện ích đối chiếu, không phải điều kiện để mua hàng.</w:t>
+      </w:r>
+    </w:p>
+    <w:p>
+      <w:pPr>
+        <w:pStyle w:val="Heading3"/>
+      </w:pPr>
+      <w:r>
+        <w:t>Thông báo giờ gửi đúng người</w:t>
+      </w:r>
+    </w:p>
+    <w:tbl>
+      <w:tblPr>
+        <w:tblStyle w:val="TableGrid"/>
+        <w:tblW w:type="auto" w:w="0"/>
+        <w:tblLook w:firstColumn="1" w:firstRow="1" w:lastColumn="0" w:lastRow="0" w:noHBand="0" w:noVBand="1" w:val="04A0"/>
+      </w:tblPr>
+      <w:tblGrid>
+        <w:gridCol w:w="4320"/>
+        <w:gridCol w:w="4320"/>
+      </w:tblGrid>
+      <w:tr>
+        <w:tc>
+          <w:tcPr>
+            <w:tcW w:type="dxa" w:w="4320"/>
+          </w:tcPr>
+          <w:p>
+            <w:r>
+              <w:rPr>
+                <w:b/>
+              </w:rPr>
+            </w:r>
+            <w:r>
+              <w:rPr>
+                <w:b/>
+                <w:i w:val="0"/>
+              </w:rPr>
+              <w:t>Việc</w:t>
+            </w:r>
+          </w:p>
+        </w:tc>
+        <w:tc>
+          <w:tcPr>
+            <w:tcW w:type="dxa" w:w="4320"/>
+          </w:tcPr>
+          <w:p>
+            <w:r>
+              <w:rPr>
+                <w:b/>
+              </w:rPr>
+            </w:r>
+            <w:r>
+              <w:rPr>
+                <w:b/>
+                <w:i w:val="0"/>
+              </w:rPr>
+              <w:t>Ai nhận</w:t>
+            </w:r>
+          </w:p>
+        </w:tc>
+      </w:tr>
+      <w:tr>
+        <w:tc>
+          <w:tcPr>
+            <w:tcW w:type="dxa" w:w="4320"/>
+          </w:tcPr>
+          <w:p>
+            <w:r/>
+            <w:r>
+              <w:rPr>
+                <w:b w:val="0"/>
+                <w:i w:val="0"/>
+              </w:rPr>
+              <w:t>Khoa gửi đề xuất</w:t>
+            </w:r>
+          </w:p>
+        </w:tc>
+        <w:tc>
+          <w:tcPr>
+            <w:tcW w:type="dxa" w:w="4320"/>
+          </w:tcPr>
+          <w:p>
+            <w:r/>
+            <w:r>
+              <w:rPr>
+                <w:b w:val="0"/>
+                <w:i w:val="0"/>
+              </w:rPr>
+              <w:t>Quản lý</w:t>
+            </w:r>
+          </w:p>
+        </w:tc>
+      </w:tr>
+      <w:tr>
+        <w:tc>
+          <w:tcPr>
+            <w:tcW w:type="dxa" w:w="4320"/>
+          </w:tcPr>
+          <w:p>
+            <w:r/>
+            <w:r>
+              <w:rPr>
+                <w:b w:val="0"/>
+                <w:i w:val="0"/>
+              </w:rPr>
+              <w:t>Quản lý duyệt / từ chối</w:t>
+            </w:r>
+          </w:p>
+        </w:tc>
+        <w:tc>
+          <w:tcPr>
+            <w:tcW w:type="dxa" w:w="4320"/>
+          </w:tcPr>
+          <w:p>
+            <w:r/>
+            <w:r>
+              <w:rPr>
+                <w:b w:val="0"/>
+                <w:i w:val="0"/>
+              </w:rPr>
+              <w:t>Người lập phiếu + thành viên khác của khoa đó</w:t>
+            </w:r>
+          </w:p>
+        </w:tc>
+      </w:tr>
+      <w:tr>
+        <w:tc>
+          <w:tcPr>
+            <w:tcW w:type="dxa" w:w="4320"/>
+          </w:tcPr>
+          <w:p>
+            <w:r/>
+            <w:r>
+              <w:rPr>
+                <w:b w:val="0"/>
+                <w:i w:val="0"/>
+              </w:rPr>
+              <w:t>Miyano hẹn giao, giao hàng</w:t>
+            </w:r>
+          </w:p>
+        </w:tc>
+        <w:tc>
+          <w:tcPr>
+            <w:tcW w:type="dxa" w:w="4320"/>
+          </w:tcPr>
+          <w:p>
+            <w:r/>
+            <w:r>
+              <w:rPr>
+                <w:b w:val="0"/>
+                <w:i w:val="0"/>
+              </w:rPr>
+              <w:t>Quản lý + thành viên của khoa đứng tên đơn</w:t>
+            </w:r>
+          </w:p>
+        </w:tc>
+      </w:tr>
+    </w:tbl>
+    <w:p/>
+    <w:p>
+      <w:r>
+        <w:rPr>
+          <w:b w:val="0"/>
+          <w:i w:val="0"/>
+        </w:rPr>
+        <w:t xml:space="preserve">Trước đây thông báo giao hàng gửi cho </w:t>
+      </w:r>
+      <w:r>
+        <w:rPr>
+          <w:b/>
+          <w:i w:val="0"/>
+        </w:rPr>
+        <w:t>mọi</w:t>
+      </w:r>
+      <w:r>
+        <w:rPr>
+          <w:b w:val="0"/>
+          <w:i w:val="0"/>
+        </w:rPr>
+        <w:t xml:space="preserve"> tài khoản của bệnh viện. Với một tài khoản thì đúng; với mười lăm tài khoản thì khoa Dược nhận thông báo về hàng của khoa Huyết học mỗi ngày.</w:t>
+      </w:r>
+    </w:p>
+    <w:p>
+      <w:r>
+        <w:rPr>
+          <w:b/>
+          <w:i w:val="0"/>
+        </w:rPr>
+        <w:t>Một ngoại lệ còn lại:</w:t>
+      </w:r>
+      <w:r>
+        <w:rPr>
+          <w:b w:val="0"/>
+          <w:i w:val="0"/>
+        </w:rPr>
+        <w:t xml:space="preserve"> thông báo </w:t>
+      </w:r>
+      <w:r>
+        <w:rPr>
+          <w:b w:val="0"/>
+          <w:i/>
+        </w:rPr>
+        <w:t>"Miyano đã xác nhận đơn"</w:t>
+      </w:r>
+      <w:r>
+        <w:rPr>
+          <w:b w:val="0"/>
+          <w:i w:val="0"/>
+        </w:rPr>
+        <w:t xml:space="preserve"> vẫn gửi theo email liên hệ trên đơn, không lọc theo khoa — thông báo đó do nền tảng Frappe tự định tuyến, phần mềm mình không chen vào được. Không phải quên, là giới hạn kỹ thuật thật.</w:t>
+      </w:r>
+    </w:p>
+    <w:p>
+      <w:pPr>
+        <w:jc w:val="center"/>
+      </w:pPr>
+      <w:r>
+        <w:t>────────────────────────────────────────────────────────────</w:t>
+      </w:r>
+    </w:p>
+    <w:p>
+      <w:pPr>
+        <w:pStyle w:val="Heading2"/>
+      </w:pPr>
+      <w:r>
+        <w:t>5. Gặp lỗi thì tra ở đây</w:t>
       </w:r>
     </w:p>
     <w:tbl>
@@ -2709,7 +4178,7 @@
         <w:pStyle w:val="Heading2"/>
       </w:pPr>
       <w:r>
-        <w:t>5. Checklist triển khai — đọc trước khi lên bản</w:t>
+        <w:t>6. Checklist triển khai — đọc trước khi lên bản</w:t>
       </w:r>
     </w:p>
     <w:p>
@@ -2866,18 +4335,83 @@
           <w:rFonts w:ascii="Consolas" w:hAnsi="Consolas"/>
           <w:sz w:val="18"/>
         </w:rPr>
-        <w:t>-- phải trả về 1 dòng</w:t>
+        <w:t>-- phải trả về 3 dòng (bản này thêm 2 cột nữa cho luồng đề xuất)</w:t>
         <w:br/>
-        <w:t>select 1 from information_schema.columns</w:t>
+        <w:t>select column_name from information_schema.columns</w:t>
         <w:br/>
-        <w:t xml:space="preserve"> where table_name='tabSales Order' and column_name='custom_khoa_phong';</w:t>
+        <w:t xml:space="preserve"> where table_name='tabSales Order'</w:t>
+        <w:br/>
+        <w:t xml:space="preserve">   and column_name in ('custom_khoa_phong','custom_de_xuat','custom_ma_tra_cuu');</w:t>
         <w:br/>
         <w:br/>
-        <w:t>-- phải có dòng, và skipped = 0</w:t>
+        <w:t>-- phải có dòng cho CẢ HAI patch, và skipped = 0</w:t>
         <w:br/>
-        <w:t>select name, creation, skipped from `tabPatch Log`</w:t>
+        <w:t>select name, patch, creation, skipped from `tabPatch Log`</w:t>
         <w:br/>
-        <w:t xml:space="preserve"> where patch like '%them_khoa_phong_vao_don_hang%';</w:t>
+        <w:t xml:space="preserve"> where patch like '%them_khoa_phong_vao_don_hang%'</w:t>
+        <w:br/>
+        <w:t xml:space="preserve">    or patch like '%them_de_xuat_vao_don_hang%';</w:t>
+      </w:r>
+    </w:p>
+    <w:p>
+      <w:r>
+        <w:rPr>
+          <w:b/>
+          <w:i w:val="0"/>
+        </w:rPr>
+        <w:t>Bản này có hai patch, không phải một.</w:t>
+      </w:r>
+      <w:r>
+        <w:rPr>
+          <w:b w:val="0"/>
+          <w:i w:val="0"/>
+        </w:rPr>
+        <w:t xml:space="preserve"> Patch cũ thêm cột khoa phòng; patch mới (</w:t>
+      </w:r>
+      <w:r>
+        <w:rPr>
+          <w:rFonts w:ascii="Consolas" w:hAnsi="Consolas"/>
+          <w:b w:val="0"/>
+          <w:i w:val="0"/>
+          <w:color w:val="B03030"/>
+          <w:sz w:val="19"/>
+        </w:rPr>
+        <w:t>v1_24</w:t>
+      </w:r>
+      <w:r>
+        <w:rPr>
+          <w:b w:val="0"/>
+          <w:i w:val="0"/>
+        </w:rPr>
+        <w:t xml:space="preserve">) thêm hai cột trỏ về phiếu đề xuất và mã tra cứu. Thiếu patch mới thì chốt "nhân viên không sửa số lượng sau khi đã duyệt" </w:t>
+      </w:r>
+      <w:r>
+        <w:rPr>
+          <w:b/>
+          <w:i w:val="0"/>
+        </w:rPr>
+        <w:t>không có gì để đọc</w:t>
+      </w:r>
+      <w:r>
+        <w:rPr>
+          <w:b w:val="0"/>
+          <w:i w:val="0"/>
+        </w:rPr>
+        <w:t xml:space="preserve"> — hệ thống sẽ </w:t>
+      </w:r>
+      <w:r>
+        <w:rPr>
+          <w:b/>
+          <w:i w:val="0"/>
+        </w:rPr>
+        <w:t>chặn nhân viên khoa</w:t>
+      </w:r>
+      <w:r>
+        <w:rPr>
+          <w:b w:val="0"/>
+          <w:i w:val="0"/>
+        </w:rPr>
+        <w:t xml:space="preserve"> kèm thông báo "Hệ thống chưa hoàn tất cập nhật", chứ không mở toang. An toàn, nhưng họ không làm việc được cho tới khi anh chạy migrate.</w:t>
       </w:r>
     </w:p>
     <w:p>
@@ -2926,7 +4460,7 @@
         <w:pStyle w:val="Heading2"/>
       </w:pPr>
       <w:r>
-        <w:t>6. Hệ thống cố ý CHƯA làm</w:t>
+        <w:t>7. Hệ thống cố ý CHƯA làm</w:t>
       </w:r>
     </w:p>
     <w:p>
@@ -3010,14 +4544,65 @@
           <w:b/>
           <w:i w:val="0"/>
         </w:rPr>
-        <w:t>Chưa có phiếu Đề xuất mua và luồng duyệt.</w:t>
+        <w:t>Chưa có màn hình riêng cho luồng duyệt.</w:t>
       </w:r>
       <w:r>
         <w:rPr>
           <w:b w:val="0"/>
           <w:i w:val="0"/>
         </w:rPr>
-        <w:t xml:space="preserve"> Nhân viên khoa hiện đặt hàng thẳng như trước, chỉ khác là đơn được đóng dấu khoa. Bước 5–6.</w:t>
+        <w:t xml:space="preserve"> Phần lõi đã chạy (§4) nhưng ba màn </w:t>
+      </w:r>
+      <w:r>
+        <w:rPr>
+          <w:rFonts w:ascii="Consolas" w:hAnsi="Consolas"/>
+          <w:b w:val="0"/>
+          <w:i w:val="0"/>
+          <w:color w:val="B03030"/>
+          <w:sz w:val="19"/>
+        </w:rPr>
+        <w:t>/de-xuat</w:t>
+      </w:r>
+      <w:r>
+        <w:rPr>
+          <w:b w:val="0"/>
+          <w:i w:val="0"/>
+        </w:rPr>
+        <w:t xml:space="preserve">, </w:t>
+      </w:r>
+      <w:r>
+        <w:rPr>
+          <w:rFonts w:ascii="Consolas" w:hAnsi="Consolas"/>
+          <w:b w:val="0"/>
+          <w:i w:val="0"/>
+          <w:color w:val="B03030"/>
+          <w:sz w:val="19"/>
+        </w:rPr>
+        <w:t>/duyet</w:t>
+      </w:r>
+      <w:r>
+        <w:rPr>
+          <w:b w:val="0"/>
+          <w:i w:val="0"/>
+        </w:rPr>
+        <w:t xml:space="preserve">, </w:t>
+      </w:r>
+      <w:r>
+        <w:rPr>
+          <w:rFonts w:ascii="Consolas" w:hAnsi="Consolas"/>
+          <w:b w:val="0"/>
+          <w:i w:val="0"/>
+          <w:color w:val="B03030"/>
+          <w:sz w:val="19"/>
+        </w:rPr>
+        <w:t>/thanh-vien</w:t>
+      </w:r>
+      <w:r>
+        <w:rPr>
+          <w:b w:val="0"/>
+          <w:i w:val="0"/>
+        </w:rPr>
+        <w:t xml:space="preserve"> và ô tìm theo tên vật tư chưa dựng — thuộc kế hoạch B. Tới lúc đó quản lý duyệt qua màn quản trị, chưa có màn gọn cho họ.</w:t>
       </w:r>
     </w:p>
     <w:p>
@@ -3036,7 +4621,21 @@
           <w:b w:val="0"/>
           <w:i w:val="0"/>
         </w:rPr>
-        <w:t xml:space="preserve"> Quản lý đi vắng thì chưa có ai duyệt thay. Bước 7.</w:t>
+        <w:t xml:space="preserve"> Quản lý đi vắng thì chưa có ai duyệt thay — thuộc kế hoạch C. 3b. </w:t>
+      </w:r>
+      <w:r>
+        <w:rPr>
+          <w:b/>
+          <w:i w:val="0"/>
+        </w:rPr>
+        <w:t>Vòng "duyệt sửa" chưa ghi mốc riêng.</w:t>
+      </w:r>
+      <w:r>
+        <w:rPr>
+          <w:b w:val="0"/>
+          <w:i w:val="0"/>
+        </w:rPr>
+        <w:t xml:space="preserve"> Khi quản lý duyệt một yêu cầu sửa số lượng, phiếu không ghi thêm người duyệt và thời điểm cho vòng đó — khối truy vết vẫn chỉ mang dấu của lần duyệt đầu.</w:t>
       </w:r>
     </w:p>
     <w:p>
@@ -4178,6 +5777,154 @@
           </w:p>
         </w:tc>
       </w:tr>
+      <w:tr>
+        <w:tc>
+          <w:tcPr>
+            <w:tcW w:type="dxa" w:w="2880"/>
+          </w:tcPr>
+          <w:p>
+            <w:r/>
+            <w:r>
+              <w:rPr>
+                <w:rFonts w:ascii="Consolas" w:hAnsi="Consolas"/>
+                <w:b w:val="0"/>
+                <w:i w:val="0"/>
+                <w:color w:val="B03030"/>
+                <w:sz w:val="19"/>
+              </w:rPr>
+              <w:t>custom_de_xuat</w:t>
+            </w:r>
+          </w:p>
+        </w:tc>
+        <w:tc>
+          <w:tcPr>
+            <w:tcW w:type="dxa" w:w="2880"/>
+          </w:tcPr>
+          <w:p>
+            <w:r/>
+            <w:r>
+              <w:rPr>
+                <w:b w:val="0"/>
+                <w:i w:val="0"/>
+              </w:rPr>
+              <w:t>Link Portal De Xuat Mua</w:t>
+            </w:r>
+          </w:p>
+        </w:tc>
+        <w:tc>
+          <w:tcPr>
+            <w:tcW w:type="dxa" w:w="2880"/>
+          </w:tcPr>
+          <w:p>
+            <w:r/>
+            <w:r>
+              <w:rPr>
+                <w:b/>
+                <w:i w:val="0"/>
+              </w:rPr>
+              <w:t>chỉ đọc</w:t>
+            </w:r>
+            <w:r>
+              <w:rPr>
+                <w:b w:val="0"/>
+                <w:i w:val="0"/>
+              </w:rPr>
+              <w:t>, trỏ ngược về phiếu đề xuất sinh ra đơn. 102 đơn cũ để trống</w:t>
+            </w:r>
+          </w:p>
+        </w:tc>
+      </w:tr>
+      <w:tr>
+        <w:tc>
+          <w:tcPr>
+            <w:tcW w:type="dxa" w:w="2880"/>
+          </w:tcPr>
+          <w:p>
+            <w:r/>
+            <w:r>
+              <w:rPr>
+                <w:rFonts w:ascii="Consolas" w:hAnsi="Consolas"/>
+                <w:b w:val="0"/>
+                <w:i w:val="0"/>
+                <w:color w:val="B03030"/>
+                <w:sz w:val="19"/>
+              </w:rPr>
+              <w:t>custom_ma_tra_cuu</w:t>
+            </w:r>
+          </w:p>
+        </w:tc>
+        <w:tc>
+          <w:tcPr>
+            <w:tcW w:type="dxa" w:w="2880"/>
+          </w:tcPr>
+          <w:p>
+            <w:r/>
+            <w:r>
+              <w:rPr>
+                <w:b w:val="0"/>
+                <w:i w:val="0"/>
+              </w:rPr>
+              <w:t>Data</w:t>
+            </w:r>
+          </w:p>
+        </w:tc>
+        <w:tc>
+          <w:tcPr>
+            <w:tcW w:type="dxa" w:w="2880"/>
+          </w:tcPr>
+          <w:p>
+            <w:r/>
+            <w:r>
+              <w:rPr>
+                <w:b w:val="0"/>
+                <w:i w:val="0"/>
+              </w:rPr>
+              <w:t>mã dễ đọc của khách (</w:t>
+            </w:r>
+            <w:r>
+              <w:rPr>
+                <w:rFonts w:ascii="Consolas" w:hAnsi="Consolas"/>
+                <w:b w:val="0"/>
+                <w:i w:val="0"/>
+                <w:color w:val="B03030"/>
+                <w:sz w:val="19"/>
+              </w:rPr>
+              <w:t>BM-HUYETHOC-260819-01</w:t>
+            </w:r>
+            <w:r>
+              <w:rPr>
+                <w:b w:val="0"/>
+                <w:i w:val="0"/>
+              </w:rPr>
+              <w:t xml:space="preserve">). Tên đơn trên hệ thống </w:t>
+            </w:r>
+            <w:r>
+              <w:rPr>
+                <w:b/>
+                <w:i w:val="0"/>
+              </w:rPr>
+              <w:t xml:space="preserve">vẫn là </w:t>
+            </w:r>
+            <w:r>
+              <w:rPr>
+                <w:rFonts w:ascii="Consolas" w:hAnsi="Consolas"/>
+                <w:b/>
+                <w:i w:val="0"/>
+                <w:color w:val="B03030"/>
+                <w:sz w:val="19"/>
+              </w:rPr>
+              <w:t>SAL-ORD-*</w:t>
+            </w:r>
+            <w:r>
+              <w:rPr>
+                <w:b w:val="0"/>
+                <w:i w:val="0"/>
+              </w:rPr>
+              <w:t xml:space="preserve"> — Miyano thấy cả hai, khách thấy mã của họ</w:t>
+            </w:r>
+          </w:p>
+        </w:tc>
+      </w:tr>
     </w:tbl>
     <w:p/>
     <w:sectPr>

--- a/docs/HDSD-phan-quyen-khoa-phong.docx
+++ b/docs/HDSD-phan-quyen-khoa-phong.docx
@@ -40,7 +40,7 @@
           <w:b/>
           <w:i w:val="0"/>
         </w:rPr>
-        <w:t>18/08/2026</w:t>
+        <w:t>19/08/2026</w:t>
       </w:r>
       <w:r>
         <w:rPr>
@@ -80,7 +80,69 @@
           <w:b w:val="0"/>
           <w:i w:val="0"/>
         </w:rPr>
-        <w:t>). Khách hàng chưa có màn hình mới nào — các màn của bệnh viện thuộc bước 5–9, chưa làm.</w:t>
+        <w:t xml:space="preserve">). Khách hàng nay đã có </w:t>
+      </w:r>
+      <w:r>
+        <w:rPr>
+          <w:b/>
+          <w:i w:val="0"/>
+        </w:rPr>
+        <w:t>ba màn của luồng duyệt</w:t>
+      </w:r>
+      <w:r>
+        <w:rPr>
+          <w:b w:val="0"/>
+          <w:i w:val="0"/>
+        </w:rPr>
+        <w:t xml:space="preserve"> trên cổng (</w:t>
+      </w:r>
+      <w:r>
+        <w:rPr>
+          <w:rFonts w:ascii="Consolas" w:hAnsi="Consolas"/>
+          <w:b w:val="0"/>
+          <w:i w:val="0"/>
+          <w:color w:val="B03030"/>
+          <w:sz w:val="19"/>
+        </w:rPr>
+        <w:t>/de-xuat</w:t>
+      </w:r>
+      <w:r>
+        <w:rPr>
+          <w:b w:val="0"/>
+          <w:i w:val="0"/>
+        </w:rPr>
+        <w:t xml:space="preserve">, </w:t>
+      </w:r>
+      <w:r>
+        <w:rPr>
+          <w:rFonts w:ascii="Consolas" w:hAnsi="Consolas"/>
+          <w:b w:val="0"/>
+          <w:i w:val="0"/>
+          <w:color w:val="B03030"/>
+          <w:sz w:val="19"/>
+        </w:rPr>
+        <w:t>/duyet</w:t>
+      </w:r>
+      <w:r>
+        <w:rPr>
+          <w:b w:val="0"/>
+          <w:i w:val="0"/>
+        </w:rPr>
+        <w:t xml:space="preserve">, màn chi tiết phiếu) — xem §4, mục "Thao tác trên màn hình". Chúng </w:t>
+      </w:r>
+      <w:r>
+        <w:rPr>
+          <w:b/>
+          <w:i w:val="0"/>
+        </w:rPr>
+        <w:t>chỉ đọc và duyệt</w:t>
+      </w:r>
+      <w:r>
+        <w:rPr>
+          <w:b w:val="0"/>
+          <w:i w:val="0"/>
+        </w:rPr>
+        <w:t>: màn lập phiếu và màn quản lý thành viên vẫn chưa làm (§7 mục 2).</w:t>
       </w:r>
     </w:p>
     <w:p>
@@ -3280,6 +3342,898 @@
           <w:i w:val="0"/>
         </w:rPr>
         <w:t xml:space="preserve"> Phiếu sinh ra sẽ không có mã tra cứu cho tới khi Miyano đặt Mã ngắn. Mã tra cứu là tiện ích đối chiếu, không phải điều kiện để mua hàng.</w:t>
+      </w:r>
+    </w:p>
+    <w:p>
+      <w:pPr>
+        <w:pStyle w:val="Heading3"/>
+      </w:pPr>
+      <w:r>
+        <w:t>Thao tác trên màn hình</w:t>
+      </w:r>
+    </w:p>
+    <w:p>
+      <w:r>
+        <w:rPr>
+          <w:b w:val="0"/>
+          <w:i w:val="0"/>
+        </w:rPr>
+        <w:t xml:space="preserve">Phần trên nói </w:t>
+      </w:r>
+      <w:r>
+        <w:rPr>
+          <w:b w:val="0"/>
+          <w:i/>
+        </w:rPr>
+        <w:t>luật</w:t>
+      </w:r>
+      <w:r>
+        <w:rPr>
+          <w:b w:val="0"/>
+          <w:i w:val="0"/>
+        </w:rPr>
+        <w:t xml:space="preserve">. Phần này nói </w:t>
+      </w:r>
+      <w:r>
+        <w:rPr>
+          <w:b w:val="0"/>
+          <w:i/>
+        </w:rPr>
+        <w:t>bấm ở đâu</w:t>
+      </w:r>
+      <w:r>
+        <w:rPr>
+          <w:b w:val="0"/>
+          <w:i w:val="0"/>
+        </w:rPr>
+        <w:t xml:space="preserve"> — và </w:t>
+      </w:r>
+      <w:r>
+        <w:rPr>
+          <w:b/>
+          <w:i w:val="0"/>
+        </w:rPr>
+        <w:t>những gì màn hình chưa làm được</w:t>
+      </w:r>
+      <w:r>
+        <w:rPr>
+          <w:b w:val="0"/>
+          <w:i w:val="0"/>
+        </w:rPr>
+        <w:t>, để người triển khai không hứa nhầm với bệnh viện.</w:t>
+      </w:r>
+    </w:p>
+    <w:p>
+      <w:r>
+        <w:rPr>
+          <w:b/>
+          <w:i w:val="0"/>
+        </w:rPr>
+        <w:t>Ba màn đang có trên cổng khách:</w:t>
+      </w:r>
+    </w:p>
+    <w:tbl>
+      <w:tblPr>
+        <w:tblStyle w:val="TableGrid"/>
+        <w:tblW w:type="auto" w:w="0"/>
+        <w:tblLook w:firstColumn="1" w:firstRow="1" w:lastColumn="0" w:lastRow="0" w:noHBand="0" w:noVBand="1" w:val="04A0"/>
+      </w:tblPr>
+      <w:tblGrid>
+        <w:gridCol w:w="2160"/>
+        <w:gridCol w:w="2160"/>
+        <w:gridCol w:w="2160"/>
+        <w:gridCol w:w="2160"/>
+      </w:tblGrid>
+      <w:tr>
+        <w:tc>
+          <w:tcPr>
+            <w:tcW w:type="dxa" w:w="2160"/>
+          </w:tcPr>
+          <w:p>
+            <w:r>
+              <w:rPr>
+                <w:b/>
+              </w:rPr>
+            </w:r>
+            <w:r>
+              <w:rPr>
+                <w:b/>
+                <w:i w:val="0"/>
+              </w:rPr>
+              <w:t>Màn</w:t>
+            </w:r>
+          </w:p>
+        </w:tc>
+        <w:tc>
+          <w:tcPr>
+            <w:tcW w:type="dxa" w:w="2160"/>
+          </w:tcPr>
+          <w:p>
+            <w:r>
+              <w:rPr>
+                <w:b/>
+              </w:rPr>
+            </w:r>
+            <w:r>
+              <w:rPr>
+                <w:b/>
+                <w:i w:val="0"/>
+              </w:rPr>
+              <w:t>Đường dẫn</w:t>
+            </w:r>
+          </w:p>
+        </w:tc>
+        <w:tc>
+          <w:tcPr>
+            <w:tcW w:type="dxa" w:w="2160"/>
+          </w:tcPr>
+          <w:p>
+            <w:r>
+              <w:rPr>
+                <w:b/>
+              </w:rPr>
+            </w:r>
+            <w:r>
+              <w:rPr>
+                <w:b/>
+                <w:i w:val="0"/>
+              </w:rPr>
+              <w:t>Ai thấy</w:t>
+            </w:r>
+          </w:p>
+        </w:tc>
+        <w:tc>
+          <w:tcPr>
+            <w:tcW w:type="dxa" w:w="2160"/>
+          </w:tcPr>
+          <w:p>
+            <w:r>
+              <w:rPr>
+                <w:b/>
+              </w:rPr>
+            </w:r>
+            <w:r>
+              <w:rPr>
+                <w:b/>
+                <w:i w:val="0"/>
+              </w:rPr>
+              <w:t>Làm được gì</w:t>
+            </w:r>
+          </w:p>
+        </w:tc>
+      </w:tr>
+      <w:tr>
+        <w:tc>
+          <w:tcPr>
+            <w:tcW w:type="dxa" w:w="2160"/>
+          </w:tcPr>
+          <w:p>
+            <w:r/>
+            <w:r>
+              <w:rPr>
+                <w:b/>
+                <w:i w:val="0"/>
+              </w:rPr>
+              <w:t>Đề xuất mua</w:t>
+            </w:r>
+          </w:p>
+        </w:tc>
+        <w:tc>
+          <w:tcPr>
+            <w:tcW w:type="dxa" w:w="2160"/>
+          </w:tcPr>
+          <w:p>
+            <w:r/>
+            <w:r>
+              <w:rPr>
+                <w:rFonts w:ascii="Consolas" w:hAnsi="Consolas"/>
+                <w:b w:val="0"/>
+                <w:i w:val="0"/>
+                <w:color w:val="B03030"/>
+                <w:sz w:val="19"/>
+              </w:rPr>
+              <w:t>/de-xuat</w:t>
+            </w:r>
+          </w:p>
+        </w:tc>
+        <w:tc>
+          <w:tcPr>
+            <w:tcW w:type="dxa" w:w="2160"/>
+          </w:tcPr>
+          <w:p>
+            <w:r/>
+            <w:r>
+              <w:rPr>
+                <w:b w:val="0"/>
+                <w:i w:val="0"/>
+              </w:rPr>
+              <w:t>mọi vai trò</w:t>
+            </w:r>
+          </w:p>
+        </w:tc>
+        <w:tc>
+          <w:tcPr>
+            <w:tcW w:type="dxa" w:w="2160"/>
+          </w:tcPr>
+          <w:p>
+            <w:r/>
+            <w:r>
+              <w:rPr>
+                <w:b w:val="0"/>
+                <w:i w:val="0"/>
+              </w:rPr>
+              <w:t xml:space="preserve">Danh sách phiếu — nhân viên khoa thấy phiếu </w:t>
+            </w:r>
+            <w:r>
+              <w:rPr>
+                <w:b/>
+                <w:i w:val="0"/>
+              </w:rPr>
+              <w:t>khoa mình</w:t>
+            </w:r>
+            <w:r>
+              <w:rPr>
+                <w:b w:val="0"/>
+                <w:i w:val="0"/>
+              </w:rPr>
+              <w:t xml:space="preserve">, quản lý thấy </w:t>
+            </w:r>
+            <w:r>
+              <w:rPr>
+                <w:b/>
+                <w:i w:val="0"/>
+              </w:rPr>
+              <w:t>toàn đơn vị</w:t>
+            </w:r>
+            <w:r>
+              <w:rPr>
+                <w:b w:val="0"/>
+                <w:i w:val="0"/>
+              </w:rPr>
+              <w:t>. Lọc bằng dải chip trạng thái (</w:t>
+            </w:r>
+            <w:r>
+              <w:rPr>
+                <w:rFonts w:ascii="Consolas" w:hAnsi="Consolas"/>
+                <w:b w:val="0"/>
+                <w:i w:val="0"/>
+                <w:color w:val="B03030"/>
+                <w:sz w:val="19"/>
+              </w:rPr>
+              <w:t>Tất cả / Nháp / Chờ duyệt / Đã duyệt / Chờ duyệt sửa / Từ chối / Đã huỷ</w:t>
+            </w:r>
+            <w:r>
+              <w:rPr>
+                <w:b w:val="0"/>
+                <w:i w:val="0"/>
+              </w:rPr>
+              <w:t>)</w:t>
+            </w:r>
+          </w:p>
+        </w:tc>
+      </w:tr>
+      <w:tr>
+        <w:tc>
+          <w:tcPr>
+            <w:tcW w:type="dxa" w:w="2160"/>
+          </w:tcPr>
+          <w:p>
+            <w:r/>
+            <w:r>
+              <w:rPr>
+                <w:b/>
+                <w:i w:val="0"/>
+              </w:rPr>
+              <w:t>Duyệt</w:t>
+            </w:r>
+          </w:p>
+        </w:tc>
+        <w:tc>
+          <w:tcPr>
+            <w:tcW w:type="dxa" w:w="2160"/>
+          </w:tcPr>
+          <w:p>
+            <w:r/>
+            <w:r>
+              <w:rPr>
+                <w:rFonts w:ascii="Consolas" w:hAnsi="Consolas"/>
+                <w:b w:val="0"/>
+                <w:i w:val="0"/>
+                <w:color w:val="B03030"/>
+                <w:sz w:val="19"/>
+              </w:rPr>
+              <w:t>/duyet</w:t>
+            </w:r>
+          </w:p>
+        </w:tc>
+        <w:tc>
+          <w:tcPr>
+            <w:tcW w:type="dxa" w:w="2160"/>
+          </w:tcPr>
+          <w:p>
+            <w:r/>
+            <w:r>
+              <w:rPr>
+                <w:b/>
+                <w:i w:val="0"/>
+              </w:rPr>
+              <w:t>chỉ quản lý</w:t>
+            </w:r>
+          </w:p>
+        </w:tc>
+        <w:tc>
+          <w:tcPr>
+            <w:tcW w:type="dxa" w:w="2160"/>
+          </w:tcPr>
+          <w:p>
+            <w:r/>
+            <w:r>
+              <w:rPr>
+                <w:b w:val="0"/>
+                <w:i w:val="0"/>
+              </w:rPr>
+              <w:t xml:space="preserve">Hàng chờ: gộp </w:t>
+            </w:r>
+            <w:r>
+              <w:rPr>
+                <w:rFonts w:ascii="Consolas" w:hAnsi="Consolas"/>
+                <w:b w:val="0"/>
+                <w:i w:val="0"/>
+                <w:color w:val="B03030"/>
+                <w:sz w:val="19"/>
+              </w:rPr>
+              <w:t>Chờ duyệt</w:t>
+            </w:r>
+            <w:r>
+              <w:rPr>
+                <w:b w:val="0"/>
+                <w:i w:val="0"/>
+              </w:rPr>
+              <w:t xml:space="preserve"> + </w:t>
+            </w:r>
+            <w:r>
+              <w:rPr>
+                <w:rFonts w:ascii="Consolas" w:hAnsi="Consolas"/>
+                <w:b w:val="0"/>
+                <w:i w:val="0"/>
+                <w:color w:val="B03030"/>
+                <w:sz w:val="19"/>
+              </w:rPr>
+              <w:t>Chờ duyệt sửa</w:t>
+            </w:r>
+            <w:r>
+              <w:rPr>
+                <w:b w:val="0"/>
+                <w:i w:val="0"/>
+              </w:rPr>
+              <w:t>, lọc theo khoa phòng. Con số trên mục menu là số phiếu đang chờ</w:t>
+            </w:r>
+          </w:p>
+        </w:tc>
+      </w:tr>
+      <w:tr>
+        <w:tc>
+          <w:tcPr>
+            <w:tcW w:type="dxa" w:w="2160"/>
+          </w:tcPr>
+          <w:p>
+            <w:r/>
+            <w:r>
+              <w:rPr>
+                <w:b/>
+                <w:i w:val="0"/>
+              </w:rPr>
+              <w:t>Chi tiết phiếu</w:t>
+            </w:r>
+          </w:p>
+        </w:tc>
+        <w:tc>
+          <w:tcPr>
+            <w:tcW w:type="dxa" w:w="2160"/>
+          </w:tcPr>
+          <w:p>
+            <w:r/>
+            <w:r>
+              <w:rPr>
+                <w:rFonts w:ascii="Consolas" w:hAnsi="Consolas"/>
+                <w:b w:val="0"/>
+                <w:i w:val="0"/>
+                <w:color w:val="B03030"/>
+                <w:sz w:val="19"/>
+              </w:rPr>
+              <w:t>/de-xuat/&lt;mã&gt;</w:t>
+            </w:r>
+          </w:p>
+        </w:tc>
+        <w:tc>
+          <w:tcPr>
+            <w:tcW w:type="dxa" w:w="2160"/>
+          </w:tcPr>
+          <w:p>
+            <w:r/>
+            <w:r>
+              <w:rPr>
+                <w:b w:val="0"/>
+                <w:i w:val="0"/>
+              </w:rPr>
+              <w:t>ai mở được phiếu đó</w:t>
+            </w:r>
+          </w:p>
+        </w:tc>
+        <w:tc>
+          <w:tcPr>
+            <w:tcW w:type="dxa" w:w="2160"/>
+          </w:tcPr>
+          <w:p>
+            <w:r/>
+            <w:r>
+              <w:rPr>
+                <w:b w:val="0"/>
+                <w:i w:val="0"/>
+              </w:rPr>
+              <w:t>Đầu phiếu (truy vết), bảng dòng hàng, và thanh nút hành động theo trạng thái + vai trò</w:t>
+            </w:r>
+          </w:p>
+        </w:tc>
+      </w:tr>
+    </w:tbl>
+    <w:p/>
+    <w:p>
+      <w:r>
+        <w:rPr>
+          <w:b/>
+          <w:i w:val="0"/>
+        </w:rPr>
+        <w:t>Quản lý sửa số lượng rồi duyệt — thao tác chính, làm ở màn chi tiết:</w:t>
+      </w:r>
+    </w:p>
+    <w:p>
+      <w:pPr>
+        <w:pStyle w:val="ListNumber"/>
+      </w:pPr>
+      <w:r>
+        <w:rPr>
+          <w:b w:val="0"/>
+          <w:i w:val="0"/>
+        </w:rPr>
+        <w:t xml:space="preserve">Vào </w:t>
+      </w:r>
+      <w:r>
+        <w:rPr>
+          <w:b/>
+          <w:i w:val="0"/>
+        </w:rPr>
+        <w:t>Duyệt</w:t>
+      </w:r>
+      <w:r>
+        <w:rPr>
+          <w:b w:val="0"/>
+          <w:i w:val="0"/>
+        </w:rPr>
+        <w:t xml:space="preserve"> → chọn khoa nếu muốn → bấm vào phiếu.</w:t>
+      </w:r>
+    </w:p>
+    <w:p>
+      <w:pPr>
+        <w:pStyle w:val="ListNumber"/>
+      </w:pPr>
+      <w:r>
+        <w:rPr>
+          <w:b w:val="0"/>
+          <w:i w:val="0"/>
+        </w:rPr>
+        <w:t xml:space="preserve">Phiếu ở trạng thái </w:t>
+      </w:r>
+      <w:r>
+        <w:rPr>
+          <w:b/>
+          <w:i w:val="0"/>
+        </w:rPr>
+        <w:t>Chờ duyệt</w:t>
+      </w:r>
+      <w:r>
+        <w:rPr>
+          <w:b w:val="0"/>
+          <w:i w:val="0"/>
+        </w:rPr>
+        <w:t xml:space="preserve"> thì cột </w:t>
+      </w:r>
+      <w:r>
+        <w:rPr>
+          <w:b/>
+          <w:i w:val="0"/>
+        </w:rPr>
+        <w:t>SL duyệt</w:t>
+      </w:r>
+      <w:r>
+        <w:rPr>
+          <w:b w:val="0"/>
+          <w:i w:val="0"/>
+        </w:rPr>
+        <w:t xml:space="preserve"> là </w:t>
+      </w:r>
+      <w:r>
+        <w:rPr>
+          <w:b/>
+          <w:i w:val="0"/>
+        </w:rPr>
+        <w:t>ô nhập được</w:t>
+      </w:r>
+      <w:r>
+        <w:rPr>
+          <w:b w:val="0"/>
+          <w:i w:val="0"/>
+        </w:rPr>
+        <w:t xml:space="preserve">, và mỗi dòng có thêm một ô </w:t>
+      </w:r>
+      <w:r>
+        <w:rPr>
+          <w:b/>
+          <w:i w:val="0"/>
+        </w:rPr>
+        <w:t>ghi chú của quản lý</w:t>
+      </w:r>
+      <w:r>
+        <w:rPr>
+          <w:b w:val="0"/>
+          <w:i w:val="0"/>
+        </w:rPr>
+        <w:t xml:space="preserve">. Cột </w:t>
+      </w:r>
+      <w:r>
+        <w:rPr>
+          <w:b/>
+          <w:i w:val="0"/>
+        </w:rPr>
+        <w:t>SL đề xuất</w:t>
+      </w:r>
+      <w:r>
+        <w:rPr>
+          <w:b w:val="0"/>
+          <w:i w:val="0"/>
+        </w:rPr>
+        <w:t xml:space="preserve"> không sửa được — khoá vĩnh viễn từ lúc khoa bấm Gửi duyệt.</w:t>
+      </w:r>
+    </w:p>
+    <w:p>
+      <w:pPr>
+        <w:pStyle w:val="ListNumber"/>
+      </w:pPr>
+      <w:r>
+        <w:rPr>
+          <w:b w:val="0"/>
+          <w:i w:val="0"/>
+        </w:rPr>
+        <w:t>Ba quy ước phải nhớ, màn hình cũng nhắc ngay trên thanh nút:</w:t>
+      </w:r>
+    </w:p>
+    <w:p>
+      <w:pPr>
+        <w:pStyle w:val="ListBullet"/>
+      </w:pPr>
+      <w:r>
+        <w:rPr>
+          <w:b/>
+          <w:i w:val="0"/>
+        </w:rPr>
+        <w:t>Ô để trống = giữ nguyên dòng đó.</w:t>
+      </w:r>
+      <w:r>
+        <w:rPr>
+          <w:b w:val="0"/>
+          <w:i w:val="0"/>
+        </w:rPr>
+        <w:t xml:space="preserve"> Không phải "duyệt 0".</w:t>
+      </w:r>
+    </w:p>
+    <w:p>
+      <w:pPr>
+        <w:pStyle w:val="ListBullet"/>
+      </w:pPr>
+      <w:r>
+        <w:rPr>
+          <w:b/>
+          <w:i w:val="0"/>
+        </w:rPr>
+        <w:t>Gõ số 0 = bỏ mặt hàng khỏi đơn.</w:t>
+      </w:r>
+      <w:r>
+        <w:rPr>
+          <w:b w:val="0"/>
+          <w:i w:val="0"/>
+        </w:rPr>
+        <w:t xml:space="preserve"> Dòng vẫn nằm lại trên phiếu (gạch ngang, gắn nhãn "Không duyệt") để sau này còn truy vết được là khoa đã xin gì.</w:t>
+      </w:r>
+    </w:p>
+    <w:p>
+      <w:pPr>
+        <w:pStyle w:val="ListBullet"/>
+      </w:pPr>
+      <w:r>
+        <w:rPr>
+          <w:b/>
+          <w:i w:val="0"/>
+        </w:rPr>
+        <w:t>Không sửa gì thì cứ bấm Duyệt</w:t>
+      </w:r>
+      <w:r>
+        <w:rPr>
+          <w:b w:val="0"/>
+          <w:i w:val="0"/>
+        </w:rPr>
+        <w:t xml:space="preserve"> — phiếu được duyệt nguyên số khoa đã xin. Không bắt buộc phải nhập gì.</w:t>
+      </w:r>
+    </w:p>
+    <w:p>
+      <w:pPr>
+        <w:pStyle w:val="ListNumber"/>
+      </w:pPr>
+      <w:r>
+        <w:rPr>
+          <w:b w:val="0"/>
+          <w:i w:val="0"/>
+        </w:rPr>
+        <w:t xml:space="preserve">Bấm </w:t>
+      </w:r>
+      <w:r>
+        <w:rPr>
+          <w:b/>
+          <w:i w:val="0"/>
+        </w:rPr>
+        <w:t>Duyệt</w:t>
+      </w:r>
+      <w:r>
+        <w:rPr>
+          <w:b w:val="0"/>
+          <w:i w:val="0"/>
+        </w:rPr>
+        <w:t xml:space="preserve"> → hộp xác nhận liệt kê từng điều chỉnh (</w:t>
+      </w:r>
+      <w:r>
+        <w:rPr>
+          <w:rFonts w:ascii="Consolas" w:hAnsi="Consolas"/>
+          <w:b w:val="0"/>
+          <w:i w:val="0"/>
+          <w:color w:val="B03030"/>
+          <w:sz w:val="19"/>
+        </w:rPr>
+        <w:t>hạ 100 → 40</w:t>
+      </w:r>
+      <w:r>
+        <w:rPr>
+          <w:b w:val="0"/>
+          <w:i w:val="0"/>
+        </w:rPr>
+        <w:t xml:space="preserve">, </w:t>
+      </w:r>
+      <w:r>
+        <w:rPr>
+          <w:rFonts w:ascii="Consolas" w:hAnsi="Consolas"/>
+          <w:b w:val="0"/>
+          <w:i w:val="0"/>
+          <w:color w:val="B03030"/>
+          <w:sz w:val="19"/>
+        </w:rPr>
+        <w:t>BỎ khỏi đơn</w:t>
+      </w:r>
+      <w:r>
+        <w:rPr>
+          <w:b w:val="0"/>
+          <w:i w:val="0"/>
+        </w:rPr>
+        <w:t xml:space="preserve">…) → đồng ý → đơn hàng gửi Miyano sinh ra </w:t>
+      </w:r>
+      <w:r>
+        <w:rPr>
+          <w:b/>
+          <w:i w:val="0"/>
+        </w:rPr>
+        <w:t>theo số đã duyệt</w:t>
+      </w:r>
+      <w:r>
+        <w:rPr>
+          <w:b w:val="0"/>
+          <w:i w:val="0"/>
+        </w:rPr>
+        <w:t>.</w:t>
+      </w:r>
+    </w:p>
+    <w:p>
+      <w:r>
+        <w:rPr>
+          <w:b w:val="0"/>
+          <w:i w:val="0"/>
+        </w:rPr>
+        <w:t xml:space="preserve">Ví dụ đúng tình huống hay gặp: khoa xin 100 hộp, quản lý chỉ đồng ý 40 → gõ </w:t>
+      </w:r>
+      <w:r>
+        <w:rPr>
+          <w:rFonts w:ascii="Consolas" w:hAnsi="Consolas"/>
+          <w:b w:val="0"/>
+          <w:i w:val="0"/>
+          <w:color w:val="B03030"/>
+          <w:sz w:val="19"/>
+        </w:rPr>
+        <w:t>40</w:t>
+      </w:r>
+      <w:r>
+        <w:rPr>
+          <w:b w:val="0"/>
+          <w:i w:val="0"/>
+        </w:rPr>
+        <w:t xml:space="preserve"> vào ô SL duyệt của dòng đó, bấm Duyệt. Đơn sang Miyano mang số </w:t>
+      </w:r>
+      <w:r>
+        <w:rPr>
+          <w:b/>
+          <w:i w:val="0"/>
+        </w:rPr>
+        <w:t>40</w:t>
+      </w:r>
+      <w:r>
+        <w:rPr>
+          <w:b w:val="0"/>
+          <w:i w:val="0"/>
+        </w:rPr>
+        <w:t>.</w:t>
+      </w:r>
+    </w:p>
+    <w:p>
+      <w:r>
+        <w:rPr>
+          <w:b/>
+          <w:i w:val="0"/>
+        </w:rPr>
+        <w:t>Nút "Quay lại"</w:t>
+      </w:r>
+      <w:r>
+        <w:rPr>
+          <w:b w:val="0"/>
+          <w:i w:val="0"/>
+        </w:rPr>
+        <w:t xml:space="preserve"> đưa về đúng danh sách đã tới, giữ nguyên bộ lọc khoa (hoặc chip trạng thái) đang mở — duyệt liên tiếp nhiều phiếu của một khoa không phải chọn lại bộ lọc sau mỗi phiếu.</w:t>
+      </w:r>
+    </w:p>
+    <w:p>
+      <w:r>
+        <w:rPr>
+          <w:b/>
+          <w:i w:val="0"/>
+        </w:rPr>
+        <w:t>Nhân viên khoa xin sửa số lượng</w:t>
+      </w:r>
+      <w:r>
+        <w:rPr>
+          <w:b w:val="0"/>
+          <w:i w:val="0"/>
+        </w:rPr>
+        <w:t xml:space="preserve"> (sau khi Miyano đã báo giá): mở phiếu </w:t>
+      </w:r>
+      <w:r>
+        <w:rPr>
+          <w:b/>
+          <w:i w:val="0"/>
+        </w:rPr>
+        <w:t>Đã duyệt</w:t>
+      </w:r>
+      <w:r>
+        <w:rPr>
+          <w:b w:val="0"/>
+          <w:i w:val="0"/>
+        </w:rPr>
+        <w:t xml:space="preserve"> → nút </w:t>
+      </w:r>
+      <w:r>
+        <w:rPr>
+          <w:b/>
+          <w:i w:val="0"/>
+        </w:rPr>
+        <w:t>Xin sửa số lượng</w:t>
+      </w:r>
+      <w:r>
+        <w:rPr>
+          <w:b w:val="0"/>
+          <w:i w:val="0"/>
+        </w:rPr>
+        <w:t xml:space="preserve"> → nhập số mong muốn từng dòng → gửi. Cũng đúng quy ước trên: ô để trống nghĩa là không đổi dòng đó, gõ 0 nghĩa là xin bỏ mặt hàng. Phiếu chuyển sang </w:t>
+      </w:r>
+      <w:r>
+        <w:rPr>
+          <w:b/>
+          <w:i w:val="0"/>
+        </w:rPr>
+        <w:t>Chờ duyệt sửa</w:t>
+      </w:r>
+      <w:r>
+        <w:rPr>
+          <w:b w:val="0"/>
+          <w:i w:val="0"/>
+        </w:rPr>
+        <w:t xml:space="preserve"> và quay lại hàng chờ của quản lý.</w:t>
+      </w:r>
+    </w:p>
+    <w:p>
+      <w:pPr>
+        <w:pStyle w:val="IntenseQuote"/>
+      </w:pPr>
+      <w:r>
+        <w:rPr>
+          <w:b/>
+          <w:i w:val="0"/>
+        </w:rPr>
+        <w:t>Ba màn này hôm nay CHỈ ĐỌC VÀ DUYỆT.</w:t>
+      </w:r>
+      <w:r>
+        <w:rPr>
+          <w:b w:val="0"/>
+          <w:i w:val="0"/>
+        </w:rPr>
+        <w:t xml:space="preserve"> Không có màn lập phiếu trên cổng — xem §7 mục 2. Nghĩa là chuỗi đầy đủ "nhân viên khoa tự lập phiếu → gửi duyệt → quản lý duyệt" </w:t>
+      </w:r>
+      <w:r>
+        <w:rPr>
+          <w:b/>
+          <w:i w:val="0"/>
+        </w:rPr>
+        <w:t>chưa chạy được từ đầu đến cuối trên cổng</w:t>
+      </w:r>
+      <w:r>
+        <w:rPr>
+          <w:b w:val="0"/>
+          <w:i w:val="0"/>
+        </w:rPr>
+        <w:t xml:space="preserve">: phần "quản lý duyệt" đã có màn, phần "nhân viên lập" thì chưa. Nếu bệnh viện hỏi "chúng tôi bắt đầu dùng được chưa", câu trả lời đúng là </w:t>
+      </w:r>
+      <w:r>
+        <w:rPr>
+          <w:b w:val="0"/>
+          <w:i/>
+        </w:rPr>
+        <w:t>chưa trọn vẹn</w:t>
+      </w:r>
+      <w:r>
+        <w:rPr>
+          <w:b w:val="0"/>
+          <w:i w:val="0"/>
+        </w:rPr>
+        <w:t>.</w:t>
+      </w:r>
+    </w:p>
+    <w:p>
+      <w:r>
+        <w:rPr>
+          <w:b w:val="0"/>
+          <w:i w:val="0"/>
+        </w:rPr>
+        <w:t xml:space="preserve">Ngoài ra màn chi tiết </w:t>
+      </w:r>
+      <w:r>
+        <w:rPr>
+          <w:b/>
+          <w:i w:val="0"/>
+        </w:rPr>
+        <w:t>chưa có ô thêm mặt hàng mới</w:t>
+      </w:r>
+      <w:r>
+        <w:rPr>
+          <w:b w:val="0"/>
+          <w:i w:val="0"/>
+        </w:rPr>
+        <w:t xml:space="preserve"> cho quản lý (§4 nói quản lý được thêm dòng — phần lõi làm được, nhưng phải làm trên Desk). Trên cổng, quản lý hiện chỉ </w:t>
+      </w:r>
+      <w:r>
+        <w:rPr>
+          <w:b/>
+          <w:i w:val="0"/>
+        </w:rPr>
+        <w:t>hạ số lượng, bỏ mặt hàng và ghi chú</w:t>
+      </w:r>
+      <w:r>
+        <w:rPr>
+          <w:b w:val="0"/>
+          <w:i w:val="0"/>
+        </w:rPr>
+        <w:t>.</w:t>
       </w:r>
     </w:p>
     <w:p>
@@ -4544,14 +5498,14 @@
           <w:b/>
           <w:i w:val="0"/>
         </w:rPr>
-        <w:t>Chưa có màn hình riêng cho luồng duyệt.</w:t>
+        <w:t>Màn hình luồng duyệt mới dựng được một nửa: đọc và duyệt, CHƯA lập phiếu.</w:t>
       </w:r>
       <w:r>
         <w:rPr>
           <w:b w:val="0"/>
           <w:i w:val="0"/>
         </w:rPr>
-        <w:t xml:space="preserve"> Phần lõi đã chạy (§4) nhưng ba màn </w:t>
+        <w:t xml:space="preserve"> Hai màn </w:t>
       </w:r>
       <w:r>
         <w:rPr>
@@ -4568,7 +5522,7 @@
           <w:b w:val="0"/>
           <w:i w:val="0"/>
         </w:rPr>
-        <w:t xml:space="preserve">, </w:t>
+        <w:t xml:space="preserve"> (danh sách phiếu) và </w:t>
       </w:r>
       <w:r>
         <w:rPr>
@@ -4585,12 +5539,85 @@
           <w:b w:val="0"/>
           <w:i w:val="0"/>
         </w:rPr>
-        <w:t xml:space="preserve">, </w:t>
+        <w:t xml:space="preserve"> (hàng chờ của quản lý) cùng màn chi tiết phiếu đã có trên cổng — xem §4, mục "Thao tác trên màn hình". Còn thiếu:</w:t>
+      </w:r>
+    </w:p>
+    <w:p>
+      <w:pPr>
+        <w:pStyle w:val="ListBullet"/>
+      </w:pPr>
+      <w:r>
+        <w:rPr>
+          <w:b/>
+          <w:i w:val="0"/>
+        </w:rPr>
+        <w:t>Màn LẬP phiếu đề xuất chưa có.</w:t>
+      </w:r>
+      <w:r>
+        <w:rPr>
+          <w:b w:val="0"/>
+          <w:i w:val="0"/>
+        </w:rPr>
+        <w:t xml:space="preserve"> Đây là chỗ dễ đọc nhầm nhất, nên nói thẳng: </w:t>
+      </w:r>
+      <w:r>
+        <w:rPr>
+          <w:b/>
+          <w:i w:val="0"/>
+        </w:rPr>
+        <w:t>hôm nay không ai lập được phiếu đề xuất từ cổng khách.</w:t>
+      </w:r>
+      <w:r>
+        <w:rPr>
+          <w:b w:val="0"/>
+          <w:i w:val="0"/>
+        </w:rPr>
+        <w:t xml:space="preserve"> Nhân viên khoa bấm đặt trên giỏ hàng thì bị chặn (đúng thiết kế), mà cũng chưa có nút "Lập phiếu" nào thay thế. Phiếu chỉ vào hệ thống bằng hai đường: quản lý đặt hàng qua giỏ (hệ thống tự lập một phiếu </w:t>
+      </w:r>
+      <w:r>
+        <w:rPr>
+          <w:b/>
+          <w:i w:val="0"/>
+        </w:rPr>
+        <w:t>đã duyệt</w:t>
+      </w:r>
+      <w:r>
+        <w:rPr>
+          <w:b w:val="0"/>
+          <w:i w:val="0"/>
+        </w:rPr>
+        <w:t xml:space="preserve"> đứng sau, §4), hoặc nhân viên Miyano tạo trên Desk. </w:t>
+      </w:r>
+      <w:r>
+        <w:rPr>
+          <w:b/>
+          <w:i w:val="0"/>
+        </w:rPr>
+        <w:t>Đừng hứa với bệnh viện rằng luồng đã chạy trọn vẹn</w:t>
+      </w:r>
+      <w:r>
+        <w:rPr>
+          <w:b w:val="0"/>
+          <w:i w:val="0"/>
+        </w:rPr>
+        <w:t xml:space="preserve"> — chừng nào màn lập phiếu chưa có, vòng "khoa đề xuất → quản lý duyệt" chưa khép kín trên cổng.</w:t>
+      </w:r>
+    </w:p>
+    <w:p>
+      <w:pPr>
+        <w:pStyle w:val="ListBullet"/>
+      </w:pPr>
+      <w:r>
+        <w:rPr>
+          <w:b/>
+          <w:i w:val="0"/>
+        </w:rPr>
+        <w:t xml:space="preserve">Màn </w:t>
       </w:r>
       <w:r>
         <w:rPr>
           <w:rFonts w:ascii="Consolas" w:hAnsi="Consolas"/>
-          <w:b w:val="0"/>
+          <w:b/>
           <w:i w:val="0"/>
           <w:color w:val="B03030"/>
           <w:sz w:val="19"/>
@@ -4602,7 +5629,21 @@
           <w:b w:val="0"/>
           <w:i w:val="0"/>
         </w:rPr>
-        <w:t xml:space="preserve"> và ô tìm theo tên vật tư chưa dựng — thuộc kế hoạch B. Tới lúc đó quản lý duyệt qua màn quản trị, chưa có màn gọn cho họ.</w:t>
+        <w:t xml:space="preserve"> (quản lý tự gán khoa cho nhân viên) và </w:t>
+      </w:r>
+      <w:r>
+        <w:rPr>
+          <w:b/>
+          <w:i w:val="0"/>
+        </w:rPr>
+        <w:t>ô tìm theo tên vật tư</w:t>
+      </w:r>
+      <w:r>
+        <w:rPr>
+          <w:b w:val="0"/>
+          <w:i w:val="0"/>
+        </w:rPr>
+        <w:t xml:space="preserve"> chưa dựng.</w:t>
       </w:r>
     </w:p>
     <w:p>

--- a/docs/HDSD-phan-quyen-khoa-phong.docx
+++ b/docs/HDSD-phan-quyen-khoa-phong.docx
@@ -4219,7 +4219,7 @@
           <w:b w:val="0"/>
           <w:i w:val="0"/>
         </w:rPr>
-        <w:t xml:space="preserve"> cho quản lý (§4 nói quản lý được thêm dòng — phần lõi làm được, nhưng phải làm trên Desk). Trên cổng, quản lý hiện chỉ </w:t>
+        <w:t xml:space="preserve"> cho quản lý. Trên cổng, quản lý hiện chỉ </w:t>
       </w:r>
       <w:r>
         <w:rPr>
@@ -4233,7 +4233,49 @@
           <w:b w:val="0"/>
           <w:i w:val="0"/>
         </w:rPr>
-        <w:t>.</w:t>
+        <w:t xml:space="preserve"> — muốn </w:t>
+      </w:r>
+      <w:r>
+        <w:rPr>
+          <w:b/>
+          <w:i w:val="0"/>
+        </w:rPr>
+        <w:t>thêm</w:t>
+      </w:r>
+      <w:r>
+        <w:rPr>
+          <w:b w:val="0"/>
+          <w:i w:val="0"/>
+        </w:rPr>
+        <w:t xml:space="preserve"> một mặt hàng mà khoa không xin thì </w:t>
+      </w:r>
+      <w:r>
+        <w:rPr>
+          <w:b/>
+          <w:i w:val="0"/>
+        </w:rPr>
+        <w:t>quản lý bệnh viện không tự làm được</w:t>
+      </w:r>
+      <w:r>
+        <w:rPr>
+          <w:b w:val="0"/>
+          <w:i w:val="0"/>
+        </w:rPr>
+        <w:t xml:space="preserve">, phải báo nhân viên Miyano thêm giúp trên Desk. (Tài khoản bệnh viện là Website User, </w:t>
+      </w:r>
+      <w:r>
+        <w:rPr>
+          <w:b/>
+          <w:i w:val="0"/>
+        </w:rPr>
+        <w:t>không vào được</w:t>
+      </w:r>
+      <w:r>
+        <w:rPr>
+          <w:b w:val="0"/>
+          <w:i w:val="0"/>
+        </w:rPr>
+        <w:t xml:space="preserve"> màn quản trị — đừng hướng dẫn họ "vào Desk mà làm".)</w:t>
       </w:r>
     </w:p>
     <w:p>

--- a/docs/HDSD-phan-quyen-khoa-phong.docx
+++ b/docs/HDSD-phan-quyen-khoa-phong.docx
@@ -40,7 +40,7 @@
           <w:b/>
           <w:i w:val="0"/>
         </w:rPr>
-        <w:t>19/08/2026</w:t>
+        <w:t>26/08/2026</w:t>
       </w:r>
       <w:r>
         <w:rPr>
@@ -80,69 +80,63 @@
           <w:b w:val="0"/>
           <w:i w:val="0"/>
         </w:rPr>
-        <w:t xml:space="preserve">). Khách hàng nay đã có </w:t>
+        <w:t xml:space="preserve">). Vòng "khoa yêu cầu → quản lý duyệt → đơn sang Miyano" nay </w:t>
       </w:r>
       <w:r>
         <w:rPr>
           <w:b/>
           <w:i w:val="0"/>
         </w:rPr>
-        <w:t>ba màn của luồng duyệt</w:t>
+        <w:t>chạy trọn vẹn trên cổng khách</w:t>
       </w:r>
       <w:r>
         <w:rPr>
           <w:b w:val="0"/>
           <w:i w:val="0"/>
         </w:rPr>
-        <w:t xml:space="preserve"> trên cổng (</w:t>
-      </w:r>
-      <w:r>
-        <w:rPr>
-          <w:rFonts w:ascii="Consolas" w:hAnsi="Consolas"/>
+        <w:t xml:space="preserve">: nhân viên khoa tự lập yêu cầu ở màn </w:t>
+      </w:r>
+      <w:r>
+        <w:rPr>
+          <w:b/>
+          <w:i w:val="0"/>
+        </w:rPr>
+        <w:t>Đặt hàng</w:t>
+      </w:r>
+      <w:r>
+        <w:rPr>
           <w:b w:val="0"/>
           <w:i w:val="0"/>
-          <w:color w:val="B03030"/>
-          <w:sz w:val="19"/>
-        </w:rPr>
-        <w:t>/de-xuat</w:t>
+        </w:rPr>
+        <w:t xml:space="preserve">, quản lý duyệt ở màn </w:t>
+      </w:r>
+      <w:r>
+        <w:rPr>
+          <w:b/>
+          <w:i w:val="0"/>
+        </w:rPr>
+        <w:t>Duyệt</w:t>
       </w:r>
       <w:r>
         <w:rPr>
           <w:b w:val="0"/>
           <w:i w:val="0"/>
         </w:rPr>
-        <w:t xml:space="preserve">, </w:t>
-      </w:r>
-      <w:r>
-        <w:rPr>
-          <w:rFonts w:ascii="Consolas" w:hAnsi="Consolas"/>
+        <w:t xml:space="preserve">, cả hai theo dõi ở màn </w:t>
+      </w:r>
+      <w:r>
+        <w:rPr>
+          <w:b/>
+          <w:i w:val="0"/>
+        </w:rPr>
+        <w:t>Yêu cầu của tôi</w:t>
+      </w:r>
+      <w:r>
+        <w:rPr>
           <w:b w:val="0"/>
           <w:i w:val="0"/>
-          <w:color w:val="B03030"/>
-          <w:sz w:val="19"/>
-        </w:rPr>
-        <w:t>/duyet</w:t>
-      </w:r>
-      <w:r>
-        <w:rPr>
-          <w:b w:val="0"/>
-          <w:i w:val="0"/>
-        </w:rPr>
-        <w:t xml:space="preserve">, màn chi tiết phiếu) — xem §4, mục "Thao tác trên màn hình". Chúng </w:t>
-      </w:r>
-      <w:r>
-        <w:rPr>
-          <w:b/>
-          <w:i w:val="0"/>
-        </w:rPr>
-        <w:t>chỉ đọc và duyệt</w:t>
-      </w:r>
-      <w:r>
-        <w:rPr>
-          <w:b w:val="0"/>
-          <w:i w:val="0"/>
-        </w:rPr>
-        <w:t>: màn lập phiếu và màn quản lý thành viên vẫn chưa làm (§7 mục 2).</w:t>
+        </w:rPr>
+        <w:t xml:space="preserve"> — xem §4, mục "Thao tác trên màn hình". Màn quản lý thành viên vẫn chưa làm (§7 mục 2).</w:t>
       </w:r>
     </w:p>
     <w:p>
@@ -669,14 +663,14 @@
           <w:b/>
           <w:i w:val="0"/>
         </w:rPr>
-        <w:t>Bốn bước, và thứ tự là bắt buộc</w:t>
+        <w:t>Ba bước, và thứ tự là bắt buộc</w:t>
       </w:r>
       <w:r>
         <w:rPr>
           <w:b w:val="0"/>
           <w:i w:val="0"/>
         </w:rPr>
-        <w:t xml:space="preserve"> — hệ thống sẽ chặn nếu làm sai thứ tự.</w:t>
+        <w:t xml:space="preserve"> — hệ thống sẽ chặn nếu làm sai thứ tự. Bước 4 chỉ dùng cho tài khoản cấp lẻ, không đi qua bảng nhân sự.</w:t>
       </w:r>
     </w:p>
     <w:p>
@@ -807,6 +801,22 @@
       </w:pPr>
       <w:r>
         <w:t>Bước 2 — Khai khoa phòng</w:t>
+      </w:r>
+    </w:p>
+    <w:p>
+      <w:r>
+        <w:rPr>
+          <w:b/>
+          <w:i w:val="0"/>
+        </w:rPr>
+        <w:t>Khai trước là tuỳ chọn.</w:t>
+      </w:r>
+      <w:r>
+        <w:rPr>
+          <w:b w:val="0"/>
+          <w:i w:val="0"/>
+        </w:rPr>
+        <w:t xml:space="preserve"> Bảng nhân sự ở bước 3 có cột Khoa và Mã khoa; khoa nào chưa có, hệ thống tạo luôn khi bạn bấm Ghi, và bản xem trước nói rõ nó sắp tạo những khoa nào. Khai tay trước chỉ cần khi bệnh viện muốn gắn kho cho khoa, hoặc khi bạn muốn chốt sẵn tên và mã khoa cho đúng.</w:t>
       </w:r>
     </w:p>
     <w:p>
@@ -1302,251 +1312,358 @@
           <w:b w:val="0"/>
           <w:i w:val="0"/>
         </w:rPr>
-        <w:t>Dùng đúng chức năng cấp tài khoản cổng đang có. Hệ thống tự quyết vai trò:</w:t>
-      </w:r>
-    </w:p>
-    <w:tbl>
-      <w:tblPr>
-        <w:tblStyle w:val="TableGrid"/>
-        <w:tblW w:type="auto" w:w="0"/>
-        <w:tblLook w:firstColumn="1" w:firstRow="1" w:lastColumn="0" w:lastRow="0" w:noHBand="0" w:noVBand="1" w:val="04A0"/>
-      </w:tblPr>
-      <w:tblGrid>
-        <w:gridCol w:w="4320"/>
-        <w:gridCol w:w="4320"/>
-      </w:tblGrid>
-      <w:tr>
-        <w:tc>
-          <w:tcPr>
-            <w:tcW w:type="dxa" w:w="4320"/>
-          </w:tcPr>
-          <w:p>
-            <w:r>
-              <w:rPr>
-                <w:b/>
-              </w:rPr>
-            </w:r>
-            <w:r>
-              <w:rPr>
-                <w:b/>
-                <w:i w:val="0"/>
-              </w:rPr>
-              <w:t>Tình huống</w:t>
-            </w:r>
-          </w:p>
-        </w:tc>
-        <w:tc>
-          <w:tcPr>
-            <w:tcW w:type="dxa" w:w="4320"/>
-          </w:tcPr>
-          <w:p>
-            <w:r>
-              <w:rPr>
-                <w:b/>
-              </w:rPr>
-            </w:r>
-            <w:r>
-              <w:rPr>
-                <w:b/>
-                <w:i w:val="0"/>
-              </w:rPr>
-              <w:t>Kết quả</w:t>
-            </w:r>
-          </w:p>
-        </w:tc>
-      </w:tr>
-      <w:tr>
-        <w:tc>
-          <w:tcPr>
-            <w:tcW w:type="dxa" w:w="4320"/>
-          </w:tcPr>
-          <w:p>
-            <w:r/>
-            <w:r>
-              <w:rPr>
-                <w:b w:val="0"/>
-                <w:i w:val="0"/>
-              </w:rPr>
-              <w:t xml:space="preserve">Bệnh viện </w:t>
-            </w:r>
-            <w:r>
-              <w:rPr>
-                <w:b/>
-                <w:i w:val="0"/>
-              </w:rPr>
-              <w:t>chưa có</w:t>
-            </w:r>
-            <w:r>
-              <w:rPr>
-                <w:b w:val="0"/>
-                <w:i w:val="0"/>
-              </w:rPr>
-              <w:t xml:space="preserve"> tài khoản nào</w:t>
-            </w:r>
-          </w:p>
-        </w:tc>
-        <w:tc>
-          <w:tcPr>
-            <w:tcW w:type="dxa" w:w="4320"/>
-          </w:tcPr>
-          <w:p>
-            <w:r/>
-            <w:r>
-              <w:rPr>
-                <w:b w:val="0"/>
-                <w:i w:val="0"/>
-              </w:rPr>
-              <w:t xml:space="preserve">Tài khoản đầu tiên thành </w:t>
-            </w:r>
-            <w:r>
-              <w:rPr>
-                <w:b/>
-                <w:i w:val="0"/>
-              </w:rPr>
-              <w:t>Quản lý</w:t>
-            </w:r>
-            <w:r>
-              <w:rPr>
-                <w:b w:val="0"/>
-                <w:i w:val="0"/>
-              </w:rPr>
-              <w:t xml:space="preserve">, </w:t>
-            </w:r>
-            <w:r>
-              <w:rPr>
-                <w:b/>
-                <w:i w:val="0"/>
-              </w:rPr>
-              <w:t>đang hoạt động</w:t>
-            </w:r>
-            <w:r>
-              <w:rPr>
-                <w:b w:val="0"/>
-                <w:i w:val="0"/>
-              </w:rPr>
-              <w:t xml:space="preserve"> — dùng được ngay</w:t>
-            </w:r>
-          </w:p>
-        </w:tc>
-      </w:tr>
-      <w:tr>
-        <w:tc>
-          <w:tcPr>
-            <w:tcW w:type="dxa" w:w="4320"/>
-          </w:tcPr>
-          <w:p>
-            <w:r/>
-            <w:r>
-              <w:rPr>
-                <w:b w:val="0"/>
-                <w:i w:val="0"/>
-              </w:rPr>
-              <w:t xml:space="preserve">Bệnh viện </w:t>
-            </w:r>
-            <w:r>
-              <w:rPr>
-                <w:b/>
-                <w:i w:val="0"/>
-              </w:rPr>
-              <w:t>đã có</w:t>
-            </w:r>
-            <w:r>
-              <w:rPr>
-                <w:b w:val="0"/>
-                <w:i w:val="0"/>
-              </w:rPr>
-              <w:t xml:space="preserve"> quản lý</w:t>
-            </w:r>
-          </w:p>
-        </w:tc>
-        <w:tc>
-          <w:tcPr>
-            <w:tcW w:type="dxa" w:w="4320"/>
-          </w:tcPr>
-          <w:p>
-            <w:r/>
-            <w:r>
-              <w:rPr>
-                <w:b w:val="0"/>
-                <w:i w:val="0"/>
-              </w:rPr>
-              <w:t xml:space="preserve">Tài khoản mới thành </w:t>
-            </w:r>
-            <w:r>
-              <w:rPr>
-                <w:b/>
-                <w:i w:val="0"/>
-              </w:rPr>
-              <w:t>Nhân viên khoa</w:t>
-            </w:r>
-            <w:r>
-              <w:rPr>
-                <w:b w:val="0"/>
-                <w:i w:val="0"/>
-              </w:rPr>
-              <w:t xml:space="preserve">, </w:t>
-            </w:r>
-            <w:r>
-              <w:rPr>
-                <w:b/>
-                <w:i w:val="0"/>
-              </w:rPr>
-              <w:t>chưa hoạt động</w:t>
-            </w:r>
-            <w:r>
-              <w:rPr>
-                <w:b w:val="0"/>
-                <w:i w:val="0"/>
-              </w:rPr>
-              <w:t xml:space="preserve">, </w:t>
-            </w:r>
-            <w:r>
-              <w:rPr>
-                <w:b/>
-                <w:i w:val="0"/>
-              </w:rPr>
-              <w:t>chưa gán khoa</w:t>
-            </w:r>
-          </w:p>
-        </w:tc>
-      </w:tr>
-    </w:tbl>
-    <w:p/>
-    <w:p>
+        <w:t xml:space="preserve">Dùng màn </w:t>
+      </w:r>
+      <w:r>
+        <w:rPr>
+          <w:b/>
+          <w:i w:val="0"/>
+        </w:rPr>
+        <w:t>Nhập nhân sự bệnh viện</w:t>
+      </w:r>
       <w:r>
         <w:rPr>
           <w:b w:val="0"/>
           <w:i w:val="0"/>
         </w:rPr>
-        <w:t xml:space="preserve">Ở trường hợp thứ hai, hệ thống trả về cờ báo </w:t>
+        <w:t xml:space="preserve"> trên Desk (workspace </w:t>
       </w:r>
       <w:r>
         <w:rPr>
           <w:b w:val="0"/>
           <w:i/>
         </w:rPr>
-        <w:t>"tài khoản còn chờ gán khoa phòng"</w:t>
+        <w:t>Kho khách hàng</w:t>
       </w:r>
       <w:r>
         <w:rPr>
           <w:b w:val="0"/>
           <w:i w:val="0"/>
         </w:rPr>
-        <w:t xml:space="preserve">. </w:t>
+        <w:t xml:space="preserve">): tải bảng mẫu Excel cho bệnh viện điền, tải lên, xem trước rồi ghi. Cách làm chi tiết nằm ở tài liệu </w:t>
+      </w:r>
+      <w:r>
+        <w:rPr>
+          <w:b w:val="0"/>
+          <w:i/>
+        </w:rPr>
+        <w:t>tạo khách hàng · mở kho · thao tác trên cổng</w:t>
+      </w:r>
+      <w:r>
+        <w:rPr>
+          <w:b w:val="0"/>
+          <w:i w:val="0"/>
+        </w:rPr>
+        <w:t>, mục A5.</w:t>
+      </w:r>
+    </w:p>
+    <w:p>
+      <w:r>
+        <w:rPr>
+          <w:b w:val="0"/>
+          <w:i w:val="0"/>
+        </w:rPr>
+        <w:t xml:space="preserve">Bảng nhân sự nói rõ từng người là </w:t>
       </w:r>
       <w:r>
         <w:rPr>
           <w:b/>
           <w:i w:val="0"/>
         </w:rPr>
-        <w:t>Tài khoản đó chưa dùng được</w:t>
+        <w:t>Quản lý</w:t>
       </w:r>
       <w:r>
         <w:rPr>
           <w:b w:val="0"/>
           <w:i w:val="0"/>
         </w:rPr>
-        <w:t xml:space="preserve"> — còn bước 4.</w:t>
+        <w:t xml:space="preserve"> hay </w:t>
+      </w:r>
+      <w:r>
+        <w:rPr>
+          <w:b/>
+          <w:i w:val="0"/>
+        </w:rPr>
+        <w:t>Nhân viên khoa</w:t>
+      </w:r>
+      <w:r>
+        <w:rPr>
+          <w:b w:val="0"/>
+          <w:i w:val="0"/>
+        </w:rPr>
+        <w:t xml:space="preserve">, và nhân viên khoa thuộc khoa nào. Tài khoản cấp theo bảng này </w:t>
+      </w:r>
+      <w:r>
+        <w:rPr>
+          <w:b/>
+          <w:i w:val="0"/>
+        </w:rPr>
+        <w:t>đang hoạt động và đã gán khoa ngay</w:t>
+      </w:r>
+      <w:r>
+        <w:rPr>
+          <w:b w:val="0"/>
+          <w:i w:val="0"/>
+        </w:rPr>
+        <w:t xml:space="preserve"> — dùng được luôn, không còn bước gán khoa sau.</w:t>
+      </w:r>
+    </w:p>
+    <w:p>
+      <w:r>
+        <w:rPr>
+          <w:b w:val="0"/>
+          <w:i w:val="0"/>
+        </w:rPr>
+        <w:t>Ba điều bảng xem trước sẽ nhắc trước khi bạn ghi:</w:t>
+      </w:r>
+    </w:p>
+    <w:p>
+      <w:pPr>
+        <w:pStyle w:val="ListBullet"/>
+      </w:pPr>
+      <w:r>
+        <w:rPr>
+          <w:b w:val="0"/>
+          <w:i w:val="0"/>
+        </w:rPr>
+        <w:t xml:space="preserve">Bệnh viện </w:t>
+      </w:r>
+      <w:r>
+        <w:rPr>
+          <w:b/>
+          <w:i w:val="0"/>
+        </w:rPr>
+        <w:t>chưa có Mã ngắn</w:t>
+      </w:r>
+      <w:r>
+        <w:rPr>
+          <w:b w:val="0"/>
+          <w:i w:val="0"/>
+        </w:rPr>
+        <w:t xml:space="preserve"> mà bảng có nhân viên khoa → từ chối, làm bước 1 trước.</w:t>
+      </w:r>
+    </w:p>
+    <w:p>
+      <w:pPr>
+        <w:pStyle w:val="ListBullet"/>
+      </w:pPr>
+      <w:r>
+        <w:rPr>
+          <w:b w:val="0"/>
+          <w:i w:val="0"/>
+        </w:rPr>
+        <w:t xml:space="preserve">Bảng </w:t>
+      </w:r>
+      <w:r>
+        <w:rPr>
+          <w:b/>
+          <w:i w:val="0"/>
+        </w:rPr>
+        <w:t>không có ai làm Quản lý</w:t>
+      </w:r>
+      <w:r>
+        <w:rPr>
+          <w:b w:val="0"/>
+          <w:i w:val="0"/>
+        </w:rPr>
+        <w:t xml:space="preserve"> và bệnh viện cũng chưa có quản lý đang hoạt động → cảnh báo: sẽ không ai duyệt được yêu cầu của các khoa.</w:t>
+      </w:r>
+    </w:p>
+    <w:p>
+      <w:pPr>
+        <w:pStyle w:val="ListBullet"/>
+      </w:pPr>
+      <w:r>
+        <w:rPr>
+          <w:b w:val="0"/>
+          <w:i w:val="0"/>
+        </w:rPr>
+        <w:t xml:space="preserve">Một email </w:t>
+      </w:r>
+      <w:r>
+        <w:rPr>
+          <w:b/>
+          <w:i w:val="0"/>
+        </w:rPr>
+        <w:t>đã thuộc bệnh viện khác</w:t>
+      </w:r>
+      <w:r>
+        <w:rPr>
+          <w:b w:val="0"/>
+          <w:i w:val="0"/>
+        </w:rPr>
+        <w:t xml:space="preserve"> → cảnh báo, không tạo lại và không đổi mật khẩu của người đó. Bạn tự quyết là gõ nhầm hay đúng là một người làm hai nơi.</w:t>
+      </w:r>
+    </w:p>
+    <w:p>
+      <w:pPr>
+        <w:pStyle w:val="Heading3"/>
+      </w:pPr>
+      <w:r>
+        <w:t>Bước 4 — Chỉ khi cấp tài khoản lẻ</w:t>
+      </w:r>
+    </w:p>
+    <w:p>
+      <w:r>
+        <w:rPr>
+          <w:b w:val="0"/>
+          <w:i w:val="0"/>
+        </w:rPr>
+        <w:t xml:space="preserve">Tài khoản cấp lẻ (không qua bảng nhân sự) cho một bệnh viện </w:t>
+      </w:r>
+      <w:r>
+        <w:rPr>
+          <w:b/>
+          <w:i w:val="0"/>
+        </w:rPr>
+        <w:t>đã có quản lý</w:t>
+      </w:r>
+      <w:r>
+        <w:rPr>
+          <w:b w:val="0"/>
+          <w:i w:val="0"/>
+        </w:rPr>
+        <w:t xml:space="preserve"> sẽ thành </w:t>
+      </w:r>
+      <w:r>
+        <w:rPr>
+          <w:b/>
+          <w:i w:val="0"/>
+        </w:rPr>
+        <w:t>Nhân viên khoa</w:t>
+      </w:r>
+      <w:r>
+        <w:rPr>
+          <w:b w:val="0"/>
+          <w:i w:val="0"/>
+        </w:rPr>
+        <w:t xml:space="preserve">, </w:t>
+      </w:r>
+      <w:r>
+        <w:rPr>
+          <w:b/>
+          <w:i w:val="0"/>
+        </w:rPr>
+        <w:t>chưa hoạt động</w:t>
+      </w:r>
+      <w:r>
+        <w:rPr>
+          <w:b w:val="0"/>
+          <w:i w:val="0"/>
+        </w:rPr>
+        <w:t xml:space="preserve">, </w:t>
+      </w:r>
+      <w:r>
+        <w:rPr>
+          <w:b/>
+          <w:i w:val="0"/>
+        </w:rPr>
+        <w:t>chưa gán khoa</w:t>
+      </w:r>
+      <w:r>
+        <w:rPr>
+          <w:b w:val="0"/>
+          <w:i w:val="0"/>
+        </w:rPr>
+        <w:t>. Nó chưa dùng được:</w:t>
+      </w:r>
+    </w:p>
+    <w:p>
+      <w:r>
+        <w:rPr>
+          <w:rFonts w:ascii="Consolas" w:hAnsi="Consolas"/>
+          <w:b w:val="0"/>
+          <w:i w:val="0"/>
+          <w:color w:val="B03030"/>
+          <w:sz w:val="19"/>
+        </w:rPr>
+        <w:t>Portal Member</w:t>
+      </w:r>
+      <w:r>
+        <w:rPr>
+          <w:b w:val="0"/>
+          <w:i w:val="0"/>
+        </w:rPr>
+        <w:t xml:space="preserve"> → mở bản ghi vừa tạo:</w:t>
+      </w:r>
+    </w:p>
+    <w:p>
+      <w:pPr>
+        <w:pStyle w:val="ListNumber"/>
+      </w:pPr>
+      <w:r>
+        <w:rPr>
+          <w:b/>
+          <w:i w:val="0"/>
+        </w:rPr>
+        <w:t>Vai trò</w:t>
+      </w:r>
+      <w:r>
+        <w:rPr>
+          <w:b w:val="0"/>
+          <w:i w:val="0"/>
+        </w:rPr>
+        <w:t xml:space="preserve"> = </w:t>
+      </w:r>
+      <w:r>
+        <w:rPr>
+          <w:rFonts w:ascii="Consolas" w:hAnsi="Consolas"/>
+          <w:b w:val="0"/>
+          <w:i w:val="0"/>
+          <w:color w:val="B03030"/>
+          <w:sz w:val="19"/>
+        </w:rPr>
+        <w:t>Nhân viên khoa</w:t>
+      </w:r>
+    </w:p>
+    <w:p>
+      <w:pPr>
+        <w:pStyle w:val="ListNumber"/>
+      </w:pPr>
+      <w:r>
+        <w:rPr>
+          <w:b/>
+          <w:i w:val="0"/>
+        </w:rPr>
+        <w:t>Khoa phòng</w:t>
+      </w:r>
+      <w:r>
+        <w:rPr>
+          <w:b w:val="0"/>
+          <w:i w:val="0"/>
+        </w:rPr>
+        <w:t xml:space="preserve"> = chọn khoa của người đó</w:t>
+      </w:r>
+    </w:p>
+    <w:p>
+      <w:pPr>
+        <w:pStyle w:val="ListNumber"/>
+      </w:pPr>
+      <w:r>
+        <w:rPr>
+          <w:b w:val="0"/>
+          <w:i w:val="0"/>
+        </w:rPr>
+        <w:t xml:space="preserve">Tích </w:t>
+      </w:r>
+      <w:r>
+        <w:rPr>
+          <w:b/>
+          <w:i w:val="0"/>
+        </w:rPr>
+        <w:t>Hoạt động</w:t>
+      </w:r>
+    </w:p>
+    <w:p>
+      <w:pPr>
+        <w:pStyle w:val="ListNumber"/>
+      </w:pPr>
+      <w:r>
+        <w:rPr>
+          <w:b/>
+          <w:i w:val="0"/>
+        </w:rPr>
+        <w:t>Lưu</w:t>
       </w:r>
     </w:p>
     <w:p>
@@ -1555,31 +1672,40 @@
       </w:pPr>
       <w:r>
         <w:rPr>
+          <w:b w:val="0"/>
+          <w:i w:val="0"/>
+        </w:rPr>
+        <w:t xml:space="preserve">Hiện quản lý bệnh viện </w:t>
+      </w:r>
+      <w:r>
+        <w:rPr>
           <w:b/>
           <w:i w:val="0"/>
         </w:rPr>
-        <w:t>Vì sao không gán khoa luôn lúc cấp:</w:t>
+        <w:t>chưa có màn hình</w:t>
       </w:r>
       <w:r>
         <w:rPr>
           <w:b w:val="0"/>
           <w:i w:val="0"/>
         </w:rPr>
-        <w:t xml:space="preserve"> người biết nhân viên đó thuộc khoa nào là </w:t>
-      </w:r>
-      <w:r>
-        <w:rPr>
-          <w:b/>
-          <w:i w:val="0"/>
-        </w:rPr>
-        <w:t>quản lý bệnh viện</w:t>
-      </w:r>
-      <w:r>
-        <w:rPr>
-          <w:b w:val="0"/>
-          <w:i w:val="0"/>
-        </w:rPr>
-        <w:t>, không phải Miyano. Nên tài khoản được tạo trước, gán khoa sau. Đó cũng là lý do nó được tạo ở trạng thái chưa hoạt động thay vì hoạt động mà không thấy gì.</w:t>
+        <w:t xml:space="preserve"> để tự làm việc này — màn "Thành viên &amp; phân quyền" thuộc bước 9, chưa làm. Tạm thời Miyano làm hộ trên Desk.</w:t>
+      </w:r>
+    </w:p>
+    <w:p>
+      <w:pPr>
+        <w:jc w:val="center"/>
+      </w:pPr>
+      <w:r>
+        <w:t>────────────────────────────────────────────────────────────</w:t>
+      </w:r>
+    </w:p>
+    <w:p>
+      <w:pPr>
+        <w:pStyle w:val="Heading2"/>
+      </w:pPr>
+      <w:r>
+        <w:t>3. Thao tác hằng ngày</w:t>
       </w:r>
     </w:p>
     <w:p>
@@ -1587,7 +1713,7 @@
         <w:pStyle w:val="Heading3"/>
       </w:pPr>
       <w:r>
-        <w:t>Bước 4 — Gán khoa phòng rồi kích hoạt</w:t>
+        <w:t>Nhân viên chuyển khoa</w:t>
       </w:r>
     </w:p>
     <w:p>
@@ -1606,7 +1732,136 @@
           <w:b w:val="0"/>
           <w:i w:val="0"/>
         </w:rPr>
-        <w:t xml:space="preserve"> → mở bản ghi vừa tạo:</w:t>
+        <w:t xml:space="preserve"> → đổi ô </w:t>
+      </w:r>
+      <w:r>
+        <w:rPr>
+          <w:b/>
+          <w:i w:val="0"/>
+        </w:rPr>
+        <w:t>Khoa phòng</w:t>
+      </w:r>
+      <w:r>
+        <w:rPr>
+          <w:b w:val="0"/>
+          <w:i w:val="0"/>
+        </w:rPr>
+        <w:t xml:space="preserve"> → Lưu. Có hiệu lực ngay.</w:t>
+      </w:r>
+    </w:p>
+    <w:p>
+      <w:r>
+        <w:rPr>
+          <w:b w:val="0"/>
+          <w:i w:val="0"/>
+        </w:rPr>
+        <w:t xml:space="preserve">Đơn </w:t>
+      </w:r>
+      <w:r>
+        <w:rPr>
+          <w:b/>
+          <w:i w:val="0"/>
+        </w:rPr>
+        <w:t>đã đặt</w:t>
+      </w:r>
+      <w:r>
+        <w:rPr>
+          <w:b w:val="0"/>
+          <w:i w:val="0"/>
+        </w:rPr>
+        <w:t xml:space="preserve"> vẫn mang khoa cũ — đó là chủ đích: đơn ghi lại nơi đã yêu cầu hàng tại thời điểm đặt, không phải nơi người đó đang làm việc hôm nay.</w:t>
+      </w:r>
+    </w:p>
+    <w:p>
+      <w:pPr>
+        <w:pStyle w:val="Heading3"/>
+      </w:pPr>
+      <w:r>
+        <w:t>Nhân viên nghỉ việc</w:t>
+      </w:r>
+    </w:p>
+    <w:p>
+      <w:r>
+        <w:rPr>
+          <w:b/>
+          <w:i w:val="0"/>
+        </w:rPr>
+        <w:t>Bỏ tích Hoạt động</w:t>
+      </w:r>
+      <w:r>
+        <w:rPr>
+          <w:b w:val="0"/>
+          <w:i w:val="0"/>
+        </w:rPr>
+        <w:t>, đừng xoá bản ghi. Xoá đi là mất luôn dấu vết ai đã đặt những đơn cũ.</w:t>
+      </w:r>
+    </w:p>
+    <w:p>
+      <w:r>
+        <w:rPr>
+          <w:b w:val="0"/>
+          <w:i w:val="0"/>
+        </w:rPr>
+        <w:t xml:space="preserve">Tài khoản bị tắt thì </w:t>
+      </w:r>
+      <w:r>
+        <w:rPr>
+          <w:b/>
+          <w:i w:val="0"/>
+        </w:rPr>
+        <w:t>không đăng nhập dùng được và không nhận thông báo nữa</w:t>
+      </w:r>
+      <w:r>
+        <w:rPr>
+          <w:b w:val="0"/>
+          <w:i w:val="0"/>
+        </w:rPr>
+        <w:t>.</w:t>
+      </w:r>
+    </w:p>
+    <w:p>
+      <w:pPr>
+        <w:pStyle w:val="Heading3"/>
+      </w:pPr>
+      <w:r>
+        <w:t>Đổi quản lý bệnh viện</w:t>
+      </w:r>
+    </w:p>
+    <w:p>
+      <w:r>
+        <w:rPr>
+          <w:b w:val="0"/>
+          <w:i w:val="0"/>
+        </w:rPr>
+        <w:t xml:space="preserve">Hệ thống chỉ cho </w:t>
+      </w:r>
+      <w:r>
+        <w:rPr>
+          <w:b/>
+          <w:i w:val="0"/>
+        </w:rPr>
+        <w:t>một quản lý đang hoạt động</w:t>
+      </w:r>
+      <w:r>
+        <w:rPr>
+          <w:b w:val="0"/>
+          <w:i w:val="0"/>
+        </w:rPr>
+        <w:t xml:space="preserve"> cho mỗi bệnh viện, nên phải làm </w:t>
+      </w:r>
+      <w:r>
+        <w:rPr>
+          <w:b/>
+          <w:i w:val="0"/>
+        </w:rPr>
+        <w:t>đúng thứ tự này</w:t>
+      </w:r>
+      <w:r>
+        <w:rPr>
+          <w:b w:val="0"/>
+          <w:i w:val="0"/>
+        </w:rPr>
+        <w:t>:</w:t>
       </w:r>
     </w:p>
     <w:p>
@@ -1615,27 +1870,38 @@
       </w:pPr>
       <w:r>
         <w:rPr>
+          <w:b w:val="0"/>
+          <w:i w:val="0"/>
+        </w:rPr>
+        <w:t xml:space="preserve">Mở bản ghi quản lý </w:t>
+      </w:r>
+      <w:r>
+        <w:rPr>
           <w:b/>
           <w:i w:val="0"/>
         </w:rPr>
-        <w:t>Vai trò</w:t>
+        <w:t>cũ</w:t>
       </w:r>
       <w:r>
         <w:rPr>
           <w:b w:val="0"/>
           <w:i w:val="0"/>
         </w:rPr>
-        <w:t xml:space="preserve"> = </w:t>
-      </w:r>
-      <w:r>
-        <w:rPr>
-          <w:rFonts w:ascii="Consolas" w:hAnsi="Consolas"/>
+        <w:t xml:space="preserve"> → bỏ tích </w:t>
+      </w:r>
+      <w:r>
+        <w:rPr>
+          <w:b/>
+          <w:i w:val="0"/>
+        </w:rPr>
+        <w:t>Hoạt động</w:t>
+      </w:r>
+      <w:r>
+        <w:rPr>
           <w:b w:val="0"/>
           <w:i w:val="0"/>
-          <w:color w:val="B03030"/>
-          <w:sz w:val="19"/>
-        </w:rPr>
-        <w:t>Nhân viên khoa</w:t>
+        </w:rPr>
+        <w:t xml:space="preserve"> → Lưu.</w:t>
       </w:r>
     </w:p>
     <w:p>
@@ -1644,83 +1910,147 @@
       </w:pPr>
       <w:r>
         <w:rPr>
+          <w:b w:val="0"/>
+          <w:i w:val="0"/>
+        </w:rPr>
+        <w:t xml:space="preserve">Mở bản ghi người </w:t>
+      </w:r>
+      <w:r>
+        <w:rPr>
           <w:b/>
           <w:i w:val="0"/>
         </w:rPr>
-        <w:t>Khoa phòng</w:t>
+        <w:t>mới</w:t>
       </w:r>
       <w:r>
         <w:rPr>
           <w:b w:val="0"/>
           <w:i w:val="0"/>
         </w:rPr>
-        <w:t xml:space="preserve"> = chọn khoa của người đó</w:t>
+        <w:t xml:space="preserve"> → Vai trò = </w:t>
+      </w:r>
+      <w:r>
+        <w:rPr>
+          <w:rFonts w:ascii="Consolas" w:hAnsi="Consolas"/>
+          <w:b w:val="0"/>
+          <w:i w:val="0"/>
+          <w:color w:val="B03030"/>
+          <w:sz w:val="19"/>
+        </w:rPr>
+        <w:t>Quản lý</w:t>
+      </w:r>
+      <w:r>
+        <w:rPr>
+          <w:b w:val="0"/>
+          <w:i w:val="0"/>
+        </w:rPr>
+        <w:t xml:space="preserve"> → </w:t>
+      </w:r>
+      <w:r>
+        <w:rPr>
+          <w:b/>
+          <w:i w:val="0"/>
+        </w:rPr>
+        <w:t>xoá trống ô Khoa phòng</w:t>
+      </w:r>
+      <w:r>
+        <w:rPr>
+          <w:b w:val="0"/>
+          <w:i w:val="0"/>
+        </w:rPr>
+        <w:t xml:space="preserve"> → tích </w:t>
+      </w:r>
+      <w:r>
+        <w:rPr>
+          <w:b/>
+          <w:i w:val="0"/>
+        </w:rPr>
+        <w:t>Hoạt động</w:t>
+      </w:r>
+      <w:r>
+        <w:rPr>
+          <w:b w:val="0"/>
+          <w:i w:val="0"/>
+        </w:rPr>
+        <w:t xml:space="preserve"> → Lưu.</w:t>
+      </w:r>
+    </w:p>
+    <w:p>
+      <w:r>
+        <w:rPr>
+          <w:b w:val="0"/>
+          <w:i w:val="0"/>
+        </w:rPr>
+        <w:t xml:space="preserve">Làm ngược lại sẽ bị chặn với thông báo </w:t>
+      </w:r>
+      <w:r>
+        <w:rPr>
+          <w:b w:val="0"/>
+          <w:i/>
+        </w:rPr>
+        <w:t>"Bệnh viện này đã có quản lý là …"</w:t>
+      </w:r>
+      <w:r>
+        <w:rPr>
+          <w:b w:val="0"/>
+          <w:i w:val="0"/>
+        </w:rPr>
+        <w:t>.</w:t>
       </w:r>
     </w:p>
     <w:p>
       <w:pPr>
-        <w:pStyle w:val="ListNumber"/>
+        <w:pStyle w:val="Heading3"/>
       </w:pPr>
       <w:r>
-        <w:rPr>
-          <w:b w:val="0"/>
-          <w:i w:val="0"/>
-        </w:rPr>
-        <w:t xml:space="preserve">Tích </w:t>
-      </w:r>
-      <w:r>
-        <w:rPr>
-          <w:b/>
-          <w:i w:val="0"/>
-        </w:rPr>
-        <w:t>Hoạt động</w:t>
+        <w:t>Tắt một khoa phòng</w:t>
       </w:r>
     </w:p>
     <w:p>
-      <w:pPr>
-        <w:pStyle w:val="ListNumber"/>
-      </w:pPr>
+      <w:r>
+        <w:rPr>
+          <w:rFonts w:ascii="Consolas" w:hAnsi="Consolas"/>
+          <w:b w:val="0"/>
+          <w:i w:val="0"/>
+          <w:color w:val="B03030"/>
+          <w:sz w:val="19"/>
+        </w:rPr>
+        <w:t>Customer Department</w:t>
+      </w:r>
+      <w:r>
+        <w:rPr>
+          <w:b w:val="0"/>
+          <w:i w:val="0"/>
+        </w:rPr>
+        <w:t xml:space="preserve"> → bỏ tích </w:t>
+      </w:r>
       <w:r>
         <w:rPr>
           <w:b/>
           <w:i w:val="0"/>
         </w:rPr>
-        <w:t>Lưu</w:t>
-      </w:r>
-    </w:p>
-    <w:p>
+        <w:t>Hoạt động</w:t>
+      </w:r>
       <w:r>
         <w:rPr>
           <w:b w:val="0"/>
           <w:i w:val="0"/>
         </w:rPr>
-        <w:t>Xong bước này tài khoản mới dùng được.</w:t>
-      </w:r>
-    </w:p>
-    <w:p>
-      <w:pPr>
-        <w:pStyle w:val="IntenseQuote"/>
-      </w:pPr>
+        <w:t xml:space="preserve">. </w:t>
+      </w:r>
+      <w:r>
+        <w:rPr>
+          <w:b/>
+          <w:i w:val="0"/>
+        </w:rPr>
+        <w:t>Đừng xoá</w:t>
+      </w:r>
       <w:r>
         <w:rPr>
           <w:b w:val="0"/>
           <w:i w:val="0"/>
         </w:rPr>
-        <w:t xml:space="preserve">Hiện quản lý bệnh viện </w:t>
-      </w:r>
-      <w:r>
-        <w:rPr>
-          <w:b/>
-          <w:i w:val="0"/>
-        </w:rPr>
-        <w:t>chưa có màn hình</w:t>
-      </w:r>
-      <w:r>
-        <w:rPr>
-          <w:b w:val="0"/>
-          <w:i w:val="0"/>
-        </w:rPr>
-        <w:t xml:space="preserve"> để tự làm bước này — màn "Thành viên &amp; phân quyền" thuộc bước 9, chưa làm. Tạm thời Miyano làm hộ trên Desk.</w:t>
+        <w:t xml:space="preserve"> — khoa phòng đã dùng trên phiếu xuất kho thì hệ thống cũng không cho xoá.</w:t>
       </w:r>
     </w:p>
     <w:p>
@@ -1736,412 +2066,95 @@
         <w:pStyle w:val="Heading2"/>
       </w:pPr>
       <w:r>
-        <w:t>3. Thao tác hằng ngày</w:t>
+        <w:t>4. Luồng đề xuất mua — nhân viên đề xuất, quản lý duyệt</w:t>
       </w:r>
     </w:p>
     <w:p>
-      <w:pPr>
-        <w:pStyle w:val="Heading3"/>
-      </w:pPr>
-      <w:r>
-        <w:t>Nhân viên chuyển khoa</w:t>
+      <w:r>
+        <w:rPr>
+          <w:b/>
+          <w:i w:val="0"/>
+        </w:rPr>
+        <w:t>Đây là phần mới nhất, và là lý do cả đề án tồn tại.</w:t>
+      </w:r>
+      <w:r>
+        <w:rPr>
+          <w:b w:val="0"/>
+          <w:i w:val="0"/>
+        </w:rPr>
+        <w:t xml:space="preserve"> Trước đây một bệnh viện một tài khoản, ai cũng đặt hàng thẳng. Giờ nhân viên khoa </w:t>
+      </w:r>
+      <w:r>
+        <w:rPr>
+          <w:b/>
+          <w:i w:val="0"/>
+        </w:rPr>
+        <w:t>đề xuất</w:t>
+      </w:r>
+      <w:r>
+        <w:rPr>
+          <w:b w:val="0"/>
+          <w:i w:val="0"/>
+        </w:rPr>
+        <w:t xml:space="preserve">, quản lý </w:t>
+      </w:r>
+      <w:r>
+        <w:rPr>
+          <w:b/>
+          <w:i w:val="0"/>
+        </w:rPr>
+        <w:t>duyệt</w:t>
+      </w:r>
+      <w:r>
+        <w:rPr>
+          <w:b w:val="0"/>
+          <w:i w:val="0"/>
+        </w:rPr>
+        <w:t>, rồi đơn mới sang Miyano.</w:t>
       </w:r>
     </w:p>
     <w:p>
       <w:r>
         <w:rPr>
-          <w:rFonts w:ascii="Consolas" w:hAnsi="Consolas"/>
+          <w:b/>
+          <w:i w:val="0"/>
+        </w:rPr>
+        <w:t>Cả hai vai làm việc đó ở cùng một chỗ: màn Đặt hàng.</w:t>
+      </w:r>
+      <w:r>
+        <w:rPr>
           <w:b w:val="0"/>
           <w:i w:val="0"/>
-          <w:color w:val="B03030"/>
-          <w:sz w:val="19"/>
-        </w:rPr>
-        <w:t>Portal Member</w:t>
+        </w:rPr>
+        <w:t xml:space="preserve"> Không còn hai lối "đặt hàng" và "lập phiếu đề xuất" chạy song song, cũng không còn hai chế độ "theo hợp đồng khung" và "mua lẻ". Người dùng tìm hàng trong một danh sách, bỏ vào một giỏ, rồi bấm nút cuối màn — nút đó ghi </w:t>
+      </w:r>
+      <w:r>
+        <w:rPr>
+          <w:b/>
+          <w:i w:val="0"/>
+        </w:rPr>
+        <w:t>Gửi duyệt</w:t>
       </w:r>
       <w:r>
         <w:rPr>
           <w:b w:val="0"/>
           <w:i w:val="0"/>
         </w:rPr>
-        <w:t xml:space="preserve"> → đổi ô </w:t>
+        <w:t xml:space="preserve"> với nhân viên khoa và </w:t>
       </w:r>
       <w:r>
         <w:rPr>
           <w:b/>
           <w:i w:val="0"/>
         </w:rPr>
-        <w:t>Khoa phòng</w:t>
+        <w:t>Đặt hàng</w:t>
       </w:r>
       <w:r>
         <w:rPr>
           <w:b w:val="0"/>
           <w:i w:val="0"/>
         </w:rPr>
-        <w:t xml:space="preserve"> → Lưu. Có hiệu lực ngay.</w:t>
-      </w:r>
-    </w:p>
-    <w:p>
-      <w:r>
-        <w:rPr>
-          <w:b w:val="0"/>
-          <w:i w:val="0"/>
-        </w:rPr>
-        <w:t xml:space="preserve">Đơn </w:t>
-      </w:r>
-      <w:r>
-        <w:rPr>
-          <w:b/>
-          <w:i w:val="0"/>
-        </w:rPr>
-        <w:t>đã đặt</w:t>
-      </w:r>
-      <w:r>
-        <w:rPr>
-          <w:b w:val="0"/>
-          <w:i w:val="0"/>
-        </w:rPr>
-        <w:t xml:space="preserve"> vẫn mang khoa cũ — đó là chủ đích: đơn ghi lại nơi đã yêu cầu hàng tại thời điểm đặt, không phải nơi người đó đang làm việc hôm nay.</w:t>
-      </w:r>
-    </w:p>
-    <w:p>
-      <w:pPr>
-        <w:pStyle w:val="Heading3"/>
-      </w:pPr>
-      <w:r>
-        <w:t>Nhân viên nghỉ việc</w:t>
-      </w:r>
-    </w:p>
-    <w:p>
-      <w:r>
-        <w:rPr>
-          <w:b/>
-          <w:i w:val="0"/>
-        </w:rPr>
-        <w:t>Bỏ tích Hoạt động</w:t>
-      </w:r>
-      <w:r>
-        <w:rPr>
-          <w:b w:val="0"/>
-          <w:i w:val="0"/>
-        </w:rPr>
-        <w:t>, đừng xoá bản ghi. Xoá đi là mất luôn dấu vết ai đã đặt những đơn cũ.</w:t>
-      </w:r>
-    </w:p>
-    <w:p>
-      <w:r>
-        <w:rPr>
-          <w:b w:val="0"/>
-          <w:i w:val="0"/>
-        </w:rPr>
-        <w:t xml:space="preserve">Tài khoản bị tắt thì </w:t>
-      </w:r>
-      <w:r>
-        <w:rPr>
-          <w:b/>
-          <w:i w:val="0"/>
-        </w:rPr>
-        <w:t>không đăng nhập dùng được và không nhận thông báo nữa</w:t>
-      </w:r>
-      <w:r>
-        <w:rPr>
-          <w:b w:val="0"/>
-          <w:i w:val="0"/>
-        </w:rPr>
-        <w:t>.</w:t>
-      </w:r>
-    </w:p>
-    <w:p>
-      <w:pPr>
-        <w:pStyle w:val="Heading3"/>
-      </w:pPr>
-      <w:r>
-        <w:t>Đổi quản lý bệnh viện</w:t>
-      </w:r>
-    </w:p>
-    <w:p>
-      <w:r>
-        <w:rPr>
-          <w:b w:val="0"/>
-          <w:i w:val="0"/>
-        </w:rPr>
-        <w:t xml:space="preserve">Hệ thống chỉ cho </w:t>
-      </w:r>
-      <w:r>
-        <w:rPr>
-          <w:b/>
-          <w:i w:val="0"/>
-        </w:rPr>
-        <w:t>một quản lý đang hoạt động</w:t>
-      </w:r>
-      <w:r>
-        <w:rPr>
-          <w:b w:val="0"/>
-          <w:i w:val="0"/>
-        </w:rPr>
-        <w:t xml:space="preserve"> cho mỗi bệnh viện, nên phải làm </w:t>
-      </w:r>
-      <w:r>
-        <w:rPr>
-          <w:b/>
-          <w:i w:val="0"/>
-        </w:rPr>
-        <w:t>đúng thứ tự này</w:t>
-      </w:r>
-      <w:r>
-        <w:rPr>
-          <w:b w:val="0"/>
-          <w:i w:val="0"/>
-        </w:rPr>
-        <w:t>:</w:t>
-      </w:r>
-    </w:p>
-    <w:p>
-      <w:pPr>
-        <w:pStyle w:val="ListNumber"/>
-      </w:pPr>
-      <w:r>
-        <w:rPr>
-          <w:b w:val="0"/>
-          <w:i w:val="0"/>
-        </w:rPr>
-        <w:t xml:space="preserve">Mở bản ghi quản lý </w:t>
-      </w:r>
-      <w:r>
-        <w:rPr>
-          <w:b/>
-          <w:i w:val="0"/>
-        </w:rPr>
-        <w:t>cũ</w:t>
-      </w:r>
-      <w:r>
-        <w:rPr>
-          <w:b w:val="0"/>
-          <w:i w:val="0"/>
-        </w:rPr>
-        <w:t xml:space="preserve"> → bỏ tích </w:t>
-      </w:r>
-      <w:r>
-        <w:rPr>
-          <w:b/>
-          <w:i w:val="0"/>
-        </w:rPr>
-        <w:t>Hoạt động</w:t>
-      </w:r>
-      <w:r>
-        <w:rPr>
-          <w:b w:val="0"/>
-          <w:i w:val="0"/>
-        </w:rPr>
-        <w:t xml:space="preserve"> → Lưu.</w:t>
-      </w:r>
-    </w:p>
-    <w:p>
-      <w:pPr>
-        <w:pStyle w:val="ListNumber"/>
-      </w:pPr>
-      <w:r>
-        <w:rPr>
-          <w:b w:val="0"/>
-          <w:i w:val="0"/>
-        </w:rPr>
-        <w:t xml:space="preserve">Mở bản ghi người </w:t>
-      </w:r>
-      <w:r>
-        <w:rPr>
-          <w:b/>
-          <w:i w:val="0"/>
-        </w:rPr>
-        <w:t>mới</w:t>
-      </w:r>
-      <w:r>
-        <w:rPr>
-          <w:b w:val="0"/>
-          <w:i w:val="0"/>
-        </w:rPr>
-        <w:t xml:space="preserve"> → Vai trò = </w:t>
-      </w:r>
-      <w:r>
-        <w:rPr>
-          <w:rFonts w:ascii="Consolas" w:hAnsi="Consolas"/>
-          <w:b w:val="0"/>
-          <w:i w:val="0"/>
-          <w:color w:val="B03030"/>
-          <w:sz w:val="19"/>
-        </w:rPr>
-        <w:t>Quản lý</w:t>
-      </w:r>
-      <w:r>
-        <w:rPr>
-          <w:b w:val="0"/>
-          <w:i w:val="0"/>
-        </w:rPr>
-        <w:t xml:space="preserve"> → </w:t>
-      </w:r>
-      <w:r>
-        <w:rPr>
-          <w:b/>
-          <w:i w:val="0"/>
-        </w:rPr>
-        <w:t>xoá trống ô Khoa phòng</w:t>
-      </w:r>
-      <w:r>
-        <w:rPr>
-          <w:b w:val="0"/>
-          <w:i w:val="0"/>
-        </w:rPr>
-        <w:t xml:space="preserve"> → tích </w:t>
-      </w:r>
-      <w:r>
-        <w:rPr>
-          <w:b/>
-          <w:i w:val="0"/>
-        </w:rPr>
-        <w:t>Hoạt động</w:t>
-      </w:r>
-      <w:r>
-        <w:rPr>
-          <w:b w:val="0"/>
-          <w:i w:val="0"/>
-        </w:rPr>
-        <w:t xml:space="preserve"> → Lưu.</w:t>
-      </w:r>
-    </w:p>
-    <w:p>
-      <w:r>
-        <w:rPr>
-          <w:b w:val="0"/>
-          <w:i w:val="0"/>
-        </w:rPr>
-        <w:t xml:space="preserve">Làm ngược lại sẽ bị chặn với thông báo </w:t>
-      </w:r>
-      <w:r>
-        <w:rPr>
-          <w:b w:val="0"/>
-          <w:i/>
-        </w:rPr>
-        <w:t>"Bệnh viện này đã có quản lý là …"</w:t>
-      </w:r>
-      <w:r>
-        <w:rPr>
-          <w:b w:val="0"/>
-          <w:i w:val="0"/>
-        </w:rPr>
-        <w:t>.</w:t>
-      </w:r>
-    </w:p>
-    <w:p>
-      <w:pPr>
-        <w:pStyle w:val="Heading3"/>
-      </w:pPr>
-      <w:r>
-        <w:t>Tắt một khoa phòng</w:t>
-      </w:r>
-    </w:p>
-    <w:p>
-      <w:r>
-        <w:rPr>
-          <w:rFonts w:ascii="Consolas" w:hAnsi="Consolas"/>
-          <w:b w:val="0"/>
-          <w:i w:val="0"/>
-          <w:color w:val="B03030"/>
-          <w:sz w:val="19"/>
-        </w:rPr>
-        <w:t>Customer Department</w:t>
-      </w:r>
-      <w:r>
-        <w:rPr>
-          <w:b w:val="0"/>
-          <w:i w:val="0"/>
-        </w:rPr>
-        <w:t xml:space="preserve"> → bỏ tích </w:t>
-      </w:r>
-      <w:r>
-        <w:rPr>
-          <w:b/>
-          <w:i w:val="0"/>
-        </w:rPr>
-        <w:t>Hoạt động</w:t>
-      </w:r>
-      <w:r>
-        <w:rPr>
-          <w:b w:val="0"/>
-          <w:i w:val="0"/>
-        </w:rPr>
-        <w:t xml:space="preserve">. </w:t>
-      </w:r>
-      <w:r>
-        <w:rPr>
-          <w:b/>
-          <w:i w:val="0"/>
-        </w:rPr>
-        <w:t>Đừng xoá</w:t>
-      </w:r>
-      <w:r>
-        <w:rPr>
-          <w:b w:val="0"/>
-          <w:i w:val="0"/>
-        </w:rPr>
-        <w:t xml:space="preserve"> — khoa phòng đã dùng trên phiếu xuất kho thì hệ thống cũng không cho xoá.</w:t>
-      </w:r>
-    </w:p>
-    <w:p>
-      <w:pPr>
-        <w:jc w:val="center"/>
-      </w:pPr>
-      <w:r>
-        <w:t>────────────────────────────────────────────────────────────</w:t>
-      </w:r>
-    </w:p>
-    <w:p>
-      <w:pPr>
-        <w:pStyle w:val="Heading2"/>
-      </w:pPr>
-      <w:r>
-        <w:t>4. Luồng đề xuất mua — nhân viên đề xuất, quản lý duyệt</w:t>
-      </w:r>
-    </w:p>
-    <w:p>
-      <w:r>
-        <w:rPr>
-          <w:b/>
-          <w:i w:val="0"/>
-        </w:rPr>
-        <w:t>Đây là phần mới nhất, và là lý do cả đề án tồn tại.</w:t>
-      </w:r>
-      <w:r>
-        <w:rPr>
-          <w:b w:val="0"/>
-          <w:i w:val="0"/>
-        </w:rPr>
-        <w:t xml:space="preserve"> Trước đây một bệnh viện một tài khoản, ai cũng đặt hàng thẳng. Giờ nhân viên khoa </w:t>
-      </w:r>
-      <w:r>
-        <w:rPr>
-          <w:b/>
-          <w:i w:val="0"/>
-        </w:rPr>
-        <w:t>đề xuất</w:t>
-      </w:r>
-      <w:r>
-        <w:rPr>
-          <w:b w:val="0"/>
-          <w:i w:val="0"/>
-        </w:rPr>
-        <w:t xml:space="preserve">, quản lý </w:t>
-      </w:r>
-      <w:r>
-        <w:rPr>
-          <w:b/>
-          <w:i w:val="0"/>
-        </w:rPr>
-        <w:t>duyệt</w:t>
-      </w:r>
-      <w:r>
-        <w:rPr>
-          <w:b w:val="0"/>
-          <w:i w:val="0"/>
-        </w:rPr>
-        <w:t>, rồi đơn mới sang Miyano.</w:t>
+        <w:t xml:space="preserve"> với quản lý.</w:t>
       </w:r>
     </w:p>
     <w:p>
@@ -2234,7 +2247,7 @@
                 <w:b w:val="0"/>
                 <w:i w:val="0"/>
               </w:rPr>
-              <w:t>Lập phiếu đề xuất</w:t>
+              <w:t>Lập yêu cầu ở màn Đặt hàng</w:t>
             </w:r>
           </w:p>
         </w:tc>
@@ -2264,7 +2277,7 @@
                 <w:b w:val="0"/>
                 <w:i w:val="0"/>
               </w:rPr>
-              <w:t>✔ (qua giỏ hàng)</w:t>
+              <w:t>✔</w:t>
             </w:r>
           </w:p>
         </w:tc>
@@ -2281,7 +2294,7 @@
                 <w:b w:val="0"/>
                 <w:i w:val="0"/>
               </w:rPr>
-              <w:t xml:space="preserve">Sửa số lượng khi phiếu còn </w:t>
+              <w:t xml:space="preserve">Sửa số lượng khi yêu cầu còn </w:t>
             </w:r>
             <w:r>
               <w:rPr>
@@ -2335,7 +2348,7 @@
                 <w:b w:val="0"/>
                 <w:i w:val="0"/>
               </w:rPr>
-              <w:t xml:space="preserve">Xoá phiếu </w:t>
+              <w:t xml:space="preserve">Xoá yêu cầu </w:t>
             </w:r>
             <w:r>
               <w:rPr>
@@ -2357,7 +2370,7 @@
                 <w:b w:val="0"/>
                 <w:i w:val="0"/>
               </w:rPr>
-              <w:t>✔ (phiếu của mình)</w:t>
+              <w:t>✔ (của mình)</w:t>
             </w:r>
           </w:p>
         </w:tc>
@@ -2404,7 +2417,7 @@
                 <w:b w:val="0"/>
                 <w:i w:val="0"/>
               </w:rPr>
-              <w:t>✔ (phiếu của mình)</w:t>
+              <w:t>✔ (của mình)</w:t>
             </w:r>
           </w:p>
         </w:tc>
@@ -2483,7 +2496,7 @@
                 <w:b w:val="0"/>
                 <w:i w:val="0"/>
               </w:rPr>
-              <w:t>Huỷ phiếu đã gửi</w:t>
+              <w:t>Huỷ yêu cầu đã gửi</w:t>
             </w:r>
           </w:p>
         </w:tc>
@@ -2580,7 +2593,549 @@
           <w:b w:val="0"/>
           <w:i w:val="0"/>
         </w:rPr>
-        <w:t xml:space="preserve"> Bấm đặt trên giỏ hàng sẽ nhận thông báo hướng sang chức năng gửi duyệt. Đây là thay đổi hành vi có chủ đích — nếu để họ đặt thẳng thì cổng duyệt chỉ là trang trí.</w:t>
+        <w:t xml:space="preserve"> Màn Đặt hàng chỉ cho họ nút </w:t>
+      </w:r>
+      <w:r>
+        <w:rPr>
+          <w:b/>
+          <w:i w:val="0"/>
+        </w:rPr>
+        <w:t>Gửi duyệt</w:t>
+      </w:r>
+      <w:r>
+        <w:rPr>
+          <w:b w:val="0"/>
+          <w:i w:val="0"/>
+        </w:rPr>
+        <w:t>; không có nút nào đưa đơn sang Miyano mà không qua quản lý. Đây là thay đổi hành vi có chủ đích — nếu để họ đặt thẳng thì cổng duyệt chỉ là trang trí.</w:t>
+      </w:r>
+    </w:p>
+    <w:p>
+      <w:pPr>
+        <w:pStyle w:val="Heading3"/>
+      </w:pPr>
+      <w:r>
+        <w:t>Một danh sách, ba loại dòng hàng</w:t>
+      </w:r>
+    </w:p>
+    <w:p>
+      <w:r>
+        <w:rPr>
+          <w:b w:val="0"/>
+          <w:i w:val="0"/>
+        </w:rPr>
+        <w:t xml:space="preserve">Màn Đặt hàng có </w:t>
+      </w:r>
+      <w:r>
+        <w:rPr>
+          <w:b/>
+          <w:i w:val="0"/>
+        </w:rPr>
+        <w:t>một ô tìm kiếm</w:t>
+      </w:r>
+      <w:r>
+        <w:rPr>
+          <w:b w:val="0"/>
+          <w:i w:val="0"/>
+        </w:rPr>
+        <w:t xml:space="preserve"> và </w:t>
+      </w:r>
+      <w:r>
+        <w:rPr>
+          <w:b/>
+          <w:i w:val="0"/>
+        </w:rPr>
+        <w:t>một danh sách</w:t>
+      </w:r>
+      <w:r>
+        <w:rPr>
+          <w:b w:val="0"/>
+          <w:i w:val="0"/>
+        </w:rPr>
+        <w:t xml:space="preserve">, 10 dòng mỗi trang. Hàng thuộc hợp đồng của chính bệnh viện đó đứng trước, hết rồi mới tới danh mục chung của Miyano. Mỗi dòng hiện tình trạng hàng — </w:t>
+      </w:r>
+      <w:r>
+        <w:rPr>
+          <w:b/>
+          <w:i w:val="0"/>
+        </w:rPr>
+        <w:t>Còn hàng</w:t>
+      </w:r>
+      <w:r>
+        <w:rPr>
+          <w:b w:val="0"/>
+          <w:i w:val="0"/>
+        </w:rPr>
+        <w:t xml:space="preserve"> hoặc </w:t>
+      </w:r>
+      <w:r>
+        <w:rPr>
+          <w:b/>
+          <w:i w:val="0"/>
+        </w:rPr>
+        <w:t>Liên hệ</w:t>
+      </w:r>
+      <w:r>
+        <w:rPr>
+          <w:b w:val="0"/>
+          <w:i w:val="0"/>
+        </w:rPr>
+        <w:t xml:space="preserve"> — và một trong hai nhãn giá:</w:t>
+      </w:r>
+    </w:p>
+    <w:tbl>
+      <w:tblPr>
+        <w:tblStyle w:val="TableGrid"/>
+        <w:tblW w:type="auto" w:w="0"/>
+        <w:tblLook w:firstColumn="1" w:firstRow="1" w:lastColumn="0" w:lastRow="0" w:noHBand="0" w:noVBand="1" w:val="04A0"/>
+      </w:tblPr>
+      <w:tblGrid>
+        <w:gridCol w:w="2880"/>
+        <w:gridCol w:w="2880"/>
+        <w:gridCol w:w="2880"/>
+      </w:tblGrid>
+      <w:tr>
+        <w:tc>
+          <w:tcPr>
+            <w:tcW w:type="dxa" w:w="2880"/>
+          </w:tcPr>
+          <w:p>
+            <w:r>
+              <w:rPr>
+                <w:b/>
+              </w:rPr>
+            </w:r>
+            <w:r>
+              <w:rPr>
+                <w:b/>
+                <w:i w:val="0"/>
+              </w:rPr>
+              <w:t>Loại dòng</w:t>
+            </w:r>
+          </w:p>
+        </w:tc>
+        <w:tc>
+          <w:tcPr>
+            <w:tcW w:type="dxa" w:w="2880"/>
+          </w:tcPr>
+          <w:p>
+            <w:r>
+              <w:rPr>
+                <w:b/>
+              </w:rPr>
+            </w:r>
+            <w:r>
+              <w:rPr>
+                <w:b/>
+                <w:i w:val="0"/>
+              </w:rPr>
+              <w:t>Nhãn trên màn hình</w:t>
+            </w:r>
+          </w:p>
+        </w:tc>
+        <w:tc>
+          <w:tcPr>
+            <w:tcW w:type="dxa" w:w="2880"/>
+          </w:tcPr>
+          <w:p>
+            <w:r>
+              <w:rPr>
+                <w:b/>
+              </w:rPr>
+            </w:r>
+            <w:r>
+              <w:rPr>
+                <w:b/>
+                <w:i w:val="0"/>
+              </w:rPr>
+              <w:t>Nghĩa</w:t>
+            </w:r>
+          </w:p>
+        </w:tc>
+      </w:tr>
+      <w:tr>
+        <w:tc>
+          <w:tcPr>
+            <w:tcW w:type="dxa" w:w="2880"/>
+          </w:tcPr>
+          <w:p>
+            <w:r/>
+            <w:r>
+              <w:rPr>
+                <w:b w:val="0"/>
+                <w:i w:val="0"/>
+              </w:rPr>
+              <w:t>Hàng trong hợp đồng của bệnh viện</w:t>
+            </w:r>
+          </w:p>
+        </w:tc>
+        <w:tc>
+          <w:tcPr>
+            <w:tcW w:type="dxa" w:w="2880"/>
+          </w:tcPr>
+          <w:p>
+            <w:r/>
+            <w:r>
+              <w:rPr>
+                <w:b/>
+                <w:i w:val="0"/>
+              </w:rPr>
+              <w:t>Giá HĐ</w:t>
+            </w:r>
+            <w:r>
+              <w:rPr>
+                <w:b w:val="0"/>
+                <w:i w:val="0"/>
+              </w:rPr>
+              <w:t xml:space="preserve"> kèm số tiền và mã hợp đồng</w:t>
+            </w:r>
+          </w:p>
+        </w:tc>
+        <w:tc>
+          <w:tcPr>
+            <w:tcW w:type="dxa" w:w="2880"/>
+          </w:tcPr>
+          <w:p>
+            <w:r/>
+            <w:r>
+              <w:rPr>
+                <w:b w:val="0"/>
+                <w:i w:val="0"/>
+              </w:rPr>
+              <w:t>Giá đã ký, đặt là biết ngay bao nhiêu tiền</w:t>
+            </w:r>
+          </w:p>
+        </w:tc>
+      </w:tr>
+      <w:tr>
+        <w:tc>
+          <w:tcPr>
+            <w:tcW w:type="dxa" w:w="2880"/>
+          </w:tcPr>
+          <w:p>
+            <w:r/>
+            <w:r>
+              <w:rPr>
+                <w:b w:val="0"/>
+                <w:i w:val="0"/>
+              </w:rPr>
+              <w:t>Hàng Miyano có bán nhưng ngoài hợp đồng</w:t>
+            </w:r>
+          </w:p>
+        </w:tc>
+        <w:tc>
+          <w:tcPr>
+            <w:tcW w:type="dxa" w:w="2880"/>
+          </w:tcPr>
+          <w:p>
+            <w:r/>
+            <w:r>
+              <w:rPr>
+                <w:b/>
+                <w:i w:val="0"/>
+              </w:rPr>
+              <w:t>Chờ báo giá</w:t>
+            </w:r>
+          </w:p>
+        </w:tc>
+        <w:tc>
+          <w:tcPr>
+            <w:tcW w:type="dxa" w:w="2880"/>
+          </w:tcPr>
+          <w:p>
+            <w:r/>
+            <w:r>
+              <w:rPr>
+                <w:b w:val="0"/>
+                <w:i w:val="0"/>
+              </w:rPr>
+              <w:t>Miyano ra giá sau</w:t>
+            </w:r>
+          </w:p>
+        </w:tc>
+      </w:tr>
+      <w:tr>
+        <w:tc>
+          <w:tcPr>
+            <w:tcW w:type="dxa" w:w="2880"/>
+          </w:tcPr>
+          <w:p>
+            <w:r/>
+            <w:r>
+              <w:rPr>
+                <w:b w:val="0"/>
+                <w:i w:val="0"/>
+              </w:rPr>
+              <w:t>Hàng Miyano chưa có mã</w:t>
+            </w:r>
+          </w:p>
+        </w:tc>
+        <w:tc>
+          <w:tcPr>
+            <w:tcW w:type="dxa" w:w="2880"/>
+          </w:tcPr>
+          <w:p>
+            <w:r/>
+            <w:r>
+              <w:rPr>
+                <w:b/>
+                <w:i w:val="0"/>
+              </w:rPr>
+              <w:t>Chờ báo giá</w:t>
+            </w:r>
+          </w:p>
+        </w:tc>
+        <w:tc>
+          <w:tcPr>
+            <w:tcW w:type="dxa" w:w="2880"/>
+          </w:tcPr>
+          <w:p>
+            <w:r/>
+            <w:r>
+              <w:rPr>
+                <w:b w:val="0"/>
+                <w:i w:val="0"/>
+              </w:rPr>
+              <w:t xml:space="preserve">Người dùng bấm nút </w:t>
+            </w:r>
+            <w:r>
+              <w:rPr>
+                <w:b w:val="0"/>
+                <w:i/>
+              </w:rPr>
+              <w:t>"+ Thêm dòng — hàng chưa có trong hệ thống"</w:t>
+            </w:r>
+            <w:r>
+              <w:rPr>
+                <w:b w:val="0"/>
+                <w:i w:val="0"/>
+              </w:rPr>
+              <w:t xml:space="preserve"> rồi tự gõ tên hàng, đơn vị tính, số lượng. Miyano tìm nguồn và báo lại</w:t>
+            </w:r>
+          </w:p>
+        </w:tc>
+      </w:tr>
+    </w:tbl>
+    <w:p/>
+    <w:p>
+      <w:r>
+        <w:rPr>
+          <w:b w:val="0"/>
+          <w:i w:val="0"/>
+        </w:rPr>
+        <w:t xml:space="preserve">Nút thêm dòng hàng chưa có mã </w:t>
+      </w:r>
+      <w:r>
+        <w:rPr>
+          <w:b/>
+          <w:i w:val="0"/>
+        </w:rPr>
+        <w:t>luôn hiện</w:t>
+      </w:r>
+      <w:r>
+        <w:rPr>
+          <w:b w:val="0"/>
+          <w:i w:val="0"/>
+        </w:rPr>
+        <w:t>, không phải tìm không ra mới xuất hiện.</w:t>
+      </w:r>
+    </w:p>
+    <w:p>
+      <w:r>
+        <w:rPr>
+          <w:b w:val="0"/>
+          <w:i w:val="0"/>
+        </w:rPr>
+        <w:t xml:space="preserve">Vượt hạn mức hợp đồng ở màn này là </w:t>
+      </w:r>
+      <w:r>
+        <w:rPr>
+          <w:b/>
+          <w:i w:val="0"/>
+        </w:rPr>
+        <w:t>cảnh báo</w:t>
+      </w:r>
+      <w:r>
+        <w:rPr>
+          <w:b w:val="0"/>
+          <w:i w:val="0"/>
+        </w:rPr>
+        <w:t xml:space="preserve">, không chặn: khoa vẫn xin được 100 khi hợp đồng còn 40, và quản lý gõ số duyệt thật lúc duyệt. Hệ thống không tự cắt số lượng thay quản lý. Nhưng </w:t>
+      </w:r>
+      <w:r>
+        <w:rPr>
+          <w:b/>
+          <w:i w:val="0"/>
+        </w:rPr>
+        <w:t>lúc thật sự sinh đơn</w:t>
+      </w:r>
+      <w:r>
+        <w:rPr>
+          <w:b w:val="0"/>
+          <w:i w:val="0"/>
+        </w:rPr>
+        <w:t xml:space="preserve"> — quản lý duyệt, hoặc quản lý bấm Đặt hàng thẳng — thì hạn mức là chốt cứng và việc đó thất bại; xem mục </w:t>
+      </w:r>
+      <w:r>
+        <w:rPr>
+          <w:b w:val="0"/>
+          <w:i/>
+        </w:rPr>
+        <w:t>"Quản lý duyệt như thế nào"</w:t>
+      </w:r>
+      <w:r>
+        <w:rPr>
+          <w:b w:val="0"/>
+          <w:i w:val="0"/>
+        </w:rPr>
+        <w:t xml:space="preserve"> bên dưới.</w:t>
+      </w:r>
+    </w:p>
+    <w:p>
+      <w:pPr>
+        <w:pStyle w:val="Heading3"/>
+      </w:pPr>
+      <w:r>
+        <w:t>Điều bệnh viện sẽ hỏi: vì sao hàng hợp đồng phải chờ</w:t>
+      </w:r>
+    </w:p>
+    <w:p>
+      <w:r>
+        <w:rPr>
+          <w:b/>
+          <w:i w:val="0"/>
+        </w:rPr>
+        <w:t>Một đơn có bất kỳ dòng nào chưa có giá thì CẢ ĐƠN chờ Miyano báo giá rồi mới giao — kể cả những dòng đã có giá hợp đồng.</w:t>
+      </w:r>
+      <w:r>
+        <w:rPr>
+          <w:b w:val="0"/>
+          <w:i w:val="0"/>
+        </w:rPr>
+        <w:t xml:space="preserve"> Trước đây hàng hợp đồng giao được ngay; nay nếu nó đứng chung đơn với hàng chưa có giá thì nó chờ cùng.</w:t>
+      </w:r>
+    </w:p>
+    <w:p>
+      <w:r>
+        <w:rPr>
+          <w:b w:val="0"/>
+          <w:i w:val="0"/>
+        </w:rPr>
+        <w:t>Màn Đặt hàng nói thẳng điều này ngay trên nút gửi:</w:t>
+      </w:r>
+    </w:p>
+    <w:p>
+      <w:pPr>
+        <w:pStyle w:val="IntenseQuote"/>
+      </w:pPr>
+      <w:r>
+        <w:rPr>
+          <w:b w:val="0"/>
+          <w:i w:val="0"/>
+        </w:rPr>
+        <w:t>Đơn có hàng chờ báo giá — cả đơn sẽ chờ Miyano báo giá trước khi giao.</w:t>
+      </w:r>
+    </w:p>
+    <w:p>
+      <w:r>
+        <w:rPr>
+          <w:b/>
+          <w:i w:val="0"/>
+        </w:rPr>
+        <w:t>Vì sao:</w:t>
+      </w:r>
+      <w:r>
+        <w:rPr>
+          <w:b w:val="0"/>
+          <w:i w:val="0"/>
+        </w:rPr>
+        <w:t xml:space="preserve"> một đơn hàng là </w:t>
+      </w:r>
+      <w:r>
+        <w:rPr>
+          <w:b/>
+          <w:i w:val="0"/>
+        </w:rPr>
+        <w:t>một</w:t>
+      </w:r>
+      <w:r>
+        <w:rPr>
+          <w:b w:val="0"/>
+          <w:i w:val="0"/>
+        </w:rPr>
+        <w:t xml:space="preserve"> chứng từ, có </w:t>
+      </w:r>
+      <w:r>
+        <w:rPr>
+          <w:b/>
+          <w:i w:val="0"/>
+        </w:rPr>
+        <w:t>một</w:t>
+      </w:r>
+      <w:r>
+        <w:rPr>
+          <w:b w:val="0"/>
+          <w:i w:val="0"/>
+        </w:rPr>
+        <w:t xml:space="preserve"> ngày giao và </w:t>
+      </w:r>
+      <w:r>
+        <w:rPr>
+          <w:b/>
+          <w:i w:val="0"/>
+        </w:rPr>
+        <w:t>một</w:t>
+      </w:r>
+      <w:r>
+        <w:rPr>
+          <w:b w:val="0"/>
+          <w:i w:val="0"/>
+        </w:rPr>
+        <w:t xml:space="preserve"> hoá đơn. Muốn phần có giá đi trước thì phải cắt nó thành hai đơn — và hệ thống không tự cắt, vì cắt đơn của bệnh viện là một quyết định thương mại mà nó không đủ thông tin để ra thay người dùng.</w:t>
+      </w:r>
+    </w:p>
+    <w:p>
+      <w:r>
+        <w:rPr>
+          <w:b/>
+          <w:i w:val="0"/>
+        </w:rPr>
+        <w:t>Khoa cần hàng gấp thì làm gì:</w:t>
+      </w:r>
+      <w:r>
+        <w:rPr>
+          <w:b w:val="0"/>
+          <w:i w:val="0"/>
+        </w:rPr>
+        <w:t xml:space="preserve"> đặt </w:t>
+      </w:r>
+      <w:r>
+        <w:rPr>
+          <w:b/>
+          <w:i w:val="0"/>
+        </w:rPr>
+        <w:t>hai lần</w:t>
+      </w:r>
+      <w:r>
+        <w:rPr>
+          <w:b w:val="0"/>
+          <w:i w:val="0"/>
+        </w:rPr>
+        <w:t xml:space="preserve">. Một yêu cầu chỉ gồm hàng có giá hợp đồng — nó đi thẳng, Miyano xác nhận rồi giao như trước. Một yêu cầu riêng cho phần chờ báo giá. Đây là câu trả lời đúng khi bệnh viện gọi hỏi </w:t>
+      </w:r>
+      <w:r>
+        <w:rPr>
+          <w:b w:val="0"/>
+          <w:i/>
+        </w:rPr>
+        <w:t>"sao hàng hợp đồng của chúng tôi lâu nay giao ngay mà giờ nằm chờ"</w:t>
+      </w:r>
+      <w:r>
+        <w:rPr>
+          <w:b w:val="0"/>
+          <w:i w:val="0"/>
+        </w:rPr>
+        <w:t>.</w:t>
       </w:r>
     </w:p>
     <w:p>
@@ -2665,6 +3220,510 @@
           <w:i w:val="0"/>
         </w:rPr>
         <w:t>, phiếu ở lại để truy vết. Nút trên màn hình ghi đúng việc đang làm: "Xoá" ở Nháp, "Huỷ phiếu" từ Chờ duyệt trở đi.</w:t>
+      </w:r>
+    </w:p>
+    <w:p>
+      <w:pPr>
+        <w:pStyle w:val="Heading3"/>
+      </w:pPr>
+      <w:r>
+        <w:t>Bệnh viện nhìn thấy vòng đời đó như thế nào</w:t>
+      </w:r>
+    </w:p>
+    <w:p>
+      <w:r>
+        <w:rPr>
+          <w:b w:val="0"/>
+          <w:i w:val="0"/>
+        </w:rPr>
+        <w:t xml:space="preserve">Trên cổng, khách không thấy "phiếu" và "đơn" là hai thứ. Họ thấy </w:t>
+      </w:r>
+      <w:r>
+        <w:rPr>
+          <w:b/>
+          <w:i w:val="0"/>
+        </w:rPr>
+        <w:t>một</w:t>
+      </w:r>
+      <w:r>
+        <w:rPr>
+          <w:b w:val="0"/>
+          <w:i w:val="0"/>
+        </w:rPr>
+        <w:t xml:space="preserve"> danh sách </w:t>
+      </w:r>
+      <w:r>
+        <w:rPr>
+          <w:b/>
+          <w:i w:val="0"/>
+        </w:rPr>
+        <w:t>Yêu cầu của tôi</w:t>
+      </w:r>
+      <w:r>
+        <w:rPr>
+          <w:b w:val="0"/>
+          <w:i w:val="0"/>
+        </w:rPr>
+        <w:t>, mỗi yêu cầu đúng một dòng từ lúc soạn tới lúc nhận hàng:</w:t>
+      </w:r>
+    </w:p>
+    <w:tbl>
+      <w:tblPr>
+        <w:tblStyle w:val="TableGrid"/>
+        <w:tblW w:type="auto" w:w="0"/>
+        <w:tblLook w:firstColumn="1" w:firstRow="1" w:lastColumn="0" w:lastRow="0" w:noHBand="0" w:noVBand="1" w:val="04A0"/>
+      </w:tblPr>
+      <w:tblGrid>
+        <w:gridCol w:w="2880"/>
+        <w:gridCol w:w="2880"/>
+        <w:gridCol w:w="2880"/>
+      </w:tblGrid>
+      <w:tr>
+        <w:tc>
+          <w:tcPr>
+            <w:tcW w:type="dxa" w:w="2880"/>
+          </w:tcPr>
+          <w:p>
+            <w:r>
+              <w:rPr>
+                <w:b/>
+              </w:rPr>
+            </w:r>
+            <w:r>
+              <w:rPr>
+                <w:b/>
+                <w:i w:val="0"/>
+              </w:rPr>
+              <w:t>Giai đoạn</w:t>
+            </w:r>
+          </w:p>
+        </w:tc>
+        <w:tc>
+          <w:tcPr>
+            <w:tcW w:type="dxa" w:w="2880"/>
+          </w:tcPr>
+          <w:p>
+            <w:r>
+              <w:rPr>
+                <w:b/>
+              </w:rPr>
+            </w:r>
+            <w:r>
+              <w:rPr>
+                <w:b/>
+                <w:i w:val="0"/>
+              </w:rPr>
+              <w:t>Nghĩa là</w:t>
+            </w:r>
+          </w:p>
+        </w:tc>
+        <w:tc>
+          <w:tcPr>
+            <w:tcW w:type="dxa" w:w="2880"/>
+          </w:tcPr>
+          <w:p>
+            <w:r>
+              <w:rPr>
+                <w:b/>
+              </w:rPr>
+            </w:r>
+            <w:r>
+              <w:rPr>
+                <w:b/>
+                <w:i w:val="0"/>
+              </w:rPr>
+              <w:t>Ai đang giữ việc</w:t>
+            </w:r>
+          </w:p>
+        </w:tc>
+      </w:tr>
+      <w:tr>
+        <w:tc>
+          <w:tcPr>
+            <w:tcW w:type="dxa" w:w="2880"/>
+          </w:tcPr>
+          <w:p>
+            <w:r/>
+            <w:r>
+              <w:rPr>
+                <w:b/>
+                <w:i w:val="0"/>
+              </w:rPr>
+              <w:t>Nháp</w:t>
+            </w:r>
+          </w:p>
+        </w:tc>
+        <w:tc>
+          <w:tcPr>
+            <w:tcW w:type="dxa" w:w="2880"/>
+          </w:tcPr>
+          <w:p>
+            <w:r/>
+            <w:r>
+              <w:rPr>
+                <w:b w:val="0"/>
+                <w:i w:val="0"/>
+              </w:rPr>
+              <w:t>Đang soạn, chưa gửi</w:t>
+            </w:r>
+          </w:p>
+        </w:tc>
+        <w:tc>
+          <w:tcPr>
+            <w:tcW w:type="dxa" w:w="2880"/>
+          </w:tcPr>
+          <w:p>
+            <w:r/>
+            <w:r>
+              <w:rPr>
+                <w:b w:val="0"/>
+                <w:i w:val="0"/>
+              </w:rPr>
+              <w:t>Người lập</w:t>
+            </w:r>
+          </w:p>
+        </w:tc>
+      </w:tr>
+      <w:tr>
+        <w:tc>
+          <w:tcPr>
+            <w:tcW w:type="dxa" w:w="2880"/>
+          </w:tcPr>
+          <w:p>
+            <w:r/>
+            <w:r>
+              <w:rPr>
+                <w:b/>
+                <w:i w:val="0"/>
+              </w:rPr>
+              <w:t>Chờ duyệt</w:t>
+            </w:r>
+          </w:p>
+        </w:tc>
+        <w:tc>
+          <w:tcPr>
+            <w:tcW w:type="dxa" w:w="2880"/>
+          </w:tcPr>
+          <w:p>
+            <w:r/>
+            <w:r>
+              <w:rPr>
+                <w:b w:val="0"/>
+                <w:i w:val="0"/>
+              </w:rPr>
+              <w:t>Đã gửi, gồm cả yêu cầu xin sửa số lượng</w:t>
+            </w:r>
+          </w:p>
+        </w:tc>
+        <w:tc>
+          <w:tcPr>
+            <w:tcW w:type="dxa" w:w="2880"/>
+          </w:tcPr>
+          <w:p>
+            <w:r/>
+            <w:r>
+              <w:rPr>
+                <w:b w:val="0"/>
+                <w:i w:val="0"/>
+              </w:rPr>
+              <w:t>Quản lý bệnh viện</w:t>
+            </w:r>
+          </w:p>
+        </w:tc>
+      </w:tr>
+      <w:tr>
+        <w:tc>
+          <w:tcPr>
+            <w:tcW w:type="dxa" w:w="2880"/>
+          </w:tcPr>
+          <w:p>
+            <w:r/>
+            <w:r>
+              <w:rPr>
+                <w:b/>
+                <w:i w:val="0"/>
+              </w:rPr>
+              <w:t>Đã duyệt</w:t>
+            </w:r>
+          </w:p>
+        </w:tc>
+        <w:tc>
+          <w:tcPr>
+            <w:tcW w:type="dxa" w:w="2880"/>
+          </w:tcPr>
+          <w:p>
+            <w:r/>
+            <w:r>
+              <w:rPr>
+                <w:b w:val="0"/>
+                <w:i w:val="0"/>
+              </w:rPr>
+              <w:t>Quản lý đã duyệt, đơn đã sang Miyano và đang chạy — kể cả khi Miyano còn đang gom giá, hoặc đã giao được một phần</w:t>
+            </w:r>
+          </w:p>
+        </w:tc>
+        <w:tc>
+          <w:tcPr>
+            <w:tcW w:type="dxa" w:w="2880"/>
+          </w:tcPr>
+          <w:p>
+            <w:r/>
+            <w:r>
+              <w:rPr>
+                <w:b w:val="0"/>
+                <w:i w:val="0"/>
+              </w:rPr>
+              <w:t>Miyano</w:t>
+            </w:r>
+          </w:p>
+        </w:tc>
+      </w:tr>
+      <w:tr>
+        <w:tc>
+          <w:tcPr>
+            <w:tcW w:type="dxa" w:w="2880"/>
+          </w:tcPr>
+          <w:p>
+            <w:r/>
+            <w:r>
+              <w:rPr>
+                <w:b/>
+                <w:i w:val="0"/>
+              </w:rPr>
+              <w:t>Chờ báo giá</w:t>
+            </w:r>
+          </w:p>
+        </w:tc>
+        <w:tc>
+          <w:tcPr>
+            <w:tcW w:type="dxa" w:w="2880"/>
+          </w:tcPr>
+          <w:p>
+            <w:r/>
+            <w:r>
+              <w:rPr>
+                <w:b/>
+                <w:i w:val="0"/>
+              </w:rPr>
+              <w:t>Miyano đã báo giá xong và đang chờ bệnh viện trả lời</w:t>
+            </w:r>
+            <w:r>
+              <w:rPr>
+                <w:b w:val="0"/>
+                <w:i w:val="0"/>
+              </w:rPr>
+              <w:t xml:space="preserve"> (hoặc báo giá đã quá hạn)</w:t>
+            </w:r>
+          </w:p>
+        </w:tc>
+        <w:tc>
+          <w:tcPr>
+            <w:tcW w:type="dxa" w:w="2880"/>
+          </w:tcPr>
+          <w:p>
+            <w:r/>
+            <w:r>
+              <w:rPr>
+                <w:b w:val="0"/>
+                <w:i w:val="0"/>
+              </w:rPr>
+              <w:t>Bệnh viện</w:t>
+            </w:r>
+          </w:p>
+        </w:tc>
+      </w:tr>
+      <w:tr>
+        <w:tc>
+          <w:tcPr>
+            <w:tcW w:type="dxa" w:w="2880"/>
+          </w:tcPr>
+          <w:p>
+            <w:r/>
+            <w:r>
+              <w:rPr>
+                <w:b/>
+                <w:i w:val="0"/>
+              </w:rPr>
+              <w:t>Đã giao</w:t>
+            </w:r>
+          </w:p>
+        </w:tc>
+        <w:tc>
+          <w:tcPr>
+            <w:tcW w:type="dxa" w:w="2880"/>
+          </w:tcPr>
+          <w:p>
+            <w:r/>
+            <w:r>
+              <w:rPr>
+                <w:b w:val="0"/>
+                <w:i w:val="0"/>
+              </w:rPr>
+              <w:t>Đã giao đủ, hoặc đơn đã đóng</w:t>
+            </w:r>
+          </w:p>
+        </w:tc>
+        <w:tc>
+          <w:tcPr>
+            <w:tcW w:type="dxa" w:w="2880"/>
+          </w:tcPr>
+          <w:p>
+            <w:r/>
+            <w:r>
+              <w:rPr>
+                <w:b w:val="0"/>
+                <w:i w:val="0"/>
+              </w:rPr>
+              <w:t>—</w:t>
+            </w:r>
+          </w:p>
+        </w:tc>
+      </w:tr>
+      <w:tr>
+        <w:tc>
+          <w:tcPr>
+            <w:tcW w:type="dxa" w:w="2880"/>
+          </w:tcPr>
+          <w:p>
+            <w:r/>
+            <w:r>
+              <w:rPr>
+                <w:b/>
+                <w:i w:val="0"/>
+              </w:rPr>
+              <w:t>Từ chối</w:t>
+            </w:r>
+            <w:r>
+              <w:rPr>
+                <w:b w:val="0"/>
+                <w:i w:val="0"/>
+              </w:rPr>
+              <w:t xml:space="preserve"> · </w:t>
+            </w:r>
+            <w:r>
+              <w:rPr>
+                <w:b/>
+                <w:i w:val="0"/>
+              </w:rPr>
+              <w:t>Đã huỷ</w:t>
+            </w:r>
+          </w:p>
+        </w:tc>
+        <w:tc>
+          <w:tcPr>
+            <w:tcW w:type="dxa" w:w="2880"/>
+          </w:tcPr>
+          <w:p>
+            <w:r/>
+            <w:r>
+              <w:rPr>
+                <w:b w:val="0"/>
+                <w:i w:val="0"/>
+              </w:rPr>
+              <w:t>Hai ngõ cụt, yêu cầu ở lại để truy vết</w:t>
+            </w:r>
+          </w:p>
+        </w:tc>
+        <w:tc>
+          <w:tcPr>
+            <w:tcW w:type="dxa" w:w="2880"/>
+          </w:tcPr>
+          <w:p>
+            <w:r/>
+            <w:r>
+              <w:rPr>
+                <w:b w:val="0"/>
+                <w:i w:val="0"/>
+              </w:rPr>
+              <w:t>—</w:t>
+            </w:r>
+          </w:p>
+        </w:tc>
+      </w:tr>
+    </w:tbl>
+    <w:p/>
+    <w:p>
+      <w:pPr>
+        <w:pStyle w:val="IntenseQuote"/>
+      </w:pPr>
+      <w:r>
+        <w:rPr>
+          <w:b/>
+          <w:i w:val="0"/>
+        </w:rPr>
+        <w:t>Đọc kỹ hai dòng giữa, đây là chỗ hay hiểu ngược.</w:t>
+      </w:r>
+      <w:r>
+        <w:rPr>
+          <w:b w:val="0"/>
+          <w:i w:val="0"/>
+        </w:rPr>
+        <w:t xml:space="preserve"> </w:t>
+      </w:r>
+      <w:r>
+        <w:rPr>
+          <w:b w:val="0"/>
+          <w:i/>
+        </w:rPr>
+        <w:t>"Chờ báo giá"</w:t>
+      </w:r>
+      <w:r>
+        <w:rPr>
+          <w:b w:val="0"/>
+          <w:i w:val="0"/>
+        </w:rPr>
+        <w:t xml:space="preserve"> KHÔNG có nghĩa là đang chờ Miyano ra giá — nó nghĩa là </w:t>
+      </w:r>
+      <w:r>
+        <w:rPr>
+          <w:b/>
+          <w:i w:val="0"/>
+        </w:rPr>
+        <w:t>giá đã về, bệnh viện cần mở yêu cầu ra và trả lời</w:t>
+      </w:r>
+      <w:r>
+        <w:rPr>
+          <w:b w:val="0"/>
+          <w:i w:val="0"/>
+        </w:rPr>
+        <w:t xml:space="preserve">. Một yêu cầu đang chờ Miyano ra giá thì vẫn nằm ở </w:t>
+      </w:r>
+      <w:r>
+        <w:rPr>
+          <w:b w:val="0"/>
+          <w:i/>
+        </w:rPr>
+        <w:t>"Đã duyệt"</w:t>
+      </w:r>
+      <w:r>
+        <w:rPr>
+          <w:b w:val="0"/>
+          <w:i w:val="0"/>
+        </w:rPr>
+        <w:t>. Nói ngược hai dòng này là để bệnh viện ngồi chờ một việc đang thuộc về chính họ.</w:t>
+      </w:r>
+    </w:p>
+    <w:p>
+      <w:r>
+        <w:rPr>
+          <w:b w:val="0"/>
+          <w:i w:val="0"/>
+        </w:rPr>
+        <w:t xml:space="preserve">Trước bản này, một yêu cầu nằm ở màn "Đề xuất mua" khi còn là phiếu rồi </w:t>
+      </w:r>
+      <w:r>
+        <w:rPr>
+          <w:b/>
+          <w:i w:val="0"/>
+        </w:rPr>
+        <w:t>nhảy</w:t>
+      </w:r>
+      <w:r>
+        <w:rPr>
+          <w:b w:val="0"/>
+          <w:i w:val="0"/>
+        </w:rPr>
+        <w:t xml:space="preserve"> sang màn "Đơn hàng của tôi" sau khi quản lý duyệt — muốn tìm lại yêu cầu của chính mình, nhân viên phải đoán trước nó đang ở giai đoạn nào. Nay nó không nhảy đi đâu cả. Các đường dẫn cũ vẫn dùng được, chúng tự chuyển sang màn mới.</w:t>
       </w:r>
     </w:p>
     <w:p>
@@ -2809,6 +3868,83 @@
       </w:r>
     </w:p>
     <w:p>
+      <w:r>
+        <w:rPr>
+          <w:b/>
+          <w:i w:val="0"/>
+        </w:rPr>
+        <w:t>Đơn sinh ra từ một phiếu được duyệt nay MANG CHÍNH MÃ ĐÓ làm số đơn.</w:t>
+      </w:r>
+      <w:r>
+        <w:rPr>
+          <w:b w:val="0"/>
+          <w:i w:val="0"/>
+        </w:rPr>
+        <w:t xml:space="preserve"> Bệnh viện và Miyano gọi tên cùng một chứng từ bằng cùng một mã — hết cảnh khoa đọc mã phiếu còn sales tra số đơn rồi hai bên nói về hai tờ giấy.</w:t>
+      </w:r>
+    </w:p>
+    <w:p>
+      <w:r>
+        <w:rPr>
+          <w:b/>
+          <w:i w:val="0"/>
+        </w:rPr>
+        <w:t>Một ngoại lệ, nhớ cho kỹ:</w:t>
+      </w:r>
+      <w:r>
+        <w:rPr>
+          <w:b w:val="0"/>
+          <w:i w:val="0"/>
+        </w:rPr>
+        <w:t xml:space="preserve"> đơn quản lý </w:t>
+      </w:r>
+      <w:r>
+        <w:rPr>
+          <w:b/>
+          <w:i w:val="0"/>
+        </w:rPr>
+        <w:t>bấm Đặt hàng thẳng</w:t>
+      </w:r>
+      <w:r>
+        <w:rPr>
+          <w:b w:val="0"/>
+          <w:i w:val="0"/>
+        </w:rPr>
+        <w:t xml:space="preserve"> từ màn Đặt hàng vẫn mang số đơn cũ dạng </w:t>
+      </w:r>
+      <w:r>
+        <w:rPr>
+          <w:rFonts w:ascii="Consolas" w:hAnsi="Consolas"/>
+          <w:b w:val="0"/>
+          <w:i w:val="0"/>
+          <w:color w:val="B03030"/>
+          <w:sz w:val="19"/>
+        </w:rPr>
+        <w:t>SAL-ORD-…</w:t>
+      </w:r>
+      <w:r>
+        <w:rPr>
+          <w:b w:val="0"/>
+          <w:i w:val="0"/>
+        </w:rPr>
+        <w:t xml:space="preserve">, còn mã phiếu được ghi kèm bên cạnh làm mã tra cứu. Chỉ đơn đi qua </w:t>
+      </w:r>
+      <w:r>
+        <w:rPr>
+          <w:b/>
+          <w:i w:val="0"/>
+        </w:rPr>
+        <w:t>duyệt</w:t>
+      </w:r>
+      <w:r>
+        <w:rPr>
+          <w:b w:val="0"/>
+          <w:i w:val="0"/>
+        </w:rPr>
+        <w:t xml:space="preserve"> mới lấy mã phiếu làm số đơn. Đừng nói với bệnh viện rằng mọi đơn đều mang mã mới.</w:t>
+      </w:r>
+    </w:p>
+    <w:p>
       <w:pPr>
         <w:pStyle w:val="Heading3"/>
       </w:pPr>
@@ -3208,21 +4344,35 @@
           <w:b w:val="0"/>
           <w:i w:val="0"/>
         </w:rPr>
-        <w:t xml:space="preserve">Quản lý bấm đặt trên giỏ hàng thì </w:t>
+        <w:t xml:space="preserve">Quản lý bấm </w:t>
       </w:r>
       <w:r>
         <w:rPr>
           <w:b/>
           <w:i w:val="0"/>
         </w:rPr>
-        <w:t>vẫn chạy như trước</w:t>
+        <w:t>Đặt hàng</w:t>
       </w:r>
       <w:r>
         <w:rPr>
           <w:b w:val="0"/>
           <w:i w:val="0"/>
         </w:rPr>
-        <w:t xml:space="preserve">, và hệ thống </w:t>
+        <w:t xml:space="preserve"> ở cuối giỏ thì đơn sang Miyano </w:t>
+      </w:r>
+      <w:r>
+        <w:rPr>
+          <w:b/>
+          <w:i w:val="0"/>
+        </w:rPr>
+        <w:t>ngay trong một lần bấm</w:t>
+      </w:r>
+      <w:r>
+        <w:rPr>
+          <w:b w:val="0"/>
+          <w:i w:val="0"/>
+        </w:rPr>
+        <w:t xml:space="preserve"> — họ vốn là người duyệt, bắt họ gửi duyệt rồi tự duyệt là bắt bấm hai lần cho một việc. Hệ thống </w:t>
       </w:r>
       <w:r>
         <w:rPr>
@@ -3256,76 +4406,45 @@
     <w:p>
       <w:r>
         <w:rPr>
+          <w:b/>
+          <w:i w:val="0"/>
+        </w:rPr>
+        <w:t>Đơn quản lý đặt thẳng là đơn của TOÀN VIỆN, không gắn khoa nào.</w:t>
+      </w:r>
+      <w:r>
+        <w:rPr>
           <w:b w:val="0"/>
           <w:i w:val="0"/>
         </w:rPr>
-        <w:t xml:space="preserve">Giỏ hàng của quản lý có ô chọn khoa phòng, mặc định </w:t>
+        <w:t xml:space="preserve"> Màn Đặt hàng không còn ô chọn khoa phòng, nên </w:t>
       </w:r>
       <w:r>
         <w:rPr>
           <w:b/>
           <w:i w:val="0"/>
         </w:rPr>
-        <w:t>Toàn viện</w:t>
+        <w:t>chỉ quản lý nhìn thấy đơn đó</w:t>
       </w:r>
       <w:r>
         <w:rPr>
           <w:b w:val="0"/>
           <w:i w:val="0"/>
         </w:rPr>
-        <w:t>:</w:t>
-      </w:r>
-    </w:p>
-    <w:p>
-      <w:pPr>
-        <w:pStyle w:val="ListBullet"/>
-      </w:pPr>
+        <w:t xml:space="preserve"> — nhân viên của khoa sẽ không thấy đơn quản lý đặt hộ mình, cũng không thấy phiếu giao và hoá đơn của nó. Muốn đơn thuộc về một khoa và khoa đó theo dõi được, để </w:t>
+      </w:r>
+      <w:r>
+        <w:rPr>
+          <w:b/>
+          <w:i w:val="0"/>
+        </w:rPr>
+        <w:t>chính nhân viên khoa</w:t>
+      </w:r>
       <w:r>
         <w:rPr>
           <w:b w:val="0"/>
           <w:i w:val="0"/>
         </w:rPr>
-        <w:t>Chọn một khoa → đơn thuộc khoa đó, nhân viên khoa đó nhìn thấy đơn và mọi phiếu giao, hoá đơn của nó. Dùng khi quản lý đặt hộ một khoa.</w:t>
-      </w:r>
-    </w:p>
-    <w:p>
-      <w:pPr>
-        <w:pStyle w:val="ListBullet"/>
-      </w:pPr>
-      <w:r>
-        <w:rPr>
-          <w:b w:val="0"/>
-          <w:i w:val="0"/>
-        </w:rPr>
-        <w:t xml:space="preserve">Chọn </w:t>
-      </w:r>
-      <w:r>
-        <w:rPr>
-          <w:b/>
-          <w:i w:val="0"/>
-        </w:rPr>
-        <w:t>Toàn viện</w:t>
-      </w:r>
-      <w:r>
-        <w:rPr>
-          <w:b w:val="0"/>
-          <w:i w:val="0"/>
-        </w:rPr>
-        <w:t xml:space="preserve"> → đơn không thuộc khoa nào, </w:t>
-      </w:r>
-      <w:r>
-        <w:rPr>
-          <w:b/>
-          <w:i w:val="0"/>
-        </w:rPr>
-        <w:t>chỉ quản lý thấy</w:t>
-      </w:r>
-      <w:r>
-        <w:rPr>
-          <w:b w:val="0"/>
-          <w:i w:val="0"/>
-        </w:rPr>
-        <w:t>.</w:t>
+        <w:t xml:space="preserve"> lập yêu cầu rồi quản lý duyệt.</w:t>
       </w:r>
     </w:p>
     <w:p>
@@ -3409,7 +4528,7 @@
           <w:b/>
           <w:i w:val="0"/>
         </w:rPr>
-        <w:t>Ba màn đang có trên cổng khách:</w:t>
+        <w:t>Bốn màn của luồng này trên cổng khách:</w:t>
       </w:r>
     </w:p>
     <w:tbl>
@@ -3419,15 +4538,14 @@
         <w:tblLook w:firstColumn="1" w:firstRow="1" w:lastColumn="0" w:lastRow="0" w:noHBand="0" w:noVBand="1" w:val="04A0"/>
       </w:tblPr>
       <w:tblGrid>
-        <w:gridCol w:w="2160"/>
-        <w:gridCol w:w="2160"/>
-        <w:gridCol w:w="2160"/>
-        <w:gridCol w:w="2160"/>
+        <w:gridCol w:w="2880"/>
+        <w:gridCol w:w="2880"/>
+        <w:gridCol w:w="2880"/>
       </w:tblGrid>
       <w:tr>
         <w:tc>
           <w:tcPr>
-            <w:tcW w:type="dxa" w:w="2160"/>
+            <w:tcW w:type="dxa" w:w="2880"/>
           </w:tcPr>
           <w:p>
             <w:r>
@@ -3446,26 +4564,7 @@
         </w:tc>
         <w:tc>
           <w:tcPr>
-            <w:tcW w:type="dxa" w:w="2160"/>
-          </w:tcPr>
-          <w:p>
-            <w:r>
-              <w:rPr>
-                <w:b/>
-              </w:rPr>
-            </w:r>
-            <w:r>
-              <w:rPr>
-                <w:b/>
-                <w:i w:val="0"/>
-              </w:rPr>
-              <w:t>Đường dẫn</w:t>
-            </w:r>
-          </w:p>
-        </w:tc>
-        <w:tc>
-          <w:tcPr>
-            <w:tcW w:type="dxa" w:w="2160"/>
+            <w:tcW w:type="dxa" w:w="2880"/>
           </w:tcPr>
           <w:p>
             <w:r>
@@ -3484,7 +4583,7 @@
         </w:tc>
         <w:tc>
           <w:tcPr>
-            <w:tcW w:type="dxa" w:w="2160"/>
+            <w:tcW w:type="dxa" w:w="2880"/>
           </w:tcPr>
           <w:p>
             <w:r>
@@ -3505,7 +4604,7 @@
       <w:tr>
         <w:tc>
           <w:tcPr>
-            <w:tcW w:type="dxa" w:w="2160"/>
+            <w:tcW w:type="dxa" w:w="2880"/>
           </w:tcPr>
           <w:p>
             <w:r/>
@@ -3514,31 +4613,13 @@
                 <w:b/>
                 <w:i w:val="0"/>
               </w:rPr>
-              <w:t>Đề xuất mua</w:t>
+              <w:t>Đặt hàng</w:t>
             </w:r>
           </w:p>
         </w:tc>
         <w:tc>
           <w:tcPr>
-            <w:tcW w:type="dxa" w:w="2160"/>
-          </w:tcPr>
-          <w:p>
-            <w:r/>
-            <w:r>
-              <w:rPr>
-                <w:rFonts w:ascii="Consolas" w:hAnsi="Consolas"/>
-                <w:b w:val="0"/>
-                <w:i w:val="0"/>
-                <w:color w:val="B03030"/>
-                <w:sz w:val="19"/>
-              </w:rPr>
-              <w:t>/de-xuat</w:t>
-            </w:r>
-          </w:p>
-        </w:tc>
-        <w:tc>
-          <w:tcPr>
-            <w:tcW w:type="dxa" w:w="2160"/>
+            <w:tcW w:type="dxa" w:w="2880"/>
           </w:tcPr>
           <w:p>
             <w:r/>
@@ -3553,7 +4634,7 @@
         </w:tc>
         <w:tc>
           <w:tcPr>
-            <w:tcW w:type="dxa" w:w="2160"/>
+            <w:tcW w:type="dxa" w:w="2880"/>
           </w:tcPr>
           <w:p>
             <w:r/>
@@ -3562,7 +4643,96 @@
                 <w:b w:val="0"/>
                 <w:i w:val="0"/>
               </w:rPr>
-              <w:t xml:space="preserve">Danh sách phiếu — nhân viên khoa thấy phiếu </w:t>
+              <w:t xml:space="preserve">Tìm hàng, bỏ vào giỏ, điền lý do yêu cầu, ngày giao mong muốn, địa chỉ giao — rồi </w:t>
+            </w:r>
+            <w:r>
+              <w:rPr>
+                <w:b/>
+                <w:i w:val="0"/>
+              </w:rPr>
+              <w:t>Gửi duyệt</w:t>
+            </w:r>
+            <w:r>
+              <w:rPr>
+                <w:b w:val="0"/>
+                <w:i w:val="0"/>
+              </w:rPr>
+              <w:t xml:space="preserve"> (nhân viên khoa) hoặc </w:t>
+            </w:r>
+            <w:r>
+              <w:rPr>
+                <w:b/>
+                <w:i w:val="0"/>
+              </w:rPr>
+              <w:t>Đặt hàng</w:t>
+            </w:r>
+            <w:r>
+              <w:rPr>
+                <w:b w:val="0"/>
+                <w:i w:val="0"/>
+              </w:rPr>
+              <w:t xml:space="preserve"> (quản lý). Có nút </w:t>
+            </w:r>
+            <w:r>
+              <w:rPr>
+                <w:b/>
+                <w:i w:val="0"/>
+              </w:rPr>
+              <w:t>Lưu nháp</w:t>
+            </w:r>
+            <w:r>
+              <w:rPr>
+                <w:b w:val="0"/>
+                <w:i w:val="0"/>
+              </w:rPr>
+              <w:t xml:space="preserve"> để soạn dở</w:t>
+            </w:r>
+          </w:p>
+        </w:tc>
+      </w:tr>
+      <w:tr>
+        <w:tc>
+          <w:tcPr>
+            <w:tcW w:type="dxa" w:w="2880"/>
+          </w:tcPr>
+          <w:p>
+            <w:r/>
+            <w:r>
+              <w:rPr>
+                <w:b/>
+                <w:i w:val="0"/>
+              </w:rPr>
+              <w:t>Yêu cầu của tôi</w:t>
+            </w:r>
+          </w:p>
+        </w:tc>
+        <w:tc>
+          <w:tcPr>
+            <w:tcW w:type="dxa" w:w="2880"/>
+          </w:tcPr>
+          <w:p>
+            <w:r/>
+            <w:r>
+              <w:rPr>
+                <w:b w:val="0"/>
+                <w:i w:val="0"/>
+              </w:rPr>
+              <w:t>mọi vai trò</w:t>
+            </w:r>
+          </w:p>
+        </w:tc>
+        <w:tc>
+          <w:tcPr>
+            <w:tcW w:type="dxa" w:w="2880"/>
+          </w:tcPr>
+          <w:p>
+            <w:r/>
+            <w:r>
+              <w:rPr>
+                <w:b w:val="0"/>
+                <w:i w:val="0"/>
+              </w:rPr>
+              <w:t xml:space="preserve">Danh sách gộp — nhân viên khoa thấy yêu cầu </w:t>
             </w:r>
             <w:r>
               <w:rPr>
@@ -3590,7 +4760,7 @@
                 <w:b w:val="0"/>
                 <w:i w:val="0"/>
               </w:rPr>
-              <w:t>. Lọc bằng dải chip trạng thái (</w:t>
+              <w:t>. Lọc bằng dải chip giai đoạn (</w:t>
             </w:r>
             <w:r>
               <w:rPr>
@@ -3600,7 +4770,7 @@
                 <w:color w:val="B03030"/>
                 <w:sz w:val="19"/>
               </w:rPr>
-              <w:t>Tất cả / Nháp / Chờ duyệt / Đã duyệt / Chờ duyệt sửa / Từ chối / Đã huỷ</w:t>
+              <w:t>Tất cả / Nháp / Chờ duyệt / Đã duyệt / Chờ báo giá / Đã giao / Từ chối / Đã huỷ</w:t>
             </w:r>
             <w:r>
               <w:rPr>
@@ -3615,7 +4785,7 @@
       <w:tr>
         <w:tc>
           <w:tcPr>
-            <w:tcW w:type="dxa" w:w="2160"/>
+            <w:tcW w:type="dxa" w:w="2880"/>
           </w:tcPr>
           <w:p>
             <w:r/>
@@ -3630,25 +4800,7 @@
         </w:tc>
         <w:tc>
           <w:tcPr>
-            <w:tcW w:type="dxa" w:w="2160"/>
-          </w:tcPr>
-          <w:p>
-            <w:r/>
-            <w:r>
-              <w:rPr>
-                <w:rFonts w:ascii="Consolas" w:hAnsi="Consolas"/>
-                <w:b w:val="0"/>
-                <w:i w:val="0"/>
-                <w:color w:val="B03030"/>
-                <w:sz w:val="19"/>
-              </w:rPr>
-              <w:t>/duyet</w:t>
-            </w:r>
-          </w:p>
-        </w:tc>
-        <w:tc>
-          <w:tcPr>
-            <w:tcW w:type="dxa" w:w="2160"/>
+            <w:tcW w:type="dxa" w:w="2880"/>
           </w:tcPr>
           <w:p>
             <w:r/>
@@ -3663,7 +4815,7 @@
         </w:tc>
         <w:tc>
           <w:tcPr>
-            <w:tcW w:type="dxa" w:w="2160"/>
+            <w:tcW w:type="dxa" w:w="2880"/>
           </w:tcPr>
           <w:p>
             <w:r/>
@@ -3706,7 +4858,7 @@
                 <w:b w:val="0"/>
                 <w:i w:val="0"/>
               </w:rPr>
-              <w:t>, lọc theo khoa phòng. Con số trên mục menu là số phiếu đang chờ</w:t>
+              <w:t>, lọc theo khoa phòng. Con số trên mục menu là số yêu cầu đang chờ</w:t>
             </w:r>
           </w:p>
         </w:tc>
@@ -3714,7 +4866,7 @@
       <w:tr>
         <w:tc>
           <w:tcPr>
-            <w:tcW w:type="dxa" w:w="2160"/>
+            <w:tcW w:type="dxa" w:w="2880"/>
           </w:tcPr>
           <w:p>
             <w:r/>
@@ -3723,31 +4875,13 @@
                 <w:b/>
                 <w:i w:val="0"/>
               </w:rPr>
-              <w:t>Chi tiết phiếu</w:t>
+              <w:t>Chi tiết yêu cầu</w:t>
             </w:r>
           </w:p>
         </w:tc>
         <w:tc>
           <w:tcPr>
-            <w:tcW w:type="dxa" w:w="2160"/>
-          </w:tcPr>
-          <w:p>
-            <w:r/>
-            <w:r>
-              <w:rPr>
-                <w:rFonts w:ascii="Consolas" w:hAnsi="Consolas"/>
-                <w:b w:val="0"/>
-                <w:i w:val="0"/>
-                <w:color w:val="B03030"/>
-                <w:sz w:val="19"/>
-              </w:rPr>
-              <w:t>/de-xuat/&lt;mã&gt;</w:t>
-            </w:r>
-          </w:p>
-        </w:tc>
-        <w:tc>
-          <w:tcPr>
-            <w:tcW w:type="dxa" w:w="2160"/>
+            <w:tcW w:type="dxa" w:w="2880"/>
           </w:tcPr>
           <w:p>
             <w:r/>
@@ -3756,13 +4890,13 @@
                 <w:b w:val="0"/>
                 <w:i w:val="0"/>
               </w:rPr>
-              <w:t>ai mở được phiếu đó</w:t>
+              <w:t>ai mở được yêu cầu đó</w:t>
             </w:r>
           </w:p>
         </w:tc>
         <w:tc>
           <w:tcPr>
-            <w:tcW w:type="dxa" w:w="2160"/>
+            <w:tcW w:type="dxa" w:w="2880"/>
           </w:tcPr>
           <w:p>
             <w:r/>
@@ -3771,7 +4905,7 @@
                 <w:b w:val="0"/>
                 <w:i w:val="0"/>
               </w:rPr>
-              <w:t>Đầu phiếu (truy vết), bảng dòng hàng, và thanh nút hành động theo trạng thái + vai trò</w:t>
+              <w:t>Đầu phiếu (truy vết), bảng dòng hàng kèm nhãn giá từng dòng, và thanh nút hành động theo trạng thái + vai trò</w:t>
             </w:r>
           </w:p>
         </w:tc>
@@ -3784,6 +4918,78 @@
           <w:b/>
           <w:i w:val="0"/>
         </w:rPr>
+        <w:t>Toàn bộ menu của khách nay còn 8 mục</w:t>
+      </w:r>
+      <w:r>
+        <w:rPr>
+          <w:b w:val="0"/>
+          <w:i w:val="0"/>
+        </w:rPr>
+        <w:t xml:space="preserve"> (7 với nhân viên khoa — họ không có mục </w:t>
+      </w:r>
+      <w:r>
+        <w:rPr>
+          <w:b w:val="0"/>
+          <w:i/>
+        </w:rPr>
+        <w:t>Duyệt</w:t>
+      </w:r>
+      <w:r>
+        <w:rPr>
+          <w:b w:val="0"/>
+          <w:i w:val="0"/>
+        </w:rPr>
+        <w:t xml:space="preserve">): Tổng quan · Đặt hàng · Yêu cầu của tôi · Duyệt · Kho của tôi · Hoá đơn &amp; công nợ · Thông báo · Hồ sơ đơn vị. Ba mục cũ </w:t>
+      </w:r>
+      <w:r>
+        <w:rPr>
+          <w:b w:val="0"/>
+          <w:i/>
+        </w:rPr>
+        <w:t>Giỏ hàng</w:t>
+      </w:r>
+      <w:r>
+        <w:rPr>
+          <w:b w:val="0"/>
+          <w:i w:val="0"/>
+        </w:rPr>
+        <w:t xml:space="preserve">, </w:t>
+      </w:r>
+      <w:r>
+        <w:rPr>
+          <w:b w:val="0"/>
+          <w:i/>
+        </w:rPr>
+        <w:t>Đơn hàng của tôi</w:t>
+      </w:r>
+      <w:r>
+        <w:rPr>
+          <w:b w:val="0"/>
+          <w:i w:val="0"/>
+        </w:rPr>
+        <w:t xml:space="preserve">, </w:t>
+      </w:r>
+      <w:r>
+        <w:rPr>
+          <w:b w:val="0"/>
+          <w:i/>
+        </w:rPr>
+        <w:t>Đề xuất mua</w:t>
+      </w:r>
+      <w:r>
+        <w:rPr>
+          <w:b w:val="0"/>
+          <w:i w:val="0"/>
+        </w:rPr>
+        <w:t xml:space="preserve"> đã biến mất; đường dẫn cũ của chúng tự chuyển sang màn mới nên link trong thông báo đã gửi đi và bookmark của khách vẫn dùng được.</w:t>
+      </w:r>
+    </w:p>
+    <w:p>
+      <w:r>
+        <w:rPr>
+          <w:b/>
+          <w:i w:val="0"/>
+        </w:rPr>
         <w:t>Quản lý sửa số lượng rồi duyệt — thao tác chính, làm ở màn chi tiết:</w:t>
       </w:r>
     </w:p>
@@ -4153,59 +5359,12 @@
       </w:r>
     </w:p>
     <w:p>
-      <w:pPr>
-        <w:pStyle w:val="IntenseQuote"/>
-      </w:pPr>
-      <w:r>
-        <w:rPr>
-          <w:b/>
-          <w:i w:val="0"/>
-        </w:rPr>
-        <w:t>Ba màn này hôm nay CHỈ ĐỌC VÀ DUYỆT.</w:t>
-      </w:r>
       <w:r>
         <w:rPr>
           <w:b w:val="0"/>
           <w:i w:val="0"/>
         </w:rPr>
-        <w:t xml:space="preserve"> Không có màn lập phiếu trên cổng — xem §7 mục 2. Nghĩa là chuỗi đầy đủ "nhân viên khoa tự lập phiếu → gửi duyệt → quản lý duyệt" </w:t>
-      </w:r>
-      <w:r>
-        <w:rPr>
-          <w:b/>
-          <w:i w:val="0"/>
-        </w:rPr>
-        <w:t>chưa chạy được từ đầu đến cuối trên cổng</w:t>
-      </w:r>
-      <w:r>
-        <w:rPr>
-          <w:b w:val="0"/>
-          <w:i w:val="0"/>
-        </w:rPr>
-        <w:t xml:space="preserve">: phần "quản lý duyệt" đã có màn, phần "nhân viên lập" thì chưa. Nếu bệnh viện hỏi "chúng tôi bắt đầu dùng được chưa", câu trả lời đúng là </w:t>
-      </w:r>
-      <w:r>
-        <w:rPr>
-          <w:b w:val="0"/>
-          <w:i/>
-        </w:rPr>
-        <w:t>chưa trọn vẹn</w:t>
-      </w:r>
-      <w:r>
-        <w:rPr>
-          <w:b w:val="0"/>
-          <w:i w:val="0"/>
-        </w:rPr>
-        <w:t>.</w:t>
-      </w:r>
-    </w:p>
-    <w:p>
-      <w:r>
-        <w:rPr>
-          <w:b w:val="0"/>
-          <w:i w:val="0"/>
-        </w:rPr>
-        <w:t xml:space="preserve">Ngoài ra màn chi tiết </w:t>
+        <w:t xml:space="preserve">Màn chi tiết </w:t>
       </w:r>
       <w:r>
         <w:rPr>
@@ -5540,152 +6699,14 @@
           <w:b/>
           <w:i w:val="0"/>
         </w:rPr>
-        <w:t>Màn hình luồng duyệt mới dựng được một nửa: đọc và duyệt, CHƯA lập phiếu.</w:t>
+        <w:t>Quản lý bệnh viện chưa có màn hình quản lý thành viên.</w:t>
       </w:r>
       <w:r>
         <w:rPr>
           <w:b w:val="0"/>
           <w:i w:val="0"/>
         </w:rPr>
-        <w:t xml:space="preserve"> Hai màn </w:t>
-      </w:r>
-      <w:r>
-        <w:rPr>
-          <w:rFonts w:ascii="Consolas" w:hAnsi="Consolas"/>
-          <w:b w:val="0"/>
-          <w:i w:val="0"/>
-          <w:color w:val="B03030"/>
-          <w:sz w:val="19"/>
-        </w:rPr>
-        <w:t>/de-xuat</w:t>
-      </w:r>
-      <w:r>
-        <w:rPr>
-          <w:b w:val="0"/>
-          <w:i w:val="0"/>
-        </w:rPr>
-        <w:t xml:space="preserve"> (danh sách phiếu) và </w:t>
-      </w:r>
-      <w:r>
-        <w:rPr>
-          <w:rFonts w:ascii="Consolas" w:hAnsi="Consolas"/>
-          <w:b w:val="0"/>
-          <w:i w:val="0"/>
-          <w:color w:val="B03030"/>
-          <w:sz w:val="19"/>
-        </w:rPr>
-        <w:t>/duyet</w:t>
-      </w:r>
-      <w:r>
-        <w:rPr>
-          <w:b w:val="0"/>
-          <w:i w:val="0"/>
-        </w:rPr>
-        <w:t xml:space="preserve"> (hàng chờ của quản lý) cùng màn chi tiết phiếu đã có trên cổng — xem §4, mục "Thao tác trên màn hình". Còn thiếu:</w:t>
-      </w:r>
-    </w:p>
-    <w:p>
-      <w:pPr>
-        <w:pStyle w:val="ListBullet"/>
-      </w:pPr>
-      <w:r>
-        <w:rPr>
-          <w:b/>
-          <w:i w:val="0"/>
-        </w:rPr>
-        <w:t>Màn LẬP phiếu đề xuất chưa có.</w:t>
-      </w:r>
-      <w:r>
-        <w:rPr>
-          <w:b w:val="0"/>
-          <w:i w:val="0"/>
-        </w:rPr>
-        <w:t xml:space="preserve"> Đây là chỗ dễ đọc nhầm nhất, nên nói thẳng: </w:t>
-      </w:r>
-      <w:r>
-        <w:rPr>
-          <w:b/>
-          <w:i w:val="0"/>
-        </w:rPr>
-        <w:t>hôm nay không ai lập được phiếu đề xuất từ cổng khách.</w:t>
-      </w:r>
-      <w:r>
-        <w:rPr>
-          <w:b w:val="0"/>
-          <w:i w:val="0"/>
-        </w:rPr>
-        <w:t xml:space="preserve"> Nhân viên khoa bấm đặt trên giỏ hàng thì bị chặn (đúng thiết kế), mà cũng chưa có nút "Lập phiếu" nào thay thế. Phiếu chỉ vào hệ thống bằng hai đường: quản lý đặt hàng qua giỏ (hệ thống tự lập một phiếu </w:t>
-      </w:r>
-      <w:r>
-        <w:rPr>
-          <w:b/>
-          <w:i w:val="0"/>
-        </w:rPr>
-        <w:t>đã duyệt</w:t>
-      </w:r>
-      <w:r>
-        <w:rPr>
-          <w:b w:val="0"/>
-          <w:i w:val="0"/>
-        </w:rPr>
-        <w:t xml:space="preserve"> đứng sau, §4), hoặc nhân viên Miyano tạo trên Desk. </w:t>
-      </w:r>
-      <w:r>
-        <w:rPr>
-          <w:b/>
-          <w:i w:val="0"/>
-        </w:rPr>
-        <w:t>Đừng hứa với bệnh viện rằng luồng đã chạy trọn vẹn</w:t>
-      </w:r>
-      <w:r>
-        <w:rPr>
-          <w:b w:val="0"/>
-          <w:i w:val="0"/>
-        </w:rPr>
-        <w:t xml:space="preserve"> — chừng nào màn lập phiếu chưa có, vòng "khoa đề xuất → quản lý duyệt" chưa khép kín trên cổng.</w:t>
-      </w:r>
-    </w:p>
-    <w:p>
-      <w:pPr>
-        <w:pStyle w:val="ListBullet"/>
-      </w:pPr>
-      <w:r>
-        <w:rPr>
-          <w:b/>
-          <w:i w:val="0"/>
-        </w:rPr>
-        <w:t xml:space="preserve">Màn </w:t>
-      </w:r>
-      <w:r>
-        <w:rPr>
-          <w:rFonts w:ascii="Consolas" w:hAnsi="Consolas"/>
-          <w:b/>
-          <w:i w:val="0"/>
-          <w:color w:val="B03030"/>
-          <w:sz w:val="19"/>
-        </w:rPr>
-        <w:t>/thanh-vien</w:t>
-      </w:r>
-      <w:r>
-        <w:rPr>
-          <w:b w:val="0"/>
-          <w:i w:val="0"/>
-        </w:rPr>
-        <w:t xml:space="preserve"> (quản lý tự gán khoa cho nhân viên) và </w:t>
-      </w:r>
-      <w:r>
-        <w:rPr>
-          <w:b/>
-          <w:i w:val="0"/>
-        </w:rPr>
-        <w:t>ô tìm theo tên vật tư</w:t>
-      </w:r>
-      <w:r>
-        <w:rPr>
-          <w:b w:val="0"/>
-          <w:i w:val="0"/>
-        </w:rPr>
-        <w:t xml:space="preserve"> chưa dựng.</w:t>
+        <w:t xml:space="preserve"> Vòng "khoa yêu cầu → quản lý duyệt → đơn sang Miyano" đã khép kín trên cổng (§4), nhưng việc gán khoa và bật/tắt thành viên thì quản lý bệnh viện chưa tự làm được — Miyano vẫn làm hộ trên Desk.</w:t>
       </w:r>
     </w:p>
     <w:p>
@@ -5757,6 +6778,58 @@
           <w:i w:val="0"/>
         </w:rPr>
         <w:t xml:space="preserve"> Nội dung thông báo thì đã lọc — chỉ riêng con số trên huy hiệu là đếm chung.</w:t>
+      </w:r>
+    </w:p>
+    <w:p>
+      <w:pPr>
+        <w:pStyle w:val="ListNumber"/>
+      </w:pPr>
+      <w:r>
+        <w:rPr>
+          <w:b/>
+          <w:i w:val="0"/>
+        </w:rPr>
+        <w:t>Không tách đơn theo tình trạng giá.</w:t>
+      </w:r>
+      <w:r>
+        <w:rPr>
+          <w:b w:val="0"/>
+          <w:i w:val="0"/>
+        </w:rPr>
+        <w:t xml:space="preserve"> Đơn trộn hàng có giá và hàng chưa có giá đi </w:t>
+      </w:r>
+      <w:r>
+        <w:rPr>
+          <w:b/>
+          <w:i w:val="0"/>
+        </w:rPr>
+        <w:t>một</w:t>
+      </w:r>
+      <w:r>
+        <w:rPr>
+          <w:b w:val="0"/>
+          <w:i w:val="0"/>
+        </w:rPr>
+        <w:t xml:space="preserve"> vòng báo giá, cả đơn cùng chờ (§4). Khoa muốn phần có giá đi trước thì tự đặt thành hai yêu cầu.</w:t>
+      </w:r>
+    </w:p>
+    <w:p>
+      <w:pPr>
+        <w:pStyle w:val="ListNumber"/>
+      </w:pPr>
+      <w:r>
+        <w:rPr>
+          <w:b/>
+          <w:i w:val="0"/>
+        </w:rPr>
+        <w:t>Quản lý không chọn được khoa khi đặt hàng thẳng.</w:t>
+      </w:r>
+      <w:r>
+        <w:rPr>
+          <w:b w:val="0"/>
+          <w:i w:val="0"/>
+        </w:rPr>
+        <w:t xml:space="preserve"> Đơn họ bấm đặt luôn là đơn toàn viện; muốn đơn thuộc về một khoa thì để nhân viên khoa lập yêu cầu rồi duyệt.</w:t>
       </w:r>
     </w:p>
     <w:p>
@@ -6979,19 +8052,40 @@
                 <w:b w:val="0"/>
                 <w:i w:val="0"/>
               </w:rPr>
-              <w:t xml:space="preserve">). Tên đơn trên hệ thống </w:t>
+              <w:t xml:space="preserve">). Đơn sinh ra </w:t>
             </w:r>
             <w:r>
               <w:rPr>
                 <w:b/>
                 <w:i w:val="0"/>
               </w:rPr>
-              <w:t xml:space="preserve">vẫn là </w:t>
+              <w:t>từ một phiếu được duyệt</w:t>
+            </w:r>
+            <w:r>
+              <w:rPr>
+                <w:b w:val="0"/>
+                <w:i w:val="0"/>
+              </w:rPr>
+              <w:t xml:space="preserve"> lấy luôn mã này làm tên đơn. Đơn quản lý </w:t>
+            </w:r>
+            <w:r>
+              <w:rPr>
+                <w:b/>
+                <w:i w:val="0"/>
+              </w:rPr>
+              <w:t>đặt thẳng</w:t>
+            </w:r>
+            <w:r>
+              <w:rPr>
+                <w:b w:val="0"/>
+                <w:i w:val="0"/>
+              </w:rPr>
+              <w:t xml:space="preserve"> giữ tên </w:t>
             </w:r>
             <w:r>
               <w:rPr>
                 <w:rFonts w:ascii="Consolas" w:hAnsi="Consolas"/>
-                <w:b/>
+                <w:b w:val="0"/>
                 <w:i w:val="0"/>
                 <w:color w:val="B03030"/>
                 <w:sz w:val="19"/>
@@ -7003,7 +8097,7 @@
                 <w:b w:val="0"/>
                 <w:i w:val="0"/>
               </w:rPr>
-              <w:t xml:space="preserve"> — Miyano thấy cả hai, khách thấy mã của họ</w:t>
+              <w:t xml:space="preserve"> và chỉ mang mã này bên cạnh</w:t>
             </w:r>
           </w:p>
         </w:tc>

--- a/docs/HDSD-phan-quyen-khoa-phong.docx
+++ b/docs/HDSD-phan-quyen-khoa-phong.docx
@@ -6511,17 +6511,85 @@
     <w:p>
       <w:r>
         <w:rPr>
+          <w:b w:val="0"/>
+          <w:i w:val="0"/>
+        </w:rPr>
+        <w:t xml:space="preserve">Ba cột trên là của </w:t>
+      </w:r>
+      <w:r>
+        <w:rPr>
           <w:b/>
           <w:i w:val="0"/>
         </w:rPr>
-        <w:t>Bản này có hai patch, không phải một.</w:t>
+        <w:t>bản phân quyền khoa phòng</w:t>
       </w:r>
       <w:r>
         <w:rPr>
           <w:b w:val="0"/>
           <w:i w:val="0"/>
         </w:rPr>
-        <w:t xml:space="preserve"> Patch cũ thêm cột khoa phòng; patch mới (</w:t>
+        <w:t xml:space="preserve">. Thiếu chúng thì chốt "nhân viên không sửa số lượng sau khi đã duyệt" </w:t>
+      </w:r>
+      <w:r>
+        <w:rPr>
+          <w:b/>
+          <w:i w:val="0"/>
+        </w:rPr>
+        <w:t>không có gì để đọc</w:t>
+      </w:r>
+      <w:r>
+        <w:rPr>
+          <w:b w:val="0"/>
+          <w:i w:val="0"/>
+        </w:rPr>
+        <w:t xml:space="preserve"> — hệ thống sẽ </w:t>
+      </w:r>
+      <w:r>
+        <w:rPr>
+          <w:b/>
+          <w:i w:val="0"/>
+        </w:rPr>
+        <w:t>chặn nhân viên khoa</w:t>
+      </w:r>
+      <w:r>
+        <w:rPr>
+          <w:b w:val="0"/>
+          <w:i w:val="0"/>
+        </w:rPr>
+        <w:t xml:space="preserve"> kèm thông báo "Hệ thống chưa hoàn tất cập nhật", chứ không mở toang. An toàn, nhưng họ không làm việc được cho tới khi anh chạy migrate.</w:t>
+      </w:r>
+    </w:p>
+    <w:p>
+      <w:pPr>
+        <w:pStyle w:val="IntenseQuote"/>
+      </w:pPr>
+      <w:r>
+        <w:rPr>
+          <w:b/>
+          <w:i w:val="0"/>
+        </w:rPr>
+        <w:t>Truy vấn trên chỉ kiểm bản phân quyền, không kiểm bản anh đang cài.</w:t>
+      </w:r>
+      <w:r>
+        <w:rPr>
+          <w:b w:val="0"/>
+          <w:i w:val="0"/>
+        </w:rPr>
+        <w:t xml:space="preserve"> Mỗi bản sau lại thêm cột và bản vá riêng. Cách kiểm đúng cho </w:t>
+      </w:r>
+      <w:r>
+        <w:rPr>
+          <w:b/>
+          <w:i w:val="0"/>
+        </w:rPr>
+        <w:t>mọi</w:t>
+      </w:r>
+      <w:r>
+        <w:rPr>
+          <w:b w:val="0"/>
+          <w:i w:val="0"/>
+        </w:rPr>
+        <w:t xml:space="preserve"> bản: sau khi migrate, mở </w:t>
       </w:r>
       <w:r>
         <w:rPr>
@@ -6531,42 +6599,45 @@
           <w:color w:val="B03030"/>
           <w:sz w:val="19"/>
         </w:rPr>
-        <w:t>v1_24</w:t>
+        <w:t>tabPatch Log</w:t>
       </w:r>
       <w:r>
         <w:rPr>
           <w:b w:val="0"/>
           <w:i w:val="0"/>
         </w:rPr>
-        <w:t xml:space="preserve">) thêm hai cột trỏ về phiếu đề xuất và mã tra cứu. Thiếu patch mới thì chốt "nhân viên không sửa số lượng sau khi đã duyệt" </w:t>
+        <w:t xml:space="preserve"> và xác nhận </w:t>
       </w:r>
       <w:r>
         <w:rPr>
           <w:b/>
           <w:i w:val="0"/>
         </w:rPr>
-        <w:t>không có gì để đọc</w:t>
+        <w:t>mọi</w:t>
       </w:r>
       <w:r>
         <w:rPr>
           <w:b w:val="0"/>
           <w:i w:val="0"/>
         </w:rPr>
-        <w:t xml:space="preserve"> — hệ thống sẽ </w:t>
-      </w:r>
-      <w:r>
-        <w:rPr>
-          <w:b/>
-          <w:i w:val="0"/>
-        </w:rPr>
-        <w:t>chặn nhân viên khoa</w:t>
-      </w:r>
-      <w:r>
-        <w:rPr>
+        <w:t xml:space="preserve"> bản vá của bản đang cài đều có một dòng và </w:t>
+      </w:r>
+      <w:r>
+        <w:rPr>
+          <w:rFonts w:ascii="Consolas" w:hAnsi="Consolas"/>
           <w:b w:val="0"/>
           <w:i w:val="0"/>
-        </w:rPr>
-        <w:t xml:space="preserve"> kèm thông báo "Hệ thống chưa hoàn tất cập nhật", chứ không mở toang. An toàn, nhưng họ không làm việc được cho tới khi anh chạy migrate.</w:t>
+          <w:color w:val="B03030"/>
+          <w:sz w:val="19"/>
+        </w:rPr>
+        <w:t>skipped = 0</w:t>
+      </w:r>
+      <w:r>
+        <w:rPr>
+          <w:b w:val="0"/>
+          <w:i w:val="0"/>
+        </w:rPr>
+        <w:t>. Danh sách bản vá của một bản nằm trong ghi chú phát hành của chính bản đó — đừng dựa vào truy vấn cố định ở đây.</w:t>
       </w:r>
     </w:p>
     <w:p>

--- a/docs/HDSD-phan-quyen-khoa-phong.docx
+++ b/docs/HDSD-phan-quyen-khoa-phong.docx
@@ -3490,7 +3490,7 @@
                 <w:b/>
                 <w:i w:val="0"/>
               </w:rPr>
-              <w:t>Chờ báo giá</w:t>
+              <w:t>Chờ quý vị đồng ý</w:t>
             </w:r>
           </w:p>
         </w:tc>
@@ -3651,56 +3651,77 @@
           <w:b/>
           <w:i w:val="0"/>
         </w:rPr>
-        <w:t>Đọc kỹ hai dòng giữa, đây là chỗ hay hiểu ngược.</w:t>
+        <w:t>Đọc kỹ hai dòng giữa.</w:t>
       </w:r>
       <w:r>
         <w:rPr>
           <w:b w:val="0"/>
           <w:i w:val="0"/>
         </w:rPr>
-        <w:t xml:space="preserve"> </w:t>
+        <w:t xml:space="preserve"> Một yêu cầu </w:t>
+      </w:r>
+      <w:r>
+        <w:rPr>
+          <w:b/>
+          <w:i w:val="0"/>
+        </w:rPr>
+        <w:t>đang chờ Miyano ra giá</w:t>
+      </w:r>
+      <w:r>
+        <w:rPr>
+          <w:b w:val="0"/>
+          <w:i w:val="0"/>
+        </w:rPr>
+        <w:t xml:space="preserve"> nằm ở </w:t>
       </w:r>
       <w:r>
         <w:rPr>
           <w:b w:val="0"/>
           <w:i/>
         </w:rPr>
-        <w:t>"Chờ báo giá"</w:t>
+        <w:t>"Đã duyệt"</w:t>
       </w:r>
       <w:r>
         <w:rPr>
           <w:b w:val="0"/>
           <w:i w:val="0"/>
         </w:rPr>
-        <w:t xml:space="preserve"> KHÔNG có nghĩa là đang chờ Miyano ra giá — nó nghĩa là </w:t>
-      </w:r>
-      <w:r>
-        <w:rPr>
-          <w:b/>
-          <w:i w:val="0"/>
-        </w:rPr>
-        <w:t>giá đã về, bệnh viện cần mở yêu cầu ra và trả lời</w:t>
-      </w:r>
-      <w:r>
-        <w:rPr>
-          <w:b w:val="0"/>
-          <w:i w:val="0"/>
-        </w:rPr>
-        <w:t xml:space="preserve">. Một yêu cầu đang chờ Miyano ra giá thì vẫn nằm ở </w:t>
+        <w:t xml:space="preserve"> — cùng chỗ với yêu cầu đã có giá và đang chạy. </w:t>
       </w:r>
       <w:r>
         <w:rPr>
           <w:b w:val="0"/>
           <w:i/>
         </w:rPr>
-        <w:t>"Đã duyệt"</w:t>
+        <w:t>"Chờ quý vị đồng ý"</w:t>
       </w:r>
       <w:r>
         <w:rPr>
           <w:b w:val="0"/>
           <w:i w:val="0"/>
         </w:rPr>
-        <w:t>. Nói ngược hai dòng này là để bệnh viện ngồi chờ một việc đang thuộc về chính họ.</w:t>
+        <w:t xml:space="preserve"> là bước SAU đó: </w:t>
+      </w:r>
+      <w:r>
+        <w:rPr>
+          <w:b/>
+          <w:i w:val="0"/>
+        </w:rPr>
+        <w:t>giá đã về, bệnh viện cần mở yêu cầu ra và trả lời.</w:t>
+      </w:r>
+      <w:r>
+        <w:rPr>
+          <w:b w:val="0"/>
+          <w:i w:val="0"/>
+        </w:rPr>
+        <w:t xml:space="preserve"> Nói ngược hai dòng này là để bệnh viện ngồi chờ một việc đang thuộc về chính họ. </w:t>
+      </w:r>
+      <w:r>
+        <w:rPr>
+          <w:b w:val="0"/>
+          <w:i/>
+        </w:rPr>
+        <w:t>(Giai đoạn này trước đây tên "Chờ báo giá" — cái tên đó đọc như đang chờ Miyano, đúng ngược chiều việc, và là lý do chủ đầu tư cho đổi tên ngày 26/08/2026. Link cũ mang tên cũ vẫn mở đúng chip.)</w:t>
       </w:r>
     </w:p>
     <w:p>
@@ -4770,7 +4791,7 @@
                 <w:color w:val="B03030"/>
                 <w:sz w:val="19"/>
               </w:rPr>
-              <w:t>Tất cả / Nháp / Chờ duyệt / Đã duyệt / Chờ báo giá / Đã giao / Từ chối / Đã huỷ</w:t>
+              <w:t>Tất cả / Nháp / Chờ duyệt / Đã duyệt / Chờ quý vị đồng ý / Đã giao / Từ chối / Đã huỷ</w:t>
             </w:r>
             <w:r>
               <w:rPr>
